--- a/manual apache atlas.docx
+++ b/manual apache atlas.docx
@@ -1,6 +1,6 @@
 
 <file path=word/document.xml><?xml version="1.0" encoding="utf-8"?>
-<w:document xmlns:wpc="http://schemas.microsoft.com/office/word/2010/wordprocessingCanvas" xmlns:mc="http://schemas.openxmlformats.org/markup-compatibility/2006" xmlns:o="urn:schemas-microsoft-com:office:office" xmlns:r="http://schemas.openxmlformats.org/officeDocument/2006/relationships" xmlns:m="http://schemas.openxmlformats.org/officeDocument/2006/math" xmlns:v="urn:schemas-microsoft-com:vml" xmlns:wp14="http://schemas.microsoft.com/office/word/2010/wordprocessingDrawing" xmlns:wp="http://schemas.openxmlformats.org/drawingml/2006/wordprocessingDrawing" xmlns:w10="urn:schemas-microsoft-com:office:word" xmlns:w="http://schemas.openxmlformats.org/wordprocessingml/2006/main" xmlns:w14="http://schemas.microsoft.com/office/word/2010/wordml" xmlns:w15="http://schemas.microsoft.com/office/word/2012/wordml" xmlns:wpg="http://schemas.microsoft.com/office/word/2010/wordprocessingGroup" xmlns:wpi="http://schemas.microsoft.com/office/word/2010/wordprocessingInk" xmlns:wne="http://schemas.microsoft.com/office/word/2006/wordml" xmlns:wps="http://schemas.microsoft.com/office/word/2010/wordprocessingShape" mc:Ignorable="w14 w15 wp14">
+<w:document xmlns:wpc="http://schemas.microsoft.com/office/word/2010/wordprocessingCanvas" xmlns:cx="http://schemas.microsoft.com/office/drawing/2014/chartex" xmlns:cx1="http://schemas.microsoft.com/office/drawing/2015/9/8/chartex" xmlns:cx2="http://schemas.microsoft.com/office/drawing/2015/10/21/chartex" xmlns:cx3="http://schemas.microsoft.com/office/drawing/2016/5/9/chartex" xmlns:cx4="http://schemas.microsoft.com/office/drawing/2016/5/10/chartex" xmlns:cx5="http://schemas.microsoft.com/office/drawing/2016/5/11/chartex" xmlns:cx6="http://schemas.microsoft.com/office/drawing/2016/5/12/chartex" xmlns:cx7="http://schemas.microsoft.com/office/drawing/2016/5/13/chartex" xmlns:cx8="http://schemas.microsoft.com/office/drawing/2016/5/14/chartex" xmlns:mc="http://schemas.openxmlformats.org/markup-compatibility/2006" xmlns:aink="http://schemas.microsoft.com/office/drawing/2016/ink" xmlns:am3d="http://schemas.microsoft.com/office/drawing/2017/model3d" xmlns:o="urn:schemas-microsoft-com:office:office" xmlns:oel="http://schemas.microsoft.com/office/2019/extlst" xmlns:r="http://schemas.openxmlformats.org/officeDocument/2006/relationships" xmlns:m="http://schemas.openxmlformats.org/officeDocument/2006/math" xmlns:v="urn:schemas-microsoft-com:vml" xmlns:wp14="http://schemas.microsoft.com/office/word/2010/wordprocessingDrawing" xmlns:wp="http://schemas.openxmlformats.org/drawingml/2006/wordprocessingDrawing" xmlns:w10="urn:schemas-microsoft-com:office:word" xmlns:w="http://schemas.openxmlformats.org/wordprocessingml/2006/main" xmlns:w14="http://schemas.microsoft.com/office/word/2010/wordml" xmlns:w15="http://schemas.microsoft.com/office/word/2012/wordml" xmlns:w16cex="http://schemas.microsoft.com/office/word/2018/wordml/cex" xmlns:w16cid="http://schemas.microsoft.com/office/word/2016/wordml/cid" xmlns:w16="http://schemas.microsoft.com/office/word/2018/wordml" xmlns:w16sdtdh="http://schemas.microsoft.com/office/word/2020/wordml/sdtdatahash" xmlns:w16se="http://schemas.microsoft.com/office/word/2015/wordml/symex" xmlns:wpg="http://schemas.microsoft.com/office/word/2010/wordprocessingGroup" xmlns:wpi="http://schemas.microsoft.com/office/word/2010/wordprocessingInk" xmlns:wne="http://schemas.microsoft.com/office/word/2006/wordml" xmlns:wps="http://schemas.microsoft.com/office/word/2010/wordprocessingShape" mc:Ignorable="w14 w15 w16se w16cid w16 w16cex w16sdtdh wp14">
   <w:body>
     <w:p>
       <w:pPr>
@@ -15,179 +15,104 @@
           <w:sz w:val="22"/>
           <w:szCs w:val="22"/>
         </w:rPr>
-        <w:t>Creación contenedor</w:t>
-      </w:r>
-      <w:r>
+        <w:t>Creación contenedor con imagen Apache atlas</w:t>
+      </w:r>
+    </w:p>
+    <w:p>
+      <w:pPr>
+        <w:pStyle w:val="Default"/>
         <w:rPr>
           <w:sz w:val="22"/>
           <w:szCs w:val="22"/>
         </w:rPr>
-        <w:t xml:space="preserve"> con imagen</w:t>
-      </w:r>
-      <w:r>
+      </w:pPr>
+    </w:p>
+    <w:p>
+      <w:pPr>
         <w:rPr>
           <w:sz w:val="22"/>
           <w:szCs w:val="22"/>
-        </w:rPr>
-        <w:t xml:space="preserve"> </w:t>
-      </w:r>
+          <w:lang w:val="en-US"/>
+        </w:rPr>
+      </w:pPr>
       <w:r>
         <w:rPr>
           <w:sz w:val="22"/>
           <w:szCs w:val="22"/>
-        </w:rPr>
-        <w:t>Apache atlas</w:t>
-      </w:r>
-    </w:p>
-    <w:p>
-      <w:pPr>
-        <w:pStyle w:val="Default"/>
+          <w:lang w:val="en-US"/>
+        </w:rPr>
+        <w:t>#podman run -it -d --name atlas-server -p 21000:21000 docker.io/</w:t>
+      </w:r>
+      <w:proofErr w:type="spellStart"/>
+      <w:r>
         <w:rPr>
           <w:sz w:val="22"/>
           <w:szCs w:val="22"/>
-        </w:rPr>
-      </w:pPr>
-    </w:p>
-    <w:p>
-      <w:pPr>
+          <w:lang w:val="en-US"/>
+        </w:rPr>
+        <w:t>wbaa</w:t>
+      </w:r>
+      <w:proofErr w:type="spellEnd"/>
+      <w:r>
         <w:rPr>
           <w:sz w:val="22"/>
           <w:szCs w:val="22"/>
-        </w:rPr>
-      </w:pPr>
+          <w:lang w:val="en-US"/>
+        </w:rPr>
+        <w:t>/</w:t>
+      </w:r>
+      <w:proofErr w:type="spellStart"/>
       <w:r>
         <w:rPr>
           <w:sz w:val="22"/>
           <w:szCs w:val="22"/>
-        </w:rPr>
-        <w:t>#</w:t>
-      </w:r>
-      <w:proofErr w:type="spellStart"/>
+          <w:lang w:val="en-US"/>
+        </w:rPr>
+        <w:t>rokku</w:t>
+      </w:r>
+      <w:proofErr w:type="spellEnd"/>
       <w:r>
         <w:rPr>
           <w:sz w:val="22"/>
           <w:szCs w:val="22"/>
-        </w:rPr>
-        <w:t>podman</w:t>
-      </w:r>
-      <w:proofErr w:type="spellEnd"/>
+          <w:lang w:val="en-US"/>
+        </w:rPr>
+        <w:t>-dev-</w:t>
+      </w:r>
+      <w:proofErr w:type="spellStart"/>
       <w:r>
         <w:rPr>
           <w:sz w:val="22"/>
           <w:szCs w:val="22"/>
-        </w:rPr>
-        <w:t xml:space="preserve"> </w:t>
-      </w:r>
-      <w:proofErr w:type="spellStart"/>
+          <w:lang w:val="en-US"/>
+        </w:rPr>
+        <w:t>apache</w:t>
+      </w:r>
+      <w:proofErr w:type="spellEnd"/>
       <w:r>
         <w:rPr>
           <w:sz w:val="22"/>
           <w:szCs w:val="22"/>
-        </w:rPr>
-        <w:t>run</w:t>
-      </w:r>
-      <w:proofErr w:type="spellEnd"/>
-      <w:r>
+          <w:lang w:val="en-US"/>
+        </w:rPr>
+        <w:t>-atlas</w:t>
+      </w:r>
+    </w:p>
+    <w:p>
+      <w:pPr>
         <w:rPr>
           <w:sz w:val="22"/>
           <w:szCs w:val="22"/>
-        </w:rPr>
-        <w:t xml:space="preserve"> -</w:t>
-      </w:r>
-      <w:proofErr w:type="spellStart"/>
-      <w:r>
+          <w:lang w:val="en-US"/>
+        </w:rPr>
+      </w:pPr>
+    </w:p>
+    <w:p>
+      <w:pPr>
         <w:rPr>
           <w:sz w:val="22"/>
           <w:szCs w:val="22"/>
-        </w:rPr>
-        <w:t>it</w:t>
-      </w:r>
-      <w:proofErr w:type="spellEnd"/>
-      <w:r>
-        <w:rPr>
-          <w:sz w:val="22"/>
-          <w:szCs w:val="22"/>
-        </w:rPr>
-        <w:t xml:space="preserve"> -d --</w:t>
-      </w:r>
-      <w:proofErr w:type="spellStart"/>
-      <w:r>
-        <w:rPr>
-          <w:sz w:val="22"/>
-          <w:szCs w:val="22"/>
-        </w:rPr>
-        <w:t>name</w:t>
-      </w:r>
-      <w:proofErr w:type="spellEnd"/>
-      <w:r>
-        <w:rPr>
-          <w:sz w:val="22"/>
-          <w:szCs w:val="22"/>
-        </w:rPr>
-        <w:t xml:space="preserve"> atlas-server -p 21000:21000 docker.io/</w:t>
-      </w:r>
-      <w:proofErr w:type="spellStart"/>
-      <w:r>
-        <w:rPr>
-          <w:sz w:val="22"/>
-          <w:szCs w:val="22"/>
-        </w:rPr>
-        <w:t>wbaa</w:t>
-      </w:r>
-      <w:proofErr w:type="spellEnd"/>
-      <w:r>
-        <w:rPr>
-          <w:sz w:val="22"/>
-          <w:szCs w:val="22"/>
-        </w:rPr>
-        <w:t>/</w:t>
-      </w:r>
-      <w:proofErr w:type="spellStart"/>
-      <w:r>
-        <w:rPr>
-          <w:sz w:val="22"/>
-          <w:szCs w:val="22"/>
-        </w:rPr>
-        <w:t>rokku</w:t>
-      </w:r>
-      <w:proofErr w:type="spellEnd"/>
-      <w:r>
-        <w:rPr>
-          <w:sz w:val="22"/>
-          <w:szCs w:val="22"/>
-        </w:rPr>
-        <w:t>-</w:t>
-      </w:r>
-      <w:proofErr w:type="spellStart"/>
-      <w:r>
-        <w:rPr>
-          <w:sz w:val="22"/>
-          <w:szCs w:val="22"/>
-        </w:rPr>
-        <w:t>dev</w:t>
-      </w:r>
-      <w:proofErr w:type="spellEnd"/>
-      <w:r>
-        <w:rPr>
-          <w:sz w:val="22"/>
-          <w:szCs w:val="22"/>
-        </w:rPr>
-        <w:t>-apache-atlas</w:t>
-      </w:r>
-    </w:p>
-    <w:p>
-      <w:pPr>
-        <w:rPr>
-          <w:sz w:val="22"/>
-          <w:szCs w:val="22"/>
-        </w:rPr>
-      </w:pPr>
-    </w:p>
-    <w:p>
-      <w:pPr>
-        <w:rPr>
-          <w:sz w:val="22"/>
-          <w:szCs w:val="22"/>
+          <w:lang w:val="en-US"/>
         </w:rPr>
       </w:pPr>
     </w:p>
@@ -250,7 +175,7 @@
       <w:hyperlink r:id="rId11" w:history="1">
         <w:r>
           <w:rPr>
-            <w:rStyle w:val="Hipervnculo"/>
+            <w:rStyle w:val="Hyperlink"/>
           </w:rPr>
           <w:t>https://www.python.org/downloads/</w:t>
         </w:r>
@@ -357,11 +282,11 @@
     <w:p/>
     <w:p>
       <w:r>
-        <w:t>#</w:t>
+        <w:t xml:space="preserve">#pip </w:t>
       </w:r>
       <w:proofErr w:type="spellStart"/>
       <w:r>
-        <w:t>pip</w:t>
+        <w:t>install</w:t>
       </w:r>
       <w:proofErr w:type="spellEnd"/>
       <w:r>
@@ -369,17 +294,9 @@
       </w:r>
       <w:proofErr w:type="spellStart"/>
       <w:r>
-        <w:t>install</w:t>
+        <w:t>pyapacheatlas</w:t>
       </w:r>
       <w:proofErr w:type="spellEnd"/>
-      <w:r>
-        <w:t xml:space="preserve"> </w:t>
-      </w:r>
-      <w:proofErr w:type="spellStart"/>
-      <w:r>
-        <w:t>pyapacheatlas</w:t>
-      </w:r>
-      <w:proofErr w:type="spellEnd"/>
     </w:p>
     <w:p/>
     <w:p>
@@ -390,15 +307,7 @@
     <w:p/>
     <w:p>
       <w:r>
-        <w:t>#</w:t>
-      </w:r>
-      <w:proofErr w:type="spellStart"/>
-      <w:r>
-        <w:t>python</w:t>
-      </w:r>
-      <w:proofErr w:type="spellEnd"/>
-      <w:r>
-        <w:t xml:space="preserve"> –m </w:t>
+        <w:t xml:space="preserve">#python –m </w:t>
       </w:r>
       <w:proofErr w:type="spellStart"/>
       <w:r>
@@ -433,432 +342,1476 @@
     </w:p>
     <w:p/>
     <w:p>
+      <w:pPr>
+        <w:shd w:val="clear" w:color="auto" w:fill="1F1F1F"/>
+        <w:spacing w:line="285" w:lineRule="atLeast"/>
+        <w:rPr>
+          <w:rFonts w:ascii="Consolas" w:hAnsi="Consolas"/>
+          <w:color w:val="CCCCCC"/>
+          <w:sz w:val="21"/>
+          <w:szCs w:val="21"/>
+          <w:lang w:val="en-US" w:eastAsia="es-MX"/>
+        </w:rPr>
+      </w:pPr>
+      <w:r>
+        <w:rPr>
+          <w:rFonts w:ascii="Consolas" w:hAnsi="Consolas"/>
+          <w:color w:val="C586C0"/>
+          <w:sz w:val="21"/>
+          <w:szCs w:val="21"/>
+          <w:lang w:val="en-US"/>
+        </w:rPr>
+        <w:t>import</w:t>
+      </w:r>
+      <w:r>
+        <w:rPr>
+          <w:rFonts w:ascii="Consolas" w:hAnsi="Consolas"/>
+          <w:color w:val="CCCCCC"/>
+          <w:sz w:val="21"/>
+          <w:szCs w:val="21"/>
+          <w:lang w:val="en-US"/>
+        </w:rPr>
+        <w:t xml:space="preserve"> </w:t>
+      </w:r>
       <w:proofErr w:type="spellStart"/>
       <w:proofErr w:type="gramStart"/>
       <w:r>
-        <w:t>import</w:t>
+        <w:rPr>
+          <w:rFonts w:ascii="Consolas" w:hAnsi="Consolas"/>
+          <w:color w:val="4EC9B0"/>
+          <w:sz w:val="21"/>
+          <w:szCs w:val="21"/>
+          <w:lang w:val="en-US"/>
+        </w:rPr>
+        <w:t>json</w:t>
       </w:r>
       <w:proofErr w:type="spellEnd"/>
       <w:proofErr w:type="gramEnd"/>
-      <w:r>
+    </w:p>
+    <w:p>
+      <w:pPr>
+        <w:shd w:val="clear" w:color="auto" w:fill="1F1F1F"/>
+        <w:spacing w:line="285" w:lineRule="atLeast"/>
+        <w:rPr>
+          <w:rFonts w:ascii="Consolas" w:hAnsi="Consolas"/>
+          <w:color w:val="CCCCCC"/>
+          <w:sz w:val="21"/>
+          <w:szCs w:val="21"/>
+          <w:lang w:val="en-US"/>
+        </w:rPr>
+      </w:pPr>
+    </w:p>
+    <w:p>
+      <w:pPr>
+        <w:shd w:val="clear" w:color="auto" w:fill="1F1F1F"/>
+        <w:spacing w:line="285" w:lineRule="atLeast"/>
+        <w:rPr>
+          <w:rFonts w:ascii="Consolas" w:hAnsi="Consolas"/>
+          <w:color w:val="CCCCCC"/>
+          <w:sz w:val="21"/>
+          <w:szCs w:val="21"/>
+          <w:lang w:val="en-US"/>
+        </w:rPr>
+      </w:pPr>
+      <w:r>
+        <w:rPr>
+          <w:rFonts w:ascii="Consolas" w:hAnsi="Consolas"/>
+          <w:color w:val="C586C0"/>
+          <w:sz w:val="21"/>
+          <w:szCs w:val="21"/>
+          <w:lang w:val="en-US"/>
+        </w:rPr>
+        <w:t>from</w:t>
+      </w:r>
+      <w:r>
+        <w:rPr>
+          <w:rFonts w:ascii="Consolas" w:hAnsi="Consolas"/>
+          <w:color w:val="CCCCCC"/>
+          <w:sz w:val="21"/>
+          <w:szCs w:val="21"/>
+          <w:lang w:val="en-US"/>
+        </w:rPr>
         <w:t xml:space="preserve"> </w:t>
       </w:r>
-      <w:proofErr w:type="spellStart"/>
-      <w:r>
-        <w:t>json</w:t>
-      </w:r>
-      <w:proofErr w:type="spellEnd"/>
-    </w:p>
-    <w:p/>
-    <w:p>
       <w:proofErr w:type="spellStart"/>
       <w:proofErr w:type="gramStart"/>
       <w:r>
-        <w:t>from</w:t>
+        <w:rPr>
+          <w:rFonts w:ascii="Consolas" w:hAnsi="Consolas"/>
+          <w:color w:val="4EC9B0"/>
+          <w:sz w:val="21"/>
+          <w:szCs w:val="21"/>
+          <w:lang w:val="en-US"/>
+        </w:rPr>
+        <w:t>pyapacheatlas</w:t>
+      </w:r>
+      <w:r>
+        <w:rPr>
+          <w:rFonts w:ascii="Consolas" w:hAnsi="Consolas"/>
+          <w:color w:val="CCCCCC"/>
+          <w:sz w:val="21"/>
+          <w:szCs w:val="21"/>
+          <w:lang w:val="en-US"/>
+        </w:rPr>
+        <w:t>.</w:t>
+      </w:r>
+      <w:r>
+        <w:rPr>
+          <w:rFonts w:ascii="Consolas" w:hAnsi="Consolas"/>
+          <w:color w:val="4EC9B0"/>
+          <w:sz w:val="21"/>
+          <w:szCs w:val="21"/>
+          <w:lang w:val="en-US"/>
+        </w:rPr>
+        <w:t>auth</w:t>
       </w:r>
       <w:proofErr w:type="spellEnd"/>
       <w:proofErr w:type="gramEnd"/>
       <w:r>
+        <w:rPr>
+          <w:rFonts w:ascii="Consolas" w:hAnsi="Consolas"/>
+          <w:color w:val="CCCCCC"/>
+          <w:sz w:val="21"/>
+          <w:szCs w:val="21"/>
+          <w:lang w:val="en-US"/>
+        </w:rPr>
         <w:t xml:space="preserve"> </w:t>
       </w:r>
+      <w:r>
+        <w:rPr>
+          <w:rFonts w:ascii="Consolas" w:hAnsi="Consolas"/>
+          <w:color w:val="C586C0"/>
+          <w:sz w:val="21"/>
+          <w:szCs w:val="21"/>
+          <w:lang w:val="en-US"/>
+        </w:rPr>
+        <w:t>import</w:t>
+      </w:r>
+      <w:r>
+        <w:rPr>
+          <w:rFonts w:ascii="Consolas" w:hAnsi="Consolas"/>
+          <w:color w:val="CCCCCC"/>
+          <w:sz w:val="21"/>
+          <w:szCs w:val="21"/>
+          <w:lang w:val="en-US"/>
+        </w:rPr>
+        <w:t xml:space="preserve"> </w:t>
+      </w:r>
       <w:proofErr w:type="spellStart"/>
       <w:r>
-        <w:t>pyapacheatlas.auth</w:t>
+        <w:rPr>
+          <w:rFonts w:ascii="Consolas" w:hAnsi="Consolas"/>
+          <w:color w:val="4EC9B0"/>
+          <w:sz w:val="21"/>
+          <w:szCs w:val="21"/>
+          <w:lang w:val="en-US"/>
+        </w:rPr>
+        <w:t>BasicAuthentication</w:t>
       </w:r>
       <w:proofErr w:type="spellEnd"/>
-      <w:r>
+    </w:p>
+    <w:p>
+      <w:pPr>
+        <w:shd w:val="clear" w:color="auto" w:fill="1F1F1F"/>
+        <w:spacing w:line="285" w:lineRule="atLeast"/>
+        <w:rPr>
+          <w:rFonts w:ascii="Consolas" w:hAnsi="Consolas"/>
+          <w:color w:val="CCCCCC"/>
+          <w:sz w:val="21"/>
+          <w:szCs w:val="21"/>
+          <w:lang w:val="en-US"/>
+        </w:rPr>
+      </w:pPr>
+      <w:r>
+        <w:rPr>
+          <w:rFonts w:ascii="Consolas" w:hAnsi="Consolas"/>
+          <w:color w:val="C586C0"/>
+          <w:sz w:val="21"/>
+          <w:szCs w:val="21"/>
+          <w:lang w:val="en-US"/>
+        </w:rPr>
+        <w:t>from</w:t>
+      </w:r>
+      <w:r>
+        <w:rPr>
+          <w:rFonts w:ascii="Consolas" w:hAnsi="Consolas"/>
+          <w:color w:val="CCCCCC"/>
+          <w:sz w:val="21"/>
+          <w:szCs w:val="21"/>
+          <w:lang w:val="en-US"/>
+        </w:rPr>
         <w:t xml:space="preserve"> </w:t>
       </w:r>
-      <w:proofErr w:type="spellStart"/>
-      <w:r>
-        <w:t>import</w:t>
-      </w:r>
-      <w:proofErr w:type="spellEnd"/>
-      <w:r>
-        <w:t xml:space="preserve"> </w:t>
-      </w:r>
-      <w:proofErr w:type="spellStart"/>
-      <w:r>
-        <w:t>BasicAuthentication</w:t>
-      </w:r>
-      <w:proofErr w:type="spellEnd"/>
-    </w:p>
-    <w:p>
       <w:proofErr w:type="spellStart"/>
       <w:proofErr w:type="gramStart"/>
       <w:r>
-        <w:t>from</w:t>
+        <w:rPr>
+          <w:rFonts w:ascii="Consolas" w:hAnsi="Consolas"/>
+          <w:color w:val="4EC9B0"/>
+          <w:sz w:val="21"/>
+          <w:szCs w:val="21"/>
+          <w:lang w:val="en-US"/>
+        </w:rPr>
+        <w:t>pyapacheatlas</w:t>
+      </w:r>
+      <w:r>
+        <w:rPr>
+          <w:rFonts w:ascii="Consolas" w:hAnsi="Consolas"/>
+          <w:color w:val="CCCCCC"/>
+          <w:sz w:val="21"/>
+          <w:szCs w:val="21"/>
+          <w:lang w:val="en-US"/>
+        </w:rPr>
+        <w:t>.</w:t>
+      </w:r>
+      <w:r>
+        <w:rPr>
+          <w:rFonts w:ascii="Consolas" w:hAnsi="Consolas"/>
+          <w:color w:val="4EC9B0"/>
+          <w:sz w:val="21"/>
+          <w:szCs w:val="21"/>
+          <w:lang w:val="en-US"/>
+        </w:rPr>
+        <w:t>core</w:t>
       </w:r>
       <w:proofErr w:type="spellEnd"/>
       <w:proofErr w:type="gramEnd"/>
       <w:r>
+        <w:rPr>
+          <w:rFonts w:ascii="Consolas" w:hAnsi="Consolas"/>
+          <w:color w:val="CCCCCC"/>
+          <w:sz w:val="21"/>
+          <w:szCs w:val="21"/>
+          <w:lang w:val="en-US"/>
+        </w:rPr>
         <w:t xml:space="preserve"> </w:t>
       </w:r>
+      <w:r>
+        <w:rPr>
+          <w:rFonts w:ascii="Consolas" w:hAnsi="Consolas"/>
+          <w:color w:val="C586C0"/>
+          <w:sz w:val="21"/>
+          <w:szCs w:val="21"/>
+          <w:lang w:val="en-US"/>
+        </w:rPr>
+        <w:t>import</w:t>
+      </w:r>
+      <w:r>
+        <w:rPr>
+          <w:rFonts w:ascii="Consolas" w:hAnsi="Consolas"/>
+          <w:color w:val="CCCCCC"/>
+          <w:sz w:val="21"/>
+          <w:szCs w:val="21"/>
+          <w:lang w:val="en-US"/>
+        </w:rPr>
+        <w:t xml:space="preserve"> </w:t>
+      </w:r>
       <w:proofErr w:type="spellStart"/>
       <w:r>
-        <w:t>pyapacheatlas.core</w:t>
+        <w:rPr>
+          <w:rFonts w:ascii="Consolas" w:hAnsi="Consolas"/>
+          <w:color w:val="4EC9B0"/>
+          <w:sz w:val="21"/>
+          <w:szCs w:val="21"/>
+          <w:lang w:val="en-US"/>
+        </w:rPr>
+        <w:t>AtlasClient</w:t>
       </w:r>
       <w:proofErr w:type="spellEnd"/>
-      <w:r>
+    </w:p>
+    <w:p>
+      <w:pPr>
+        <w:shd w:val="clear" w:color="auto" w:fill="1F1F1F"/>
+        <w:spacing w:line="285" w:lineRule="atLeast"/>
+        <w:rPr>
+          <w:rFonts w:ascii="Consolas" w:hAnsi="Consolas"/>
+          <w:color w:val="CCCCCC"/>
+          <w:sz w:val="21"/>
+          <w:szCs w:val="21"/>
+          <w:lang w:val="en-US"/>
+        </w:rPr>
+      </w:pPr>
+    </w:p>
+    <w:p>
+      <w:pPr>
+        <w:shd w:val="clear" w:color="auto" w:fill="1F1F1F"/>
+        <w:spacing w:line="285" w:lineRule="atLeast"/>
+        <w:rPr>
+          <w:rFonts w:ascii="Consolas" w:hAnsi="Consolas"/>
+          <w:color w:val="CCCCCC"/>
+          <w:sz w:val="21"/>
+          <w:szCs w:val="21"/>
+          <w:lang w:val="en-US"/>
+        </w:rPr>
+      </w:pPr>
+      <w:r>
+        <w:rPr>
+          <w:rFonts w:ascii="Consolas" w:hAnsi="Consolas"/>
+          <w:color w:val="9CDCFE"/>
+          <w:sz w:val="21"/>
+          <w:szCs w:val="21"/>
+          <w:lang w:val="en-US"/>
+        </w:rPr>
+        <w:t>auth</w:t>
+      </w:r>
+      <w:r>
+        <w:rPr>
+          <w:rFonts w:ascii="Consolas" w:hAnsi="Consolas"/>
+          <w:color w:val="CCCCCC"/>
+          <w:sz w:val="21"/>
+          <w:szCs w:val="21"/>
+          <w:lang w:val="en-US"/>
+        </w:rPr>
         <w:t xml:space="preserve"> </w:t>
       </w:r>
-      <w:proofErr w:type="spellStart"/>
-      <w:r>
-        <w:t>import</w:t>
-      </w:r>
-      <w:proofErr w:type="spellEnd"/>
-      <w:r>
+      <w:r>
+        <w:rPr>
+          <w:rFonts w:ascii="Consolas" w:hAnsi="Consolas"/>
+          <w:color w:val="D4D4D4"/>
+          <w:sz w:val="21"/>
+          <w:szCs w:val="21"/>
+          <w:lang w:val="en-US"/>
+        </w:rPr>
+        <w:t>=</w:t>
+      </w:r>
+      <w:r>
+        <w:rPr>
+          <w:rFonts w:ascii="Consolas" w:hAnsi="Consolas"/>
+          <w:color w:val="CCCCCC"/>
+          <w:sz w:val="21"/>
+          <w:szCs w:val="21"/>
+          <w:lang w:val="en-US"/>
+        </w:rPr>
         <w:t xml:space="preserve"> </w:t>
       </w:r>
-      <w:proofErr w:type="spellStart"/>
-      <w:r>
-        <w:t>AtlasClient</w:t>
-      </w:r>
-      <w:proofErr w:type="spellEnd"/>
-    </w:p>
-    <w:p/>
-    <w:p>
       <w:proofErr w:type="spellStart"/>
       <w:proofErr w:type="gramStart"/>
       <w:r>
+        <w:rPr>
+          <w:rFonts w:ascii="Consolas" w:hAnsi="Consolas"/>
+          <w:color w:val="4EC9B0"/>
+          <w:sz w:val="21"/>
+          <w:szCs w:val="21"/>
+          <w:lang w:val="en-US"/>
+        </w:rPr>
+        <w:t>BasicAuthentication</w:t>
+      </w:r>
+      <w:proofErr w:type="spellEnd"/>
+      <w:r>
+        <w:rPr>
+          <w:rFonts w:ascii="Consolas" w:hAnsi="Consolas"/>
+          <w:color w:val="CCCCCC"/>
+          <w:sz w:val="21"/>
+          <w:szCs w:val="21"/>
+          <w:lang w:val="en-US"/>
+        </w:rPr>
+        <w:t>(</w:t>
+      </w:r>
+      <w:proofErr w:type="gramEnd"/>
+    </w:p>
+    <w:p>
+      <w:pPr>
+        <w:shd w:val="clear" w:color="auto" w:fill="1F1F1F"/>
+        <w:spacing w:line="285" w:lineRule="atLeast"/>
+        <w:rPr>
+          <w:rFonts w:ascii="Consolas" w:hAnsi="Consolas"/>
+          <w:color w:val="CCCCCC"/>
+          <w:sz w:val="21"/>
+          <w:szCs w:val="21"/>
+          <w:lang w:val="en-US"/>
+        </w:rPr>
+      </w:pPr>
+      <w:r>
+        <w:rPr>
+          <w:rFonts w:ascii="Consolas" w:hAnsi="Consolas"/>
+          <w:color w:val="CCCCCC"/>
+          <w:sz w:val="21"/>
+          <w:szCs w:val="21"/>
+          <w:lang w:val="en-US"/>
+        </w:rPr>
+        <w:t xml:space="preserve">    </w:t>
+      </w:r>
+      <w:r>
+        <w:rPr>
+          <w:rFonts w:ascii="Consolas" w:hAnsi="Consolas"/>
+          <w:color w:val="9CDCFE"/>
+          <w:sz w:val="21"/>
+          <w:szCs w:val="21"/>
+          <w:lang w:val="en-US"/>
+        </w:rPr>
+        <w:t>username</w:t>
+      </w:r>
+      <w:r>
+        <w:rPr>
+          <w:rFonts w:ascii="Consolas" w:hAnsi="Consolas"/>
+          <w:color w:val="D4D4D4"/>
+          <w:sz w:val="21"/>
+          <w:szCs w:val="21"/>
+          <w:lang w:val="en-US"/>
+        </w:rPr>
+        <w:t>=</w:t>
+      </w:r>
+      <w:r>
+        <w:rPr>
+          <w:rFonts w:ascii="Consolas" w:hAnsi="Consolas"/>
+          <w:color w:val="CE9178"/>
+          <w:sz w:val="21"/>
+          <w:szCs w:val="21"/>
+          <w:lang w:val="en-US"/>
+        </w:rPr>
+        <w:t>"admin"</w:t>
+      </w:r>
+      <w:r>
+        <w:rPr>
+          <w:rFonts w:ascii="Consolas" w:hAnsi="Consolas"/>
+          <w:color w:val="CCCCCC"/>
+          <w:sz w:val="21"/>
+          <w:szCs w:val="21"/>
+          <w:lang w:val="en-US"/>
+        </w:rPr>
+        <w:t>,</w:t>
+      </w:r>
+    </w:p>
+    <w:p>
+      <w:pPr>
+        <w:shd w:val="clear" w:color="auto" w:fill="1F1F1F"/>
+        <w:spacing w:line="285" w:lineRule="atLeast"/>
+        <w:rPr>
+          <w:rFonts w:ascii="Consolas" w:hAnsi="Consolas"/>
+          <w:color w:val="CCCCCC"/>
+          <w:sz w:val="21"/>
+          <w:szCs w:val="21"/>
+          <w:lang w:val="en-US"/>
+        </w:rPr>
+      </w:pPr>
+      <w:r>
+        <w:rPr>
+          <w:rFonts w:ascii="Consolas" w:hAnsi="Consolas"/>
+          <w:color w:val="CCCCCC"/>
+          <w:sz w:val="21"/>
+          <w:szCs w:val="21"/>
+          <w:lang w:val="en-US"/>
+        </w:rPr>
+        <w:t xml:space="preserve">    </w:t>
+      </w:r>
+      <w:r>
+        <w:rPr>
+          <w:rFonts w:ascii="Consolas" w:hAnsi="Consolas"/>
+          <w:color w:val="9CDCFE"/>
+          <w:sz w:val="21"/>
+          <w:szCs w:val="21"/>
+          <w:lang w:val="en-US"/>
+        </w:rPr>
+        <w:t>password</w:t>
+      </w:r>
+      <w:r>
+        <w:rPr>
+          <w:rFonts w:ascii="Consolas" w:hAnsi="Consolas"/>
+          <w:color w:val="D4D4D4"/>
+          <w:sz w:val="21"/>
+          <w:szCs w:val="21"/>
+          <w:lang w:val="en-US"/>
+        </w:rPr>
+        <w:t>=</w:t>
+      </w:r>
+      <w:r>
+        <w:rPr>
+          <w:rFonts w:ascii="Consolas" w:hAnsi="Consolas"/>
+          <w:color w:val="CE9178"/>
+          <w:sz w:val="21"/>
+          <w:szCs w:val="21"/>
+          <w:lang w:val="en-US"/>
+        </w:rPr>
+        <w:t>"admin"</w:t>
+      </w:r>
+    </w:p>
+    <w:p>
+      <w:pPr>
+        <w:shd w:val="clear" w:color="auto" w:fill="1F1F1F"/>
+        <w:spacing w:line="285" w:lineRule="atLeast"/>
+        <w:rPr>
+          <w:rFonts w:ascii="Consolas" w:hAnsi="Consolas"/>
+          <w:color w:val="CCCCCC"/>
+          <w:sz w:val="21"/>
+          <w:szCs w:val="21"/>
+          <w:lang w:val="en-US"/>
+        </w:rPr>
+      </w:pPr>
+      <w:r>
+        <w:rPr>
+          <w:rFonts w:ascii="Consolas" w:hAnsi="Consolas"/>
+          <w:color w:val="CCCCCC"/>
+          <w:sz w:val="21"/>
+          <w:szCs w:val="21"/>
+          <w:lang w:val="en-US"/>
+        </w:rPr>
+        <w:t>)</w:t>
+      </w:r>
+    </w:p>
+    <w:p>
+      <w:pPr>
+        <w:shd w:val="clear" w:color="auto" w:fill="1F1F1F"/>
+        <w:spacing w:line="285" w:lineRule="atLeast"/>
+        <w:rPr>
+          <w:rFonts w:ascii="Consolas" w:hAnsi="Consolas"/>
+          <w:color w:val="CCCCCC"/>
+          <w:sz w:val="21"/>
+          <w:szCs w:val="21"/>
+          <w:lang w:val="en-US"/>
+        </w:rPr>
+      </w:pPr>
+    </w:p>
+    <w:p>
+      <w:pPr>
+        <w:shd w:val="clear" w:color="auto" w:fill="1F1F1F"/>
+        <w:spacing w:line="285" w:lineRule="atLeast"/>
+        <w:rPr>
+          <w:rFonts w:ascii="Consolas" w:hAnsi="Consolas"/>
+          <w:color w:val="CCCCCC"/>
+          <w:sz w:val="21"/>
+          <w:szCs w:val="21"/>
+          <w:lang w:val="en-US"/>
+        </w:rPr>
+      </w:pPr>
+      <w:r>
+        <w:rPr>
+          <w:rFonts w:ascii="Consolas" w:hAnsi="Consolas"/>
+          <w:color w:val="9CDCFE"/>
+          <w:sz w:val="21"/>
+          <w:szCs w:val="21"/>
+          <w:lang w:val="en-US"/>
+        </w:rPr>
+        <w:t>client</w:t>
+      </w:r>
+      <w:r>
+        <w:rPr>
+          <w:rFonts w:ascii="Consolas" w:hAnsi="Consolas"/>
+          <w:color w:val="CCCCCC"/>
+          <w:sz w:val="21"/>
+          <w:szCs w:val="21"/>
+          <w:lang w:val="en-US"/>
+        </w:rPr>
+        <w:t xml:space="preserve"> </w:t>
+      </w:r>
+      <w:r>
+        <w:rPr>
+          <w:rFonts w:ascii="Consolas" w:hAnsi="Consolas"/>
+          <w:color w:val="D4D4D4"/>
+          <w:sz w:val="21"/>
+          <w:szCs w:val="21"/>
+          <w:lang w:val="en-US"/>
+        </w:rPr>
+        <w:t>=</w:t>
+      </w:r>
+      <w:r>
+        <w:rPr>
+          <w:rFonts w:ascii="Consolas" w:hAnsi="Consolas"/>
+          <w:color w:val="CCCCCC"/>
+          <w:sz w:val="21"/>
+          <w:szCs w:val="21"/>
+          <w:lang w:val="en-US"/>
+        </w:rPr>
+        <w:t xml:space="preserve"> </w:t>
+      </w:r>
+      <w:proofErr w:type="spellStart"/>
+      <w:proofErr w:type="gramStart"/>
+      <w:r>
+        <w:rPr>
+          <w:rFonts w:ascii="Consolas" w:hAnsi="Consolas"/>
+          <w:color w:val="4EC9B0"/>
+          <w:sz w:val="21"/>
+          <w:szCs w:val="21"/>
+          <w:lang w:val="en-US"/>
+        </w:rPr>
+        <w:t>AtlasClient</w:t>
+      </w:r>
+      <w:proofErr w:type="spellEnd"/>
+      <w:r>
+        <w:rPr>
+          <w:rFonts w:ascii="Consolas" w:hAnsi="Consolas"/>
+          <w:color w:val="CCCCCC"/>
+          <w:sz w:val="21"/>
+          <w:szCs w:val="21"/>
+          <w:lang w:val="en-US"/>
+        </w:rPr>
+        <w:t>(</w:t>
+      </w:r>
+      <w:proofErr w:type="gramEnd"/>
+    </w:p>
+    <w:p>
+      <w:pPr>
+        <w:shd w:val="clear" w:color="auto" w:fill="1F1F1F"/>
+        <w:spacing w:line="285" w:lineRule="atLeast"/>
+        <w:rPr>
+          <w:rFonts w:ascii="Consolas" w:hAnsi="Consolas"/>
+          <w:color w:val="CCCCCC"/>
+          <w:sz w:val="21"/>
+          <w:szCs w:val="21"/>
+          <w:lang w:val="en-US"/>
+        </w:rPr>
+      </w:pPr>
+      <w:r>
+        <w:rPr>
+          <w:rFonts w:ascii="Consolas" w:hAnsi="Consolas"/>
+          <w:color w:val="CCCCCC"/>
+          <w:sz w:val="21"/>
+          <w:szCs w:val="21"/>
+          <w:lang w:val="en-US"/>
+        </w:rPr>
+        <w:t xml:space="preserve">    </w:t>
+      </w:r>
+      <w:proofErr w:type="spellStart"/>
+      <w:r>
+        <w:rPr>
+          <w:rFonts w:ascii="Consolas" w:hAnsi="Consolas"/>
+          <w:color w:val="9CDCFE"/>
+          <w:sz w:val="21"/>
+          <w:szCs w:val="21"/>
+          <w:lang w:val="en-US"/>
+        </w:rPr>
+        <w:t>endpoint_url</w:t>
+      </w:r>
+      <w:proofErr w:type="spellEnd"/>
+      <w:r>
+        <w:rPr>
+          <w:rFonts w:ascii="Consolas" w:hAnsi="Consolas"/>
+          <w:color w:val="D4D4D4"/>
+          <w:sz w:val="21"/>
+          <w:szCs w:val="21"/>
+          <w:lang w:val="en-US"/>
+        </w:rPr>
+        <w:t>=</w:t>
+      </w:r>
+      <w:r>
+        <w:rPr>
+          <w:rFonts w:ascii="Consolas" w:hAnsi="Consolas"/>
+          <w:color w:val="CE9178"/>
+          <w:sz w:val="21"/>
+          <w:szCs w:val="21"/>
+          <w:lang w:val="en-US"/>
+        </w:rPr>
+        <w:t>"http://</w:t>
+      </w:r>
+      <w:r>
+        <w:rPr>
+          <w:rFonts w:ascii="Consolas" w:hAnsi="Consolas"/>
+          <w:color w:val="CE9178"/>
+          <w:sz w:val="21"/>
+          <w:szCs w:val="21"/>
+          <w:lang w:val="en-US"/>
+        </w:rPr>
+        <w:t>DIRECCION IP</w:t>
+      </w:r>
+      <w:r>
+        <w:rPr>
+          <w:rFonts w:ascii="Consolas" w:hAnsi="Consolas"/>
+          <w:color w:val="CE9178"/>
+          <w:sz w:val="21"/>
+          <w:szCs w:val="21"/>
+          <w:lang w:val="en-US"/>
+        </w:rPr>
+        <w:t>:21000/</w:t>
+      </w:r>
+      <w:proofErr w:type="spellStart"/>
+      <w:r>
+        <w:rPr>
+          <w:rFonts w:ascii="Consolas" w:hAnsi="Consolas"/>
+          <w:color w:val="CE9178"/>
+          <w:sz w:val="21"/>
+          <w:szCs w:val="21"/>
+          <w:lang w:val="en-US"/>
+        </w:rPr>
+        <w:t>api</w:t>
+      </w:r>
+      <w:proofErr w:type="spellEnd"/>
+      <w:r>
+        <w:rPr>
+          <w:rFonts w:ascii="Consolas" w:hAnsi="Consolas"/>
+          <w:color w:val="CE9178"/>
+          <w:sz w:val="21"/>
+          <w:szCs w:val="21"/>
+          <w:lang w:val="en-US"/>
+        </w:rPr>
+        <w:t>/atlas/v2"</w:t>
+      </w:r>
+      <w:r>
+        <w:rPr>
+          <w:rFonts w:ascii="Consolas" w:hAnsi="Consolas"/>
+          <w:color w:val="CCCCCC"/>
+          <w:sz w:val="21"/>
+          <w:szCs w:val="21"/>
+          <w:lang w:val="en-US"/>
+        </w:rPr>
+        <w:t>,</w:t>
+      </w:r>
+    </w:p>
+    <w:p>
+      <w:pPr>
+        <w:shd w:val="clear" w:color="auto" w:fill="1F1F1F"/>
+        <w:spacing w:line="285" w:lineRule="atLeast"/>
+        <w:rPr>
+          <w:rFonts w:ascii="Consolas" w:hAnsi="Consolas"/>
+          <w:color w:val="CCCCCC"/>
+          <w:sz w:val="21"/>
+          <w:szCs w:val="21"/>
+          <w:lang w:val="en-US"/>
+        </w:rPr>
+      </w:pPr>
+      <w:r>
+        <w:rPr>
+          <w:rFonts w:ascii="Consolas" w:hAnsi="Consolas"/>
+          <w:color w:val="CCCCCC"/>
+          <w:sz w:val="21"/>
+          <w:szCs w:val="21"/>
+          <w:lang w:val="en-US"/>
+        </w:rPr>
+        <w:t xml:space="preserve">    </w:t>
+      </w:r>
+      <w:r>
+        <w:rPr>
+          <w:rFonts w:ascii="Consolas" w:hAnsi="Consolas"/>
+          <w:color w:val="9CDCFE"/>
+          <w:sz w:val="21"/>
+          <w:szCs w:val="21"/>
+          <w:lang w:val="en-US"/>
+        </w:rPr>
+        <w:t>authentication</w:t>
+      </w:r>
+      <w:r>
+        <w:rPr>
+          <w:rFonts w:ascii="Consolas" w:hAnsi="Consolas"/>
+          <w:color w:val="D4D4D4"/>
+          <w:sz w:val="21"/>
+          <w:szCs w:val="21"/>
+          <w:lang w:val="en-US"/>
+        </w:rPr>
+        <w:t>=</w:t>
+      </w:r>
+      <w:r>
+        <w:rPr>
+          <w:rFonts w:ascii="Consolas" w:hAnsi="Consolas"/>
+          <w:color w:val="9CDCFE"/>
+          <w:sz w:val="21"/>
+          <w:szCs w:val="21"/>
+          <w:lang w:val="en-US"/>
+        </w:rPr>
         <w:t>auth</w:t>
+      </w:r>
+    </w:p>
+    <w:p>
+      <w:pPr>
+        <w:shd w:val="clear" w:color="auto" w:fill="1F1F1F"/>
+        <w:spacing w:line="285" w:lineRule="atLeast"/>
+        <w:rPr>
+          <w:rFonts w:ascii="Consolas" w:hAnsi="Consolas"/>
+          <w:color w:val="CCCCCC"/>
+          <w:sz w:val="21"/>
+          <w:szCs w:val="21"/>
+          <w:lang w:val="en-US"/>
+        </w:rPr>
+      </w:pPr>
+      <w:r>
+        <w:rPr>
+          <w:rFonts w:ascii="Consolas" w:hAnsi="Consolas"/>
+          <w:color w:val="CCCCCC"/>
+          <w:sz w:val="21"/>
+          <w:szCs w:val="21"/>
+          <w:lang w:val="en-US"/>
+        </w:rPr>
+        <w:t>)</w:t>
+      </w:r>
+    </w:p>
+    <w:p>
+      <w:pPr>
+        <w:shd w:val="clear" w:color="auto" w:fill="1F1F1F"/>
+        <w:spacing w:line="285" w:lineRule="atLeast"/>
+        <w:rPr>
+          <w:rFonts w:ascii="Consolas" w:hAnsi="Consolas"/>
+          <w:color w:val="CCCCCC"/>
+          <w:sz w:val="21"/>
+          <w:szCs w:val="21"/>
+          <w:lang w:val="en-US"/>
+        </w:rPr>
+      </w:pPr>
+    </w:p>
+    <w:p>
+      <w:pPr>
+        <w:shd w:val="clear" w:color="auto" w:fill="1F1F1F"/>
+        <w:spacing w:line="285" w:lineRule="atLeast"/>
+        <w:rPr>
+          <w:rFonts w:ascii="Consolas" w:hAnsi="Consolas"/>
+          <w:color w:val="CCCCCC"/>
+          <w:sz w:val="21"/>
+          <w:szCs w:val="21"/>
+          <w:lang w:val="en-US"/>
+        </w:rPr>
+      </w:pPr>
+      <w:r>
+        <w:rPr>
+          <w:rFonts w:ascii="Consolas" w:hAnsi="Consolas"/>
+          <w:color w:val="C586C0"/>
+          <w:sz w:val="21"/>
+          <w:szCs w:val="21"/>
+          <w:lang w:val="en-US"/>
+        </w:rPr>
+        <w:t>from</w:t>
+      </w:r>
+      <w:r>
+        <w:rPr>
+          <w:rFonts w:ascii="Consolas" w:hAnsi="Consolas"/>
+          <w:color w:val="CCCCCC"/>
+          <w:sz w:val="21"/>
+          <w:szCs w:val="21"/>
+          <w:lang w:val="en-US"/>
+        </w:rPr>
+        <w:t xml:space="preserve"> </w:t>
+      </w:r>
+      <w:proofErr w:type="spellStart"/>
+      <w:proofErr w:type="gramStart"/>
+      <w:r>
+        <w:rPr>
+          <w:rFonts w:ascii="Consolas" w:hAnsi="Consolas"/>
+          <w:color w:val="4EC9B0"/>
+          <w:sz w:val="21"/>
+          <w:szCs w:val="21"/>
+          <w:lang w:val="en-US"/>
+        </w:rPr>
+        <w:t>pyapacheatlas</w:t>
+      </w:r>
+      <w:r>
+        <w:rPr>
+          <w:rFonts w:ascii="Consolas" w:hAnsi="Consolas"/>
+          <w:color w:val="CCCCCC"/>
+          <w:sz w:val="21"/>
+          <w:szCs w:val="21"/>
+          <w:lang w:val="en-US"/>
+        </w:rPr>
+        <w:t>.</w:t>
+      </w:r>
+      <w:r>
+        <w:rPr>
+          <w:rFonts w:ascii="Consolas" w:hAnsi="Consolas"/>
+          <w:color w:val="4EC9B0"/>
+          <w:sz w:val="21"/>
+          <w:szCs w:val="21"/>
+          <w:lang w:val="en-US"/>
+        </w:rPr>
+        <w:t>readers</w:t>
       </w:r>
       <w:proofErr w:type="spellEnd"/>
       <w:proofErr w:type="gramEnd"/>
       <w:r>
-        <w:t xml:space="preserve"> = </w:t>
+        <w:rPr>
+          <w:rFonts w:ascii="Consolas" w:hAnsi="Consolas"/>
+          <w:color w:val="CCCCCC"/>
+          <w:sz w:val="21"/>
+          <w:szCs w:val="21"/>
+          <w:lang w:val="en-US"/>
+        </w:rPr>
+        <w:t xml:space="preserve"> </w:t>
+      </w:r>
+      <w:r>
+        <w:rPr>
+          <w:rFonts w:ascii="Consolas" w:hAnsi="Consolas"/>
+          <w:color w:val="C586C0"/>
+          <w:sz w:val="21"/>
+          <w:szCs w:val="21"/>
+          <w:lang w:val="en-US"/>
+        </w:rPr>
+        <w:t>import</w:t>
+      </w:r>
+      <w:r>
+        <w:rPr>
+          <w:rFonts w:ascii="Consolas" w:hAnsi="Consolas"/>
+          <w:color w:val="CCCCCC"/>
+          <w:sz w:val="21"/>
+          <w:szCs w:val="21"/>
+          <w:lang w:val="en-US"/>
+        </w:rPr>
+        <w:t xml:space="preserve"> </w:t>
       </w:r>
       <w:proofErr w:type="spellStart"/>
       <w:r>
-        <w:t>BasicAuthentication</w:t>
+        <w:rPr>
+          <w:rFonts w:ascii="Consolas" w:hAnsi="Consolas"/>
+          <w:color w:val="4EC9B0"/>
+          <w:sz w:val="21"/>
+          <w:szCs w:val="21"/>
+          <w:lang w:val="en-US"/>
+        </w:rPr>
+        <w:t>ExcelConfiguration</w:t>
       </w:r>
       <w:proofErr w:type="spellEnd"/>
       <w:r>
-        <w:t>(</w:t>
-      </w:r>
-    </w:p>
-    <w:p>
-      <w:r>
-        <w:t xml:space="preserve">    </w:t>
+        <w:rPr>
+          <w:rFonts w:ascii="Consolas" w:hAnsi="Consolas"/>
+          <w:color w:val="CCCCCC"/>
+          <w:sz w:val="21"/>
+          <w:szCs w:val="21"/>
+          <w:lang w:val="en-US"/>
+        </w:rPr>
+        <w:t xml:space="preserve">, </w:t>
+      </w:r>
+      <w:proofErr w:type="spellStart"/>
+      <w:r>
+        <w:rPr>
+          <w:rFonts w:ascii="Consolas" w:hAnsi="Consolas"/>
+          <w:color w:val="4EC9B0"/>
+          <w:sz w:val="21"/>
+          <w:szCs w:val="21"/>
+          <w:lang w:val="en-US"/>
+        </w:rPr>
+        <w:t>ExcelReader</w:t>
+      </w:r>
+      <w:proofErr w:type="spellEnd"/>
+    </w:p>
+    <w:p>
+      <w:pPr>
+        <w:shd w:val="clear" w:color="auto" w:fill="1F1F1F"/>
+        <w:spacing w:line="285" w:lineRule="atLeast"/>
+        <w:rPr>
+          <w:rFonts w:ascii="Consolas" w:hAnsi="Consolas"/>
+          <w:color w:val="CCCCCC"/>
+          <w:sz w:val="21"/>
+          <w:szCs w:val="21"/>
+          <w:lang w:val="en-US"/>
+        </w:rPr>
+      </w:pPr>
+    </w:p>
+    <w:p>
+      <w:pPr>
+        <w:shd w:val="clear" w:color="auto" w:fill="1F1F1F"/>
+        <w:spacing w:line="285" w:lineRule="atLeast"/>
+        <w:rPr>
+          <w:rFonts w:ascii="Consolas" w:hAnsi="Consolas"/>
+          <w:color w:val="CCCCCC"/>
+          <w:sz w:val="21"/>
+          <w:szCs w:val="21"/>
+          <w:lang w:val="en-US"/>
+        </w:rPr>
+      </w:pPr>
+      <w:proofErr w:type="spellStart"/>
+      <w:r>
+        <w:rPr>
+          <w:rFonts w:ascii="Consolas" w:hAnsi="Consolas"/>
+          <w:color w:val="9CDCFE"/>
+          <w:sz w:val="21"/>
+          <w:szCs w:val="21"/>
+          <w:lang w:val="en-US"/>
+        </w:rPr>
+        <w:t>ec</w:t>
+      </w:r>
+      <w:proofErr w:type="spellEnd"/>
+      <w:r>
+        <w:rPr>
+          <w:rFonts w:ascii="Consolas" w:hAnsi="Consolas"/>
+          <w:color w:val="CCCCCC"/>
+          <w:sz w:val="21"/>
+          <w:szCs w:val="21"/>
+          <w:lang w:val="en-US"/>
+        </w:rPr>
+        <w:t xml:space="preserve"> </w:t>
+      </w:r>
+      <w:r>
+        <w:rPr>
+          <w:rFonts w:ascii="Consolas" w:hAnsi="Consolas"/>
+          <w:color w:val="D4D4D4"/>
+          <w:sz w:val="21"/>
+          <w:szCs w:val="21"/>
+          <w:lang w:val="en-US"/>
+        </w:rPr>
+        <w:t>=</w:t>
+      </w:r>
+      <w:r>
+        <w:rPr>
+          <w:rFonts w:ascii="Consolas" w:hAnsi="Consolas"/>
+          <w:color w:val="CCCCCC"/>
+          <w:sz w:val="21"/>
+          <w:szCs w:val="21"/>
+          <w:lang w:val="en-US"/>
+        </w:rPr>
+        <w:t xml:space="preserve"> </w:t>
       </w:r>
       <w:proofErr w:type="spellStart"/>
       <w:proofErr w:type="gramStart"/>
       <w:r>
-        <w:t>username</w:t>
+        <w:rPr>
+          <w:rFonts w:ascii="Consolas" w:hAnsi="Consolas"/>
+          <w:color w:val="4EC9B0"/>
+          <w:sz w:val="21"/>
+          <w:szCs w:val="21"/>
+          <w:lang w:val="en-US"/>
+        </w:rPr>
+        <w:t>ExcelConfiguration</w:t>
       </w:r>
       <w:proofErr w:type="spellEnd"/>
+      <w:r>
+        <w:rPr>
+          <w:rFonts w:ascii="Consolas" w:hAnsi="Consolas"/>
+          <w:color w:val="CCCCCC"/>
+          <w:sz w:val="21"/>
+          <w:szCs w:val="21"/>
+          <w:lang w:val="en-US"/>
+        </w:rPr>
+        <w:t>(</w:t>
+      </w:r>
       <w:proofErr w:type="gramEnd"/>
       <w:r>
-        <w:t>="</w:t>
+        <w:rPr>
+          <w:rFonts w:ascii="Consolas" w:hAnsi="Consolas"/>
+          <w:color w:val="CCCCCC"/>
+          <w:sz w:val="21"/>
+          <w:szCs w:val="21"/>
+          <w:lang w:val="en-US"/>
+        </w:rPr>
+        <w:t>)</w:t>
+      </w:r>
+    </w:p>
+    <w:p>
+      <w:pPr>
+        <w:shd w:val="clear" w:color="auto" w:fill="1F1F1F"/>
+        <w:spacing w:line="285" w:lineRule="atLeast"/>
+        <w:rPr>
+          <w:rFonts w:ascii="Consolas" w:hAnsi="Consolas"/>
+          <w:color w:val="CCCCCC"/>
+          <w:sz w:val="21"/>
+          <w:szCs w:val="21"/>
+          <w:lang w:val="en-US"/>
+        </w:rPr>
+      </w:pPr>
+      <w:r>
+        <w:rPr>
+          <w:rFonts w:ascii="Consolas" w:hAnsi="Consolas"/>
+          <w:color w:val="9CDCFE"/>
+          <w:sz w:val="21"/>
+          <w:szCs w:val="21"/>
+          <w:lang w:val="en-US"/>
+        </w:rPr>
+        <w:t>reader</w:t>
+      </w:r>
+      <w:r>
+        <w:rPr>
+          <w:rFonts w:ascii="Consolas" w:hAnsi="Consolas"/>
+          <w:color w:val="CCCCCC"/>
+          <w:sz w:val="21"/>
+          <w:szCs w:val="21"/>
+          <w:lang w:val="en-US"/>
+        </w:rPr>
+        <w:t xml:space="preserve"> </w:t>
+      </w:r>
+      <w:r>
+        <w:rPr>
+          <w:rFonts w:ascii="Consolas" w:hAnsi="Consolas"/>
+          <w:color w:val="D4D4D4"/>
+          <w:sz w:val="21"/>
+          <w:szCs w:val="21"/>
+          <w:lang w:val="en-US"/>
+        </w:rPr>
+        <w:t>=</w:t>
+      </w:r>
+      <w:r>
+        <w:rPr>
+          <w:rFonts w:ascii="Consolas" w:hAnsi="Consolas"/>
+          <w:color w:val="CCCCCC"/>
+          <w:sz w:val="21"/>
+          <w:szCs w:val="21"/>
+          <w:lang w:val="en-US"/>
+        </w:rPr>
+        <w:t xml:space="preserve"> </w:t>
       </w:r>
       <w:proofErr w:type="spellStart"/>
       <w:r>
-        <w:t>admin</w:t>
+        <w:rPr>
+          <w:rFonts w:ascii="Consolas" w:hAnsi="Consolas"/>
+          <w:color w:val="4EC9B0"/>
+          <w:sz w:val="21"/>
+          <w:szCs w:val="21"/>
+          <w:lang w:val="en-US"/>
+        </w:rPr>
+        <w:t>ExcelReader</w:t>
       </w:r>
       <w:proofErr w:type="spellEnd"/>
       <w:r>
-        <w:t>",</w:t>
-      </w:r>
-    </w:p>
-    <w:p>
-      <w:r>
-        <w:t xml:space="preserve">    </w:t>
+        <w:rPr>
+          <w:rFonts w:ascii="Consolas" w:hAnsi="Consolas"/>
+          <w:color w:val="CCCCCC"/>
+          <w:sz w:val="21"/>
+          <w:szCs w:val="21"/>
+          <w:lang w:val="en-US"/>
+        </w:rPr>
+        <w:t>(</w:t>
+      </w:r>
+      <w:proofErr w:type="spellStart"/>
+      <w:r>
+        <w:rPr>
+          <w:rFonts w:ascii="Consolas" w:hAnsi="Consolas"/>
+          <w:color w:val="9CDCFE"/>
+          <w:sz w:val="21"/>
+          <w:szCs w:val="21"/>
+          <w:lang w:val="en-US"/>
+        </w:rPr>
+        <w:t>ec</w:t>
+      </w:r>
+      <w:proofErr w:type="spellEnd"/>
+      <w:r>
+        <w:rPr>
+          <w:rFonts w:ascii="Consolas" w:hAnsi="Consolas"/>
+          <w:color w:val="CCCCCC"/>
+          <w:sz w:val="21"/>
+          <w:szCs w:val="21"/>
+          <w:lang w:val="en-US"/>
+        </w:rPr>
+        <w:t>)</w:t>
+      </w:r>
+    </w:p>
+    <w:p>
+      <w:pPr>
+        <w:shd w:val="clear" w:color="auto" w:fill="1F1F1F"/>
+        <w:spacing w:line="285" w:lineRule="atLeast"/>
+        <w:rPr>
+          <w:rFonts w:ascii="Consolas" w:hAnsi="Consolas"/>
+          <w:color w:val="CCCCCC"/>
+          <w:sz w:val="21"/>
+          <w:szCs w:val="21"/>
+          <w:lang w:val="en-US"/>
+        </w:rPr>
+      </w:pPr>
+    </w:p>
+    <w:p>
+      <w:pPr>
+        <w:shd w:val="clear" w:color="auto" w:fill="1F1F1F"/>
+        <w:spacing w:line="285" w:lineRule="atLeast"/>
+        <w:rPr>
+          <w:rFonts w:ascii="Consolas" w:hAnsi="Consolas"/>
+          <w:color w:val="CCCCCC"/>
+          <w:sz w:val="21"/>
+          <w:szCs w:val="21"/>
+          <w:lang w:val="en-US"/>
+        </w:rPr>
+      </w:pPr>
+      <w:r>
+        <w:rPr>
+          <w:rFonts w:ascii="Consolas" w:hAnsi="Consolas"/>
+          <w:color w:val="9CDCFE"/>
+          <w:sz w:val="21"/>
+          <w:szCs w:val="21"/>
+          <w:lang w:val="en-US"/>
+        </w:rPr>
+        <w:t>entities</w:t>
+      </w:r>
+      <w:r>
+        <w:rPr>
+          <w:rFonts w:ascii="Consolas" w:hAnsi="Consolas"/>
+          <w:color w:val="CCCCCC"/>
+          <w:sz w:val="21"/>
+          <w:szCs w:val="21"/>
+          <w:lang w:val="en-US"/>
+        </w:rPr>
+        <w:t xml:space="preserve"> </w:t>
+      </w:r>
+      <w:r>
+        <w:rPr>
+          <w:rFonts w:ascii="Consolas" w:hAnsi="Consolas"/>
+          <w:color w:val="D4D4D4"/>
+          <w:sz w:val="21"/>
+          <w:szCs w:val="21"/>
+          <w:lang w:val="en-US"/>
+        </w:rPr>
+        <w:t>=</w:t>
+      </w:r>
+      <w:r>
+        <w:rPr>
+          <w:rFonts w:ascii="Consolas" w:hAnsi="Consolas"/>
+          <w:color w:val="CCCCCC"/>
+          <w:sz w:val="21"/>
+          <w:szCs w:val="21"/>
+          <w:lang w:val="en-US"/>
+        </w:rPr>
+        <w:t xml:space="preserve"> </w:t>
       </w:r>
       <w:proofErr w:type="spellStart"/>
       <w:proofErr w:type="gramStart"/>
       <w:r>
-        <w:t>password</w:t>
+        <w:rPr>
+          <w:rFonts w:ascii="Consolas" w:hAnsi="Consolas"/>
+          <w:color w:val="9CDCFE"/>
+          <w:sz w:val="21"/>
+          <w:szCs w:val="21"/>
+          <w:lang w:val="en-US"/>
+        </w:rPr>
+        <w:t>reader</w:t>
+      </w:r>
+      <w:r>
+        <w:rPr>
+          <w:rFonts w:ascii="Consolas" w:hAnsi="Consolas"/>
+          <w:color w:val="CCCCCC"/>
+          <w:sz w:val="21"/>
+          <w:szCs w:val="21"/>
+          <w:lang w:val="en-US"/>
+        </w:rPr>
+        <w:t>.</w:t>
+      </w:r>
+      <w:r>
+        <w:rPr>
+          <w:rFonts w:ascii="Consolas" w:hAnsi="Consolas"/>
+          <w:color w:val="DCDCAA"/>
+          <w:sz w:val="21"/>
+          <w:szCs w:val="21"/>
+          <w:lang w:val="en-US"/>
+        </w:rPr>
+        <w:t>parse</w:t>
+      </w:r>
+      <w:proofErr w:type="gramEnd"/>
+      <w:r>
+        <w:rPr>
+          <w:rFonts w:ascii="Consolas" w:hAnsi="Consolas"/>
+          <w:color w:val="DCDCAA"/>
+          <w:sz w:val="21"/>
+          <w:szCs w:val="21"/>
+          <w:lang w:val="en-US"/>
+        </w:rPr>
+        <w:t>_bulk_entities</w:t>
       </w:r>
       <w:proofErr w:type="spellEnd"/>
-      <w:proofErr w:type="gramEnd"/>
-      <w:r>
-        <w:t>="</w:t>
-      </w:r>
-      <w:proofErr w:type="spellStart"/>
-      <w:r>
-        <w:t>admin</w:t>
-      </w:r>
-      <w:proofErr w:type="spellEnd"/>
-      <w:r>
-        <w:t>"</w:t>
-      </w:r>
-    </w:p>
-    <w:p>
-      <w:r>
+      <w:r>
+        <w:rPr>
+          <w:rFonts w:ascii="Consolas" w:hAnsi="Consolas"/>
+          <w:color w:val="CCCCCC"/>
+          <w:sz w:val="21"/>
+          <w:szCs w:val="21"/>
+          <w:lang w:val="en-US"/>
+        </w:rPr>
+        <w:t>(</w:t>
+      </w:r>
+      <w:r>
+        <w:rPr>
+          <w:rFonts w:ascii="Consolas" w:hAnsi="Consolas"/>
+          <w:color w:val="CE9178"/>
+          <w:sz w:val="21"/>
+          <w:szCs w:val="21"/>
+          <w:lang w:val="en-US"/>
+        </w:rPr>
+        <w:t>"./demo3000.xlsx"</w:t>
+      </w:r>
+      <w:r>
+        <w:rPr>
+          <w:rFonts w:ascii="Consolas" w:hAnsi="Consolas"/>
+          <w:color w:val="CCCCCC"/>
+          <w:sz w:val="21"/>
+          <w:szCs w:val="21"/>
+          <w:lang w:val="en-US"/>
+        </w:rPr>
         <w:t>)</w:t>
       </w:r>
     </w:p>
-    <w:p/>
-    <w:p>
+    <w:p>
+      <w:pPr>
+        <w:shd w:val="clear" w:color="auto" w:fill="1F1F1F"/>
+        <w:spacing w:line="285" w:lineRule="atLeast"/>
+        <w:rPr>
+          <w:rFonts w:ascii="Consolas" w:hAnsi="Consolas"/>
+          <w:color w:val="CCCCCC"/>
+          <w:sz w:val="21"/>
+          <w:szCs w:val="21"/>
+          <w:lang w:val="en-US"/>
+        </w:rPr>
+      </w:pPr>
+    </w:p>
+    <w:p>
+      <w:pPr>
+        <w:shd w:val="clear" w:color="auto" w:fill="1F1F1F"/>
+        <w:spacing w:line="285" w:lineRule="atLeast"/>
+        <w:rPr>
+          <w:rFonts w:ascii="Consolas" w:hAnsi="Consolas"/>
+          <w:color w:val="CCCCCC"/>
+          <w:sz w:val="21"/>
+          <w:szCs w:val="21"/>
+          <w:lang w:val="en-US"/>
+        </w:rPr>
+      </w:pPr>
+      <w:r>
+        <w:rPr>
+          <w:rFonts w:ascii="Consolas" w:hAnsi="Consolas"/>
+          <w:color w:val="9CDCFE"/>
+          <w:sz w:val="21"/>
+          <w:szCs w:val="21"/>
+          <w:lang w:val="en-US"/>
+        </w:rPr>
+        <w:t>results</w:t>
+      </w:r>
+      <w:r>
+        <w:rPr>
+          <w:rFonts w:ascii="Consolas" w:hAnsi="Consolas"/>
+          <w:color w:val="CCCCCC"/>
+          <w:sz w:val="21"/>
+          <w:szCs w:val="21"/>
+          <w:lang w:val="en-US"/>
+        </w:rPr>
+        <w:t xml:space="preserve"> </w:t>
+      </w:r>
+      <w:r>
+        <w:rPr>
+          <w:rFonts w:ascii="Consolas" w:hAnsi="Consolas"/>
+          <w:color w:val="D4D4D4"/>
+          <w:sz w:val="21"/>
+          <w:szCs w:val="21"/>
+          <w:lang w:val="en-US"/>
+        </w:rPr>
+        <w:t>=</w:t>
+      </w:r>
+      <w:r>
+        <w:rPr>
+          <w:rFonts w:ascii="Consolas" w:hAnsi="Consolas"/>
+          <w:color w:val="CCCCCC"/>
+          <w:sz w:val="21"/>
+          <w:szCs w:val="21"/>
+          <w:lang w:val="en-US"/>
+        </w:rPr>
+        <w:t xml:space="preserve"> </w:t>
+      </w:r>
       <w:proofErr w:type="spellStart"/>
       <w:proofErr w:type="gramStart"/>
       <w:r>
+        <w:rPr>
+          <w:rFonts w:ascii="Consolas" w:hAnsi="Consolas"/>
+          <w:color w:val="9CDCFE"/>
+          <w:sz w:val="21"/>
+          <w:szCs w:val="21"/>
+          <w:lang w:val="en-US"/>
+        </w:rPr>
         <w:t>client</w:t>
       </w:r>
+      <w:r>
+        <w:rPr>
+          <w:rFonts w:ascii="Consolas" w:hAnsi="Consolas"/>
+          <w:color w:val="CCCCCC"/>
+          <w:sz w:val="21"/>
+          <w:szCs w:val="21"/>
+          <w:lang w:val="en-US"/>
+        </w:rPr>
+        <w:t>.</w:t>
+      </w:r>
+      <w:r>
+        <w:rPr>
+          <w:rFonts w:ascii="Consolas" w:hAnsi="Consolas"/>
+          <w:color w:val="DCDCAA"/>
+          <w:sz w:val="21"/>
+          <w:szCs w:val="21"/>
+          <w:lang w:val="en-US"/>
+        </w:rPr>
+        <w:t>upload</w:t>
+      </w:r>
+      <w:proofErr w:type="gramEnd"/>
+      <w:r>
+        <w:rPr>
+          <w:rFonts w:ascii="Consolas" w:hAnsi="Consolas"/>
+          <w:color w:val="DCDCAA"/>
+          <w:sz w:val="21"/>
+          <w:szCs w:val="21"/>
+          <w:lang w:val="en-US"/>
+        </w:rPr>
+        <w:t>_entities</w:t>
+      </w:r>
       <w:proofErr w:type="spellEnd"/>
+      <w:r>
+        <w:rPr>
+          <w:rFonts w:ascii="Consolas" w:hAnsi="Consolas"/>
+          <w:color w:val="CCCCCC"/>
+          <w:sz w:val="21"/>
+          <w:szCs w:val="21"/>
+          <w:lang w:val="en-US"/>
+        </w:rPr>
+        <w:t>(</w:t>
+      </w:r>
+      <w:r>
+        <w:rPr>
+          <w:rFonts w:ascii="Consolas" w:hAnsi="Consolas"/>
+          <w:color w:val="9CDCFE"/>
+          <w:sz w:val="21"/>
+          <w:szCs w:val="21"/>
+          <w:lang w:val="en-US"/>
+        </w:rPr>
+        <w:t>entities</w:t>
+      </w:r>
+      <w:r>
+        <w:rPr>
+          <w:rFonts w:ascii="Consolas" w:hAnsi="Consolas"/>
+          <w:color w:val="CCCCCC"/>
+          <w:sz w:val="21"/>
+          <w:szCs w:val="21"/>
+          <w:lang w:val="en-US"/>
+        </w:rPr>
+        <w:t>)</w:t>
+      </w:r>
+    </w:p>
+    <w:p>
+      <w:pPr>
+        <w:rPr>
+          <w:lang w:val="en-US"/>
+        </w:rPr>
+      </w:pPr>
+    </w:p>
+    <w:p>
+      <w:r>
+        <w:t xml:space="preserve">Creación </w:t>
+      </w:r>
+      <w:proofErr w:type="spellStart"/>
+      <w:r>
+        <w:t>template</w:t>
+      </w:r>
+      <w:proofErr w:type="spellEnd"/>
+      <w:r>
+        <w:t xml:space="preserve"> </w:t>
+      </w:r>
+      <w:proofErr w:type="spellStart"/>
+      <w:r>
+        <w:t>excel</w:t>
+      </w:r>
+      <w:proofErr w:type="spellEnd"/>
+      <w:r>
+        <w:t xml:space="preserve"> con estructura de apache atlas </w:t>
+      </w:r>
+    </w:p>
+    <w:p/>
+    <w:p>
+      <w:pPr>
+        <w:rPr>
+          <w:lang w:val="en-US"/>
+        </w:rPr>
+      </w:pPr>
+      <w:r>
+        <w:rPr>
+          <w:lang w:val="en-US"/>
+        </w:rPr>
+        <w:t xml:space="preserve">#python –m </w:t>
+      </w:r>
+      <w:proofErr w:type="spellStart"/>
+      <w:r>
+        <w:rPr>
+          <w:lang w:val="en-US"/>
+        </w:rPr>
+        <w:t>pyapacheatlas</w:t>
+      </w:r>
+      <w:proofErr w:type="spellEnd"/>
+      <w:r>
+        <w:rPr>
+          <w:lang w:val="en-US"/>
+        </w:rPr>
+        <w:t xml:space="preserve"> --make-</w:t>
+      </w:r>
+      <w:proofErr w:type="gramStart"/>
+      <w:r>
+        <w:rPr>
+          <w:lang w:val="en-US"/>
+        </w:rPr>
+        <w:t>template .</w:t>
+      </w:r>
       <w:proofErr w:type="gramEnd"/>
       <w:r>
-        <w:t xml:space="preserve"> = </w:t>
-      </w:r>
-      <w:proofErr w:type="spellStart"/>
-      <w:r>
-        <w:t>AtlasClient</w:t>
-      </w:r>
-      <w:proofErr w:type="spellEnd"/>
-      <w:r>
-        <w:t>(</w:t>
-      </w:r>
-    </w:p>
-    <w:p>
-      <w:r>
-        <w:t xml:space="preserve">    </w:t>
-      </w:r>
-      <w:proofErr w:type="spellStart"/>
-      <w:r>
-        <w:t>en</w:t>
-      </w:r>
-      <w:r>
-        <w:t>dpoint_url</w:t>
-      </w:r>
-      <w:proofErr w:type="spellEnd"/>
-      <w:r>
-        <w:t>="http://</w:t>
-      </w:r>
-      <w:r>
-        <w:rPr>
-          <w:u w:val="single"/>
-        </w:rPr>
-        <w:t>DIRECCION-IP</w:t>
-      </w:r>
-      <w:r>
-        <w:t>:21000/api/atlas/v2",</w:t>
-      </w:r>
-    </w:p>
-    <w:p>
-      <w:r>
-        <w:t xml:space="preserve">    </w:t>
-      </w:r>
-      <w:proofErr w:type="spellStart"/>
-      <w:proofErr w:type="gramStart"/>
-      <w:r>
-        <w:t>authentication</w:t>
-      </w:r>
-      <w:proofErr w:type="spellEnd"/>
-      <w:r>
-        <w:t>=</w:t>
-      </w:r>
-      <w:proofErr w:type="spellStart"/>
-      <w:proofErr w:type="gramEnd"/>
-      <w:r>
-        <w:t>auth</w:t>
-      </w:r>
-      <w:proofErr w:type="spellEnd"/>
-    </w:p>
-    <w:p>
-      <w:r>
-        <w:t>)</w:t>
-      </w:r>
-    </w:p>
-    <w:p/>
-    <w:p>
-      <w:proofErr w:type="spellStart"/>
-      <w:proofErr w:type="gramStart"/>
-      <w:r>
-        <w:t>from</w:t>
-      </w:r>
-      <w:proofErr w:type="spellEnd"/>
-      <w:proofErr w:type="gramEnd"/>
-      <w:r>
-        <w:t xml:space="preserve"> </w:t>
-      </w:r>
-      <w:proofErr w:type="spellStart"/>
-      <w:r>
-        <w:t>pyapacheatlas.readers</w:t>
-      </w:r>
-      <w:proofErr w:type="spellEnd"/>
-      <w:r>
-        <w:t xml:space="preserve"> </w:t>
-      </w:r>
-      <w:proofErr w:type="spellStart"/>
-      <w:r>
-        <w:t>import</w:t>
-      </w:r>
-      <w:proofErr w:type="spellEnd"/>
-      <w:r>
-        <w:t xml:space="preserve"> </w:t>
-      </w:r>
-      <w:proofErr w:type="spellStart"/>
-      <w:r>
-        <w:t>ExcelConfiguration</w:t>
-      </w:r>
-      <w:proofErr w:type="spellEnd"/>
-      <w:r>
-        <w:t xml:space="preserve">, </w:t>
-      </w:r>
-      <w:proofErr w:type="spellStart"/>
-      <w:r>
-        <w:t>ExcelReader</w:t>
-      </w:r>
-      <w:proofErr w:type="spellEnd"/>
-    </w:p>
-    <w:p/>
-    <w:p>
-      <w:proofErr w:type="spellStart"/>
-      <w:proofErr w:type="gramStart"/>
-      <w:r>
-        <w:t>ec</w:t>
-      </w:r>
-      <w:proofErr w:type="spellEnd"/>
-      <w:proofErr w:type="gramEnd"/>
-      <w:r>
-        <w:t xml:space="preserve"> = </w:t>
-      </w:r>
-      <w:proofErr w:type="spellStart"/>
-      <w:r>
-        <w:t>ExcelConfiguration</w:t>
-      </w:r>
-      <w:proofErr w:type="spellEnd"/>
-      <w:r>
-        <w:t>()</w:t>
-      </w:r>
-    </w:p>
-    <w:p>
-      <w:proofErr w:type="spellStart"/>
-      <w:proofErr w:type="gramStart"/>
-      <w:r>
-        <w:t>reader</w:t>
-      </w:r>
-      <w:proofErr w:type="spellEnd"/>
-      <w:proofErr w:type="gramEnd"/>
-      <w:r>
-        <w:t xml:space="preserve"> = </w:t>
-      </w:r>
-      <w:proofErr w:type="spellStart"/>
-      <w:r>
-        <w:t>ExcelReader</w:t>
-      </w:r>
-      <w:proofErr w:type="spellEnd"/>
-      <w:r>
-        <w:t>(</w:t>
-      </w:r>
-      <w:proofErr w:type="spellStart"/>
-      <w:r>
-        <w:t>ec</w:t>
-      </w:r>
-      <w:proofErr w:type="spellEnd"/>
-      <w:r>
-        <w:t>)</w:t>
-      </w:r>
-    </w:p>
-    <w:p/>
-    <w:p>
-      <w:proofErr w:type="spellStart"/>
-      <w:proofErr w:type="gramStart"/>
-      <w:r>
-        <w:t>entities</w:t>
-      </w:r>
-      <w:proofErr w:type="spellEnd"/>
-      <w:proofErr w:type="gramEnd"/>
-      <w:r>
-        <w:t xml:space="preserve"> = </w:t>
-      </w:r>
-      <w:proofErr w:type="spellStart"/>
-      <w:r>
-        <w:t>reader.parse_bulk_entities</w:t>
-      </w:r>
-      <w:proofErr w:type="spellEnd"/>
-      <w:r>
-        <w:t>("./demo.xlsx")</w:t>
-      </w:r>
-    </w:p>
-    <w:p/>
-    <w:p>
-      <w:proofErr w:type="spellStart"/>
-      <w:proofErr w:type="gramStart"/>
-      <w:r>
-        <w:t>results</w:t>
-      </w:r>
-      <w:proofErr w:type="spellEnd"/>
-      <w:proofErr w:type="gramEnd"/>
-      <w:r>
-        <w:t xml:space="preserve"> = </w:t>
-      </w:r>
-      <w:proofErr w:type="spellStart"/>
-      <w:r>
-        <w:t>client.upload_entities</w:t>
-      </w:r>
-      <w:proofErr w:type="spellEnd"/>
-      <w:r>
-        <w:t>(</w:t>
-      </w:r>
-      <w:proofErr w:type="spellStart"/>
-      <w:r>
-        <w:t>entities</w:t>
-      </w:r>
-      <w:proofErr w:type="spellEnd"/>
-      <w:r>
-        <w:t>)</w:t>
-      </w:r>
-    </w:p>
-    <w:p/>
-    <w:p/>
-    <w:p>
-      <w:r>
-        <w:t xml:space="preserve">Creación </w:t>
-      </w:r>
-      <w:proofErr w:type="spellStart"/>
-      <w:r>
-        <w:t>template</w:t>
-      </w:r>
-      <w:proofErr w:type="spellEnd"/>
-      <w:r>
-        <w:t xml:space="preserve"> </w:t>
-      </w:r>
-      <w:proofErr w:type="spellStart"/>
-      <w:r>
-        <w:t>excel</w:t>
-      </w:r>
-      <w:proofErr w:type="spellEnd"/>
-      <w:r>
-        <w:t xml:space="preserve"> con estructura de apache atlas </w:t>
-      </w:r>
-    </w:p>
-    <w:p/>
-    <w:p>
-      <w:r>
-        <w:t>#</w:t>
-      </w:r>
-      <w:proofErr w:type="spellStart"/>
-      <w:r>
-        <w:t>python</w:t>
-      </w:r>
-      <w:proofErr w:type="spellEnd"/>
-      <w:r>
-        <w:t xml:space="preserve"> –m </w:t>
-      </w:r>
-      <w:proofErr w:type="spellStart"/>
-      <w:r>
-        <w:t>pyapacheatlas</w:t>
-      </w:r>
-      <w:proofErr w:type="spellEnd"/>
-      <w:r>
-        <w:t xml:space="preserve"> --</w:t>
-      </w:r>
-      <w:proofErr w:type="spellStart"/>
-      <w:r>
-        <w:t>make-</w:t>
-      </w:r>
-      <w:proofErr w:type="gramStart"/>
-      <w:r>
-        <w:t>template</w:t>
-      </w:r>
-      <w:proofErr w:type="spellEnd"/>
-      <w:r>
-        <w:t xml:space="preserve"> ./</w:t>
-      </w:r>
-      <w:proofErr w:type="gramEnd"/>
-      <w:r>
-        <w:t>demo</w:t>
+        <w:rPr>
+          <w:lang w:val="en-US"/>
+        </w:rPr>
+        <w:t>/demo</w:t>
       </w:r>
     </w:p>
     <w:p>
@@ -927,40 +1880,2307 @@
     </w:p>
     <w:p/>
     <w:p/>
-    <w:p>
-      <w:r>
-        <w:t>Filtrado de información en Excel del archivo JSON proporcionado por los colegas de INEGI.</w:t>
-      </w:r>
-    </w:p>
     <w:p/>
     <w:p>
       <w:r>
-        <w:t>Abriremos una hoja nueva de Excel y nos iremos a la pestaña de DATA y seleccionaremos GET DATA.</w:t>
+        <w:t xml:space="preserve">Para el filtrado de información y la estructura de datos que utilizaremos tendremos que crear un script de Python que nos permita darle acomodo a la información para que pueda ser utilizada dentro del </w:t>
+      </w:r>
+      <w:proofErr w:type="spellStart"/>
+      <w:r>
+        <w:t>template</w:t>
+      </w:r>
+      <w:proofErr w:type="spellEnd"/>
+      <w:r>
+        <w:t xml:space="preserve"> de Excel que nos </w:t>
+      </w:r>
+      <w:proofErr w:type="spellStart"/>
+      <w:r>
+        <w:t>pyapacheatlas</w:t>
+      </w:r>
+      <w:proofErr w:type="spellEnd"/>
+      <w:r>
+        <w:t>.</w:t>
       </w:r>
     </w:p>
     <w:p/>
+    <w:p/>
+    <w:p>
+      <w:pPr>
+        <w:rPr>
+          <w:lang w:val="en-US"/>
+        </w:rPr>
+      </w:pPr>
+      <w:r>
+        <w:rPr>
+          <w:lang w:val="en-US"/>
+        </w:rPr>
+        <w:t>pyjson.py</w:t>
+      </w:r>
+    </w:p>
+    <w:p>
+      <w:pPr>
+        <w:shd w:val="clear" w:color="auto" w:fill="1F1F1F"/>
+        <w:spacing w:line="285" w:lineRule="atLeast"/>
+        <w:rPr>
+          <w:rFonts w:ascii="Consolas" w:hAnsi="Consolas"/>
+          <w:color w:val="CCCCCC"/>
+          <w:sz w:val="21"/>
+          <w:szCs w:val="21"/>
+          <w:lang w:val="en-US" w:eastAsia="es-MX"/>
+        </w:rPr>
+      </w:pPr>
+      <w:r>
+        <w:rPr>
+          <w:rFonts w:ascii="Consolas" w:hAnsi="Consolas"/>
+          <w:color w:val="C586C0"/>
+          <w:sz w:val="21"/>
+          <w:szCs w:val="21"/>
+          <w:lang w:val="en-US"/>
+        </w:rPr>
+        <w:t>import</w:t>
+      </w:r>
+      <w:r>
+        <w:rPr>
+          <w:rFonts w:ascii="Consolas" w:hAnsi="Consolas"/>
+          <w:color w:val="CCCCCC"/>
+          <w:sz w:val="21"/>
+          <w:szCs w:val="21"/>
+          <w:lang w:val="en-US"/>
+        </w:rPr>
+        <w:t xml:space="preserve"> </w:t>
+      </w:r>
+      <w:proofErr w:type="spellStart"/>
+      <w:proofErr w:type="gramStart"/>
+      <w:r>
+        <w:rPr>
+          <w:rFonts w:ascii="Consolas" w:hAnsi="Consolas"/>
+          <w:color w:val="4EC9B0"/>
+          <w:sz w:val="21"/>
+          <w:szCs w:val="21"/>
+          <w:lang w:val="en-US"/>
+        </w:rPr>
+        <w:t>json</w:t>
+      </w:r>
+      <w:proofErr w:type="spellEnd"/>
+      <w:proofErr w:type="gramEnd"/>
+    </w:p>
+    <w:p>
+      <w:pPr>
+        <w:shd w:val="clear" w:color="auto" w:fill="1F1F1F"/>
+        <w:spacing w:line="285" w:lineRule="atLeast"/>
+        <w:rPr>
+          <w:rFonts w:ascii="Consolas" w:hAnsi="Consolas"/>
+          <w:color w:val="CCCCCC"/>
+          <w:sz w:val="21"/>
+          <w:szCs w:val="21"/>
+          <w:lang w:val="en-US"/>
+        </w:rPr>
+      </w:pPr>
+      <w:r>
+        <w:rPr>
+          <w:rFonts w:ascii="Consolas" w:hAnsi="Consolas"/>
+          <w:color w:val="C586C0"/>
+          <w:sz w:val="21"/>
+          <w:szCs w:val="21"/>
+          <w:lang w:val="en-US"/>
+        </w:rPr>
+        <w:t>import</w:t>
+      </w:r>
+      <w:r>
+        <w:rPr>
+          <w:rFonts w:ascii="Consolas" w:hAnsi="Consolas"/>
+          <w:color w:val="CCCCCC"/>
+          <w:sz w:val="21"/>
+          <w:szCs w:val="21"/>
+          <w:lang w:val="en-US"/>
+        </w:rPr>
+        <w:t xml:space="preserve"> </w:t>
+      </w:r>
+      <w:r>
+        <w:rPr>
+          <w:rFonts w:ascii="Consolas" w:hAnsi="Consolas"/>
+          <w:color w:val="4EC9B0"/>
+          <w:sz w:val="21"/>
+          <w:szCs w:val="21"/>
+          <w:lang w:val="en-US"/>
+        </w:rPr>
+        <w:t>pandas</w:t>
+      </w:r>
+      <w:r>
+        <w:rPr>
+          <w:rFonts w:ascii="Consolas" w:hAnsi="Consolas"/>
+          <w:color w:val="CCCCCC"/>
+          <w:sz w:val="21"/>
+          <w:szCs w:val="21"/>
+          <w:lang w:val="en-US"/>
+        </w:rPr>
+        <w:t xml:space="preserve"> </w:t>
+      </w:r>
+      <w:r>
+        <w:rPr>
+          <w:rFonts w:ascii="Consolas" w:hAnsi="Consolas"/>
+          <w:color w:val="C586C0"/>
+          <w:sz w:val="21"/>
+          <w:szCs w:val="21"/>
+          <w:lang w:val="en-US"/>
+        </w:rPr>
+        <w:t>as</w:t>
+      </w:r>
+      <w:r>
+        <w:rPr>
+          <w:rFonts w:ascii="Consolas" w:hAnsi="Consolas"/>
+          <w:color w:val="CCCCCC"/>
+          <w:sz w:val="21"/>
+          <w:szCs w:val="21"/>
+          <w:lang w:val="en-US"/>
+        </w:rPr>
+        <w:t xml:space="preserve"> </w:t>
+      </w:r>
+      <w:proofErr w:type="gramStart"/>
+      <w:r>
+        <w:rPr>
+          <w:rFonts w:ascii="Consolas" w:hAnsi="Consolas"/>
+          <w:color w:val="4EC9B0"/>
+          <w:sz w:val="21"/>
+          <w:szCs w:val="21"/>
+          <w:lang w:val="en-US"/>
+        </w:rPr>
+        <w:t>pd</w:t>
+      </w:r>
+      <w:proofErr w:type="gramEnd"/>
+    </w:p>
+    <w:p>
+      <w:pPr>
+        <w:shd w:val="clear" w:color="auto" w:fill="1F1F1F"/>
+        <w:spacing w:after="240" w:line="285" w:lineRule="atLeast"/>
+        <w:rPr>
+          <w:rFonts w:ascii="Consolas" w:hAnsi="Consolas"/>
+          <w:color w:val="CCCCCC"/>
+          <w:sz w:val="21"/>
+          <w:szCs w:val="21"/>
+          <w:lang w:val="en-US"/>
+        </w:rPr>
+      </w:pPr>
+    </w:p>
+    <w:p>
+      <w:pPr>
+        <w:shd w:val="clear" w:color="auto" w:fill="1F1F1F"/>
+        <w:spacing w:line="285" w:lineRule="atLeast"/>
+        <w:rPr>
+          <w:rFonts w:ascii="Consolas" w:hAnsi="Consolas"/>
+          <w:color w:val="CCCCCC"/>
+          <w:sz w:val="21"/>
+          <w:szCs w:val="21"/>
+          <w:lang w:val="en-US"/>
+        </w:rPr>
+      </w:pPr>
+      <w:r>
+        <w:rPr>
+          <w:rFonts w:ascii="Consolas" w:hAnsi="Consolas"/>
+          <w:color w:val="CCCCCC"/>
+          <w:sz w:val="21"/>
+          <w:szCs w:val="21"/>
+          <w:lang w:val="en-US"/>
+        </w:rPr>
+        <w:t> </w:t>
+      </w:r>
+    </w:p>
+    <w:p>
+      <w:pPr>
+        <w:shd w:val="clear" w:color="auto" w:fill="1F1F1F"/>
+        <w:spacing w:line="285" w:lineRule="atLeast"/>
+        <w:rPr>
+          <w:rFonts w:ascii="Consolas" w:hAnsi="Consolas"/>
+          <w:color w:val="CCCCCC"/>
+          <w:sz w:val="21"/>
+          <w:szCs w:val="21"/>
+          <w:lang w:val="en-US"/>
+        </w:rPr>
+      </w:pPr>
+      <w:r>
+        <w:rPr>
+          <w:rFonts w:ascii="Consolas" w:hAnsi="Consolas"/>
+          <w:color w:val="C586C0"/>
+          <w:sz w:val="21"/>
+          <w:szCs w:val="21"/>
+          <w:lang w:val="en-US"/>
+        </w:rPr>
+        <w:t>with</w:t>
+      </w:r>
+      <w:r>
+        <w:rPr>
+          <w:rFonts w:ascii="Consolas" w:hAnsi="Consolas"/>
+          <w:color w:val="CCCCCC"/>
+          <w:sz w:val="21"/>
+          <w:szCs w:val="21"/>
+          <w:lang w:val="en-US"/>
+        </w:rPr>
+        <w:t xml:space="preserve"> </w:t>
+      </w:r>
+      <w:r>
+        <w:rPr>
+          <w:rFonts w:ascii="Consolas" w:hAnsi="Consolas"/>
+          <w:color w:val="DCDCAA"/>
+          <w:sz w:val="21"/>
+          <w:szCs w:val="21"/>
+          <w:lang w:val="en-US"/>
+        </w:rPr>
+        <w:t>open</w:t>
+      </w:r>
+      <w:r>
+        <w:rPr>
+          <w:rFonts w:ascii="Consolas" w:hAnsi="Consolas"/>
+          <w:color w:val="CCCCCC"/>
+          <w:sz w:val="21"/>
+          <w:szCs w:val="21"/>
+          <w:lang w:val="en-US"/>
+        </w:rPr>
+        <w:t>(</w:t>
+      </w:r>
+      <w:proofErr w:type="spellStart"/>
+      <w:r>
+        <w:rPr>
+          <w:rFonts w:ascii="Consolas" w:hAnsi="Consolas"/>
+          <w:color w:val="569CD6"/>
+          <w:sz w:val="21"/>
+          <w:szCs w:val="21"/>
+          <w:lang w:val="en-US"/>
+        </w:rPr>
+        <w:t>r</w:t>
+      </w:r>
+      <w:r>
+        <w:rPr>
+          <w:rFonts w:ascii="Consolas" w:hAnsi="Consolas"/>
+          <w:color w:val="D16969"/>
+          <w:sz w:val="21"/>
+          <w:szCs w:val="21"/>
+          <w:lang w:val="en-US"/>
+        </w:rPr>
+        <w:t>"C</w:t>
+      </w:r>
+      <w:proofErr w:type="spellEnd"/>
+      <w:r>
+        <w:rPr>
+          <w:rFonts w:ascii="Consolas" w:hAnsi="Consolas"/>
+          <w:color w:val="D16969"/>
+          <w:sz w:val="21"/>
+          <w:szCs w:val="21"/>
+          <w:lang w:val="en-US"/>
+        </w:rPr>
+        <w:t>:</w:t>
+      </w:r>
+      <w:r>
+        <w:rPr>
+          <w:rFonts w:ascii="Consolas" w:hAnsi="Consolas"/>
+          <w:color w:val="D7BA7D"/>
+          <w:sz w:val="21"/>
+          <w:szCs w:val="21"/>
+          <w:lang w:val="en-US"/>
+        </w:rPr>
+        <w:t>\U</w:t>
+      </w:r>
+      <w:r>
+        <w:rPr>
+          <w:rFonts w:ascii="Consolas" w:hAnsi="Consolas"/>
+          <w:color w:val="D16969"/>
+          <w:sz w:val="21"/>
+          <w:szCs w:val="21"/>
+          <w:lang w:val="en-US"/>
+        </w:rPr>
+        <w:t>sers\Admin\Downloads</w:t>
+      </w:r>
+      <w:r>
+        <w:rPr>
+          <w:rFonts w:ascii="Consolas" w:hAnsi="Consolas"/>
+          <w:color w:val="D7BA7D"/>
+          <w:sz w:val="21"/>
+          <w:szCs w:val="21"/>
+          <w:lang w:val="en-US"/>
+        </w:rPr>
+        <w:t>\E</w:t>
+      </w:r>
+      <w:r>
+        <w:rPr>
+          <w:rFonts w:ascii="Consolas" w:hAnsi="Consolas"/>
+          <w:color w:val="D16969"/>
+          <w:sz w:val="21"/>
+          <w:szCs w:val="21"/>
+          <w:lang w:val="en-US"/>
+        </w:rPr>
+        <w:t>NOE.json"</w:t>
+      </w:r>
+      <w:r>
+        <w:rPr>
+          <w:rFonts w:ascii="Consolas" w:hAnsi="Consolas"/>
+          <w:color w:val="CCCCCC"/>
+          <w:sz w:val="21"/>
+          <w:szCs w:val="21"/>
+          <w:lang w:val="en-US"/>
+        </w:rPr>
+        <w:t xml:space="preserve">) </w:t>
+      </w:r>
+      <w:r>
+        <w:rPr>
+          <w:rFonts w:ascii="Consolas" w:hAnsi="Consolas"/>
+          <w:color w:val="C586C0"/>
+          <w:sz w:val="21"/>
+          <w:szCs w:val="21"/>
+          <w:lang w:val="en-US"/>
+        </w:rPr>
+        <w:t>as</w:t>
+      </w:r>
+      <w:r>
+        <w:rPr>
+          <w:rFonts w:ascii="Consolas" w:hAnsi="Consolas"/>
+          <w:color w:val="CCCCCC"/>
+          <w:sz w:val="21"/>
+          <w:szCs w:val="21"/>
+          <w:lang w:val="en-US"/>
+        </w:rPr>
+        <w:t xml:space="preserve"> </w:t>
+      </w:r>
+      <w:r>
+        <w:rPr>
+          <w:rFonts w:ascii="Consolas" w:hAnsi="Consolas"/>
+          <w:color w:val="9CDCFE"/>
+          <w:sz w:val="21"/>
+          <w:szCs w:val="21"/>
+          <w:lang w:val="en-US"/>
+        </w:rPr>
+        <w:t>f</w:t>
+      </w:r>
+      <w:r>
+        <w:rPr>
+          <w:rFonts w:ascii="Consolas" w:hAnsi="Consolas"/>
+          <w:color w:val="CCCCCC"/>
+          <w:sz w:val="21"/>
+          <w:szCs w:val="21"/>
+          <w:lang w:val="en-US"/>
+        </w:rPr>
+        <w:t>:</w:t>
+      </w:r>
+    </w:p>
+    <w:p>
+      <w:pPr>
+        <w:shd w:val="clear" w:color="auto" w:fill="1F1F1F"/>
+        <w:spacing w:line="285" w:lineRule="atLeast"/>
+        <w:rPr>
+          <w:rFonts w:ascii="Consolas" w:hAnsi="Consolas"/>
+          <w:color w:val="CCCCCC"/>
+          <w:sz w:val="21"/>
+          <w:szCs w:val="21"/>
+          <w:lang w:val="en-US"/>
+        </w:rPr>
+      </w:pPr>
+      <w:r>
+        <w:rPr>
+          <w:rFonts w:ascii="Consolas" w:hAnsi="Consolas"/>
+          <w:color w:val="CCCCCC"/>
+          <w:sz w:val="21"/>
+          <w:szCs w:val="21"/>
+          <w:lang w:val="en-US"/>
+        </w:rPr>
+        <w:t xml:space="preserve">    </w:t>
+      </w:r>
+      <w:r>
+        <w:rPr>
+          <w:rFonts w:ascii="Consolas" w:hAnsi="Consolas"/>
+          <w:color w:val="9CDCFE"/>
+          <w:sz w:val="21"/>
+          <w:szCs w:val="21"/>
+          <w:lang w:val="en-US"/>
+        </w:rPr>
+        <w:t>data</w:t>
+      </w:r>
+      <w:r>
+        <w:rPr>
+          <w:rFonts w:ascii="Consolas" w:hAnsi="Consolas"/>
+          <w:color w:val="CCCCCC"/>
+          <w:sz w:val="21"/>
+          <w:szCs w:val="21"/>
+          <w:lang w:val="en-US"/>
+        </w:rPr>
+        <w:t xml:space="preserve"> </w:t>
+      </w:r>
+      <w:r>
+        <w:rPr>
+          <w:rFonts w:ascii="Consolas" w:hAnsi="Consolas"/>
+          <w:color w:val="D4D4D4"/>
+          <w:sz w:val="21"/>
+          <w:szCs w:val="21"/>
+          <w:lang w:val="en-US"/>
+        </w:rPr>
+        <w:t>=</w:t>
+      </w:r>
+      <w:r>
+        <w:rPr>
+          <w:rFonts w:ascii="Consolas" w:hAnsi="Consolas"/>
+          <w:color w:val="CCCCCC"/>
+          <w:sz w:val="21"/>
+          <w:szCs w:val="21"/>
+          <w:lang w:val="en-US"/>
+        </w:rPr>
+        <w:t xml:space="preserve"> </w:t>
+      </w:r>
+      <w:proofErr w:type="spellStart"/>
+      <w:proofErr w:type="gramStart"/>
+      <w:r>
+        <w:rPr>
+          <w:rFonts w:ascii="Consolas" w:hAnsi="Consolas"/>
+          <w:color w:val="4EC9B0"/>
+          <w:sz w:val="21"/>
+          <w:szCs w:val="21"/>
+          <w:lang w:val="en-US"/>
+        </w:rPr>
+        <w:t>json</w:t>
+      </w:r>
+      <w:r>
+        <w:rPr>
+          <w:rFonts w:ascii="Consolas" w:hAnsi="Consolas"/>
+          <w:color w:val="CCCCCC"/>
+          <w:sz w:val="21"/>
+          <w:szCs w:val="21"/>
+          <w:lang w:val="en-US"/>
+        </w:rPr>
+        <w:t>.</w:t>
+      </w:r>
+      <w:r>
+        <w:rPr>
+          <w:rFonts w:ascii="Consolas" w:hAnsi="Consolas"/>
+          <w:color w:val="DCDCAA"/>
+          <w:sz w:val="21"/>
+          <w:szCs w:val="21"/>
+          <w:lang w:val="en-US"/>
+        </w:rPr>
+        <w:t>load</w:t>
+      </w:r>
+      <w:proofErr w:type="spellEnd"/>
+      <w:proofErr w:type="gramEnd"/>
+      <w:r>
+        <w:rPr>
+          <w:rFonts w:ascii="Consolas" w:hAnsi="Consolas"/>
+          <w:color w:val="CCCCCC"/>
+          <w:sz w:val="21"/>
+          <w:szCs w:val="21"/>
+          <w:lang w:val="en-US"/>
+        </w:rPr>
+        <w:t>(</w:t>
+      </w:r>
+      <w:r>
+        <w:rPr>
+          <w:rFonts w:ascii="Consolas" w:hAnsi="Consolas"/>
+          <w:color w:val="9CDCFE"/>
+          <w:sz w:val="21"/>
+          <w:szCs w:val="21"/>
+          <w:lang w:val="en-US"/>
+        </w:rPr>
+        <w:t>f</w:t>
+      </w:r>
+      <w:r>
+        <w:rPr>
+          <w:rFonts w:ascii="Consolas" w:hAnsi="Consolas"/>
+          <w:color w:val="CCCCCC"/>
+          <w:sz w:val="21"/>
+          <w:szCs w:val="21"/>
+          <w:lang w:val="en-US"/>
+        </w:rPr>
+        <w:t>)</w:t>
+      </w:r>
+    </w:p>
+    <w:p>
+      <w:pPr>
+        <w:shd w:val="clear" w:color="auto" w:fill="1F1F1F"/>
+        <w:spacing w:line="285" w:lineRule="atLeast"/>
+        <w:rPr>
+          <w:rFonts w:ascii="Consolas" w:hAnsi="Consolas"/>
+          <w:color w:val="CCCCCC"/>
+          <w:sz w:val="21"/>
+          <w:szCs w:val="21"/>
+          <w:lang w:val="en-US"/>
+        </w:rPr>
+      </w:pPr>
+    </w:p>
+    <w:p>
+      <w:pPr>
+        <w:shd w:val="clear" w:color="auto" w:fill="1F1F1F"/>
+        <w:spacing w:line="285" w:lineRule="atLeast"/>
+        <w:rPr>
+          <w:rFonts w:ascii="Consolas" w:hAnsi="Consolas"/>
+          <w:color w:val="CCCCCC"/>
+          <w:sz w:val="21"/>
+          <w:szCs w:val="21"/>
+          <w:lang w:val="en-US"/>
+        </w:rPr>
+      </w:pPr>
+      <w:r>
+        <w:rPr>
+          <w:rFonts w:ascii="Consolas" w:hAnsi="Consolas"/>
+          <w:color w:val="C586C0"/>
+          <w:sz w:val="21"/>
+          <w:szCs w:val="21"/>
+          <w:lang w:val="en-US"/>
+        </w:rPr>
+        <w:t>with</w:t>
+      </w:r>
+      <w:r>
+        <w:rPr>
+          <w:rFonts w:ascii="Consolas" w:hAnsi="Consolas"/>
+          <w:color w:val="CCCCCC"/>
+          <w:sz w:val="21"/>
+          <w:szCs w:val="21"/>
+          <w:lang w:val="en-US"/>
+        </w:rPr>
+        <w:t xml:space="preserve"> </w:t>
+      </w:r>
+      <w:proofErr w:type="gramStart"/>
+      <w:r>
+        <w:rPr>
+          <w:rFonts w:ascii="Consolas" w:hAnsi="Consolas"/>
+          <w:color w:val="DCDCAA"/>
+          <w:sz w:val="21"/>
+          <w:szCs w:val="21"/>
+          <w:lang w:val="en-US"/>
+        </w:rPr>
+        <w:t>open</w:t>
+      </w:r>
+      <w:r>
+        <w:rPr>
+          <w:rFonts w:ascii="Consolas" w:hAnsi="Consolas"/>
+          <w:color w:val="CCCCCC"/>
+          <w:sz w:val="21"/>
+          <w:szCs w:val="21"/>
+          <w:lang w:val="en-US"/>
+        </w:rPr>
+        <w:t>(</w:t>
+      </w:r>
+      <w:proofErr w:type="gramEnd"/>
+      <w:r>
+        <w:rPr>
+          <w:rFonts w:ascii="Consolas" w:hAnsi="Consolas"/>
+          <w:color w:val="CE9178"/>
+          <w:sz w:val="21"/>
+          <w:szCs w:val="21"/>
+          <w:lang w:val="en-US"/>
+        </w:rPr>
+        <w:t>'tabla10.txt'</w:t>
+      </w:r>
+      <w:r>
+        <w:rPr>
+          <w:rFonts w:ascii="Consolas" w:hAnsi="Consolas"/>
+          <w:color w:val="CCCCCC"/>
+          <w:sz w:val="21"/>
+          <w:szCs w:val="21"/>
+          <w:lang w:val="en-US"/>
+        </w:rPr>
+        <w:t xml:space="preserve">, </w:t>
+      </w:r>
+      <w:r>
+        <w:rPr>
+          <w:rFonts w:ascii="Consolas" w:hAnsi="Consolas"/>
+          <w:color w:val="CE9178"/>
+          <w:sz w:val="21"/>
+          <w:szCs w:val="21"/>
+          <w:lang w:val="en-US"/>
+        </w:rPr>
+        <w:t>'w'</w:t>
+      </w:r>
+      <w:r>
+        <w:rPr>
+          <w:rFonts w:ascii="Consolas" w:hAnsi="Consolas"/>
+          <w:color w:val="CCCCCC"/>
+          <w:sz w:val="21"/>
+          <w:szCs w:val="21"/>
+          <w:lang w:val="en-US"/>
+        </w:rPr>
+        <w:t xml:space="preserve">) </w:t>
+      </w:r>
+      <w:r>
+        <w:rPr>
+          <w:rFonts w:ascii="Consolas" w:hAnsi="Consolas"/>
+          <w:color w:val="C586C0"/>
+          <w:sz w:val="21"/>
+          <w:szCs w:val="21"/>
+          <w:lang w:val="en-US"/>
+        </w:rPr>
+        <w:t>as</w:t>
+      </w:r>
+      <w:r>
+        <w:rPr>
+          <w:rFonts w:ascii="Consolas" w:hAnsi="Consolas"/>
+          <w:color w:val="CCCCCC"/>
+          <w:sz w:val="21"/>
+          <w:szCs w:val="21"/>
+          <w:lang w:val="en-US"/>
+        </w:rPr>
+        <w:t xml:space="preserve"> </w:t>
+      </w:r>
+      <w:r>
+        <w:rPr>
+          <w:rFonts w:ascii="Consolas" w:hAnsi="Consolas"/>
+          <w:color w:val="9CDCFE"/>
+          <w:sz w:val="21"/>
+          <w:szCs w:val="21"/>
+          <w:lang w:val="en-US"/>
+        </w:rPr>
+        <w:t>fi</w:t>
+      </w:r>
+      <w:r>
+        <w:rPr>
+          <w:rFonts w:ascii="Consolas" w:hAnsi="Consolas"/>
+          <w:color w:val="CCCCCC"/>
+          <w:sz w:val="21"/>
+          <w:szCs w:val="21"/>
+          <w:lang w:val="en-US"/>
+        </w:rPr>
+        <w:t>:</w:t>
+      </w:r>
+    </w:p>
+    <w:p>
+      <w:pPr>
+        <w:shd w:val="clear" w:color="auto" w:fill="1F1F1F"/>
+        <w:spacing w:line="285" w:lineRule="atLeast"/>
+        <w:rPr>
+          <w:rFonts w:ascii="Consolas" w:hAnsi="Consolas"/>
+          <w:color w:val="CCCCCC"/>
+          <w:sz w:val="21"/>
+          <w:szCs w:val="21"/>
+          <w:lang w:val="en-US"/>
+        </w:rPr>
+      </w:pPr>
+      <w:r>
+        <w:rPr>
+          <w:rFonts w:ascii="Consolas" w:hAnsi="Consolas"/>
+          <w:color w:val="CCCCCC"/>
+          <w:sz w:val="21"/>
+          <w:szCs w:val="21"/>
+          <w:lang w:val="en-US"/>
+        </w:rPr>
+        <w:t xml:space="preserve">    </w:t>
+      </w:r>
+    </w:p>
+    <w:p>
+      <w:pPr>
+        <w:shd w:val="clear" w:color="auto" w:fill="1F1F1F"/>
+        <w:spacing w:line="285" w:lineRule="atLeast"/>
+        <w:rPr>
+          <w:rFonts w:ascii="Consolas" w:hAnsi="Consolas"/>
+          <w:color w:val="CCCCCC"/>
+          <w:sz w:val="21"/>
+          <w:szCs w:val="21"/>
+        </w:rPr>
+      </w:pPr>
+      <w:r>
+        <w:rPr>
+          <w:rFonts w:ascii="Consolas" w:hAnsi="Consolas"/>
+          <w:color w:val="CCCCCC"/>
+          <w:sz w:val="21"/>
+          <w:szCs w:val="21"/>
+          <w:lang w:val="en-US"/>
+        </w:rPr>
+        <w:t xml:space="preserve">    </w:t>
+      </w:r>
+      <w:proofErr w:type="spellStart"/>
+      <w:r>
+        <w:rPr>
+          <w:rFonts w:ascii="Consolas" w:hAnsi="Consolas"/>
+          <w:color w:val="9CDCFE"/>
+          <w:sz w:val="21"/>
+          <w:szCs w:val="21"/>
+        </w:rPr>
+        <w:t>cn</w:t>
+      </w:r>
+      <w:proofErr w:type="spellEnd"/>
+      <w:r>
+        <w:rPr>
+          <w:rFonts w:ascii="Consolas" w:hAnsi="Consolas"/>
+          <w:color w:val="CCCCCC"/>
+          <w:sz w:val="21"/>
+          <w:szCs w:val="21"/>
+        </w:rPr>
+        <w:t xml:space="preserve"> </w:t>
+      </w:r>
+      <w:r>
+        <w:rPr>
+          <w:rFonts w:ascii="Consolas" w:hAnsi="Consolas"/>
+          <w:color w:val="D4D4D4"/>
+          <w:sz w:val="21"/>
+          <w:szCs w:val="21"/>
+        </w:rPr>
+        <w:t>=</w:t>
+      </w:r>
+      <w:r>
+        <w:rPr>
+          <w:rFonts w:ascii="Consolas" w:hAnsi="Consolas"/>
+          <w:color w:val="CCCCCC"/>
+          <w:sz w:val="21"/>
+          <w:szCs w:val="21"/>
+        </w:rPr>
+        <w:t xml:space="preserve"> </w:t>
+      </w:r>
+      <w:r>
+        <w:rPr>
+          <w:rFonts w:ascii="Consolas" w:hAnsi="Consolas"/>
+          <w:color w:val="B5CEA8"/>
+          <w:sz w:val="21"/>
+          <w:szCs w:val="21"/>
+        </w:rPr>
+        <w:t>1</w:t>
+      </w:r>
+    </w:p>
+    <w:p>
+      <w:pPr>
+        <w:shd w:val="clear" w:color="auto" w:fill="1F1F1F"/>
+        <w:spacing w:line="285" w:lineRule="atLeast"/>
+        <w:rPr>
+          <w:rFonts w:ascii="Consolas" w:hAnsi="Consolas"/>
+          <w:color w:val="CCCCCC"/>
+          <w:sz w:val="21"/>
+          <w:szCs w:val="21"/>
+        </w:rPr>
+      </w:pPr>
+      <w:r>
+        <w:rPr>
+          <w:rFonts w:ascii="Consolas" w:hAnsi="Consolas"/>
+          <w:color w:val="CCCCCC"/>
+          <w:sz w:val="21"/>
+          <w:szCs w:val="21"/>
+        </w:rPr>
+        <w:t> </w:t>
+      </w:r>
+    </w:p>
+    <w:p>
+      <w:pPr>
+        <w:shd w:val="clear" w:color="auto" w:fill="1F1F1F"/>
+        <w:spacing w:line="285" w:lineRule="atLeast"/>
+        <w:rPr>
+          <w:rFonts w:ascii="Consolas" w:hAnsi="Consolas"/>
+          <w:color w:val="CCCCCC"/>
+          <w:sz w:val="21"/>
+          <w:szCs w:val="21"/>
+        </w:rPr>
+      </w:pPr>
+      <w:r>
+        <w:rPr>
+          <w:rFonts w:ascii="Consolas" w:hAnsi="Consolas"/>
+          <w:color w:val="CCCCCC"/>
+          <w:sz w:val="21"/>
+          <w:szCs w:val="21"/>
+        </w:rPr>
+        <w:t xml:space="preserve">    </w:t>
+      </w:r>
+      <w:proofErr w:type="spellStart"/>
+      <w:r>
+        <w:rPr>
+          <w:rFonts w:ascii="Consolas" w:hAnsi="Consolas"/>
+          <w:color w:val="C586C0"/>
+          <w:sz w:val="21"/>
+          <w:szCs w:val="21"/>
+        </w:rPr>
+        <w:t>for</w:t>
+      </w:r>
+      <w:proofErr w:type="spellEnd"/>
+      <w:r>
+        <w:rPr>
+          <w:rFonts w:ascii="Consolas" w:hAnsi="Consolas"/>
+          <w:color w:val="CCCCCC"/>
+          <w:sz w:val="21"/>
+          <w:szCs w:val="21"/>
+        </w:rPr>
+        <w:t xml:space="preserve"> </w:t>
+      </w:r>
+      <w:r>
+        <w:rPr>
+          <w:rFonts w:ascii="Consolas" w:hAnsi="Consolas"/>
+          <w:color w:val="9CDCFE"/>
+          <w:sz w:val="21"/>
+          <w:szCs w:val="21"/>
+        </w:rPr>
+        <w:t>tabla</w:t>
+      </w:r>
+      <w:r>
+        <w:rPr>
+          <w:rFonts w:ascii="Consolas" w:hAnsi="Consolas"/>
+          <w:color w:val="CCCCCC"/>
+          <w:sz w:val="21"/>
+          <w:szCs w:val="21"/>
+        </w:rPr>
+        <w:t xml:space="preserve"> </w:t>
+      </w:r>
+      <w:r>
+        <w:rPr>
+          <w:rFonts w:ascii="Consolas" w:hAnsi="Consolas"/>
+          <w:color w:val="C586C0"/>
+          <w:sz w:val="21"/>
+          <w:szCs w:val="21"/>
+        </w:rPr>
+        <w:t>in</w:t>
+      </w:r>
+      <w:r>
+        <w:rPr>
+          <w:rFonts w:ascii="Consolas" w:hAnsi="Consolas"/>
+          <w:color w:val="CCCCCC"/>
+          <w:sz w:val="21"/>
+          <w:szCs w:val="21"/>
+        </w:rPr>
+        <w:t xml:space="preserve"> </w:t>
+      </w:r>
+      <w:r>
+        <w:rPr>
+          <w:rFonts w:ascii="Consolas" w:hAnsi="Consolas"/>
+          <w:color w:val="9CDCFE"/>
+          <w:sz w:val="21"/>
+          <w:szCs w:val="21"/>
+        </w:rPr>
+        <w:t>data</w:t>
+      </w:r>
+      <w:r>
+        <w:rPr>
+          <w:rFonts w:ascii="Consolas" w:hAnsi="Consolas"/>
+          <w:color w:val="CCCCCC"/>
+          <w:sz w:val="21"/>
+          <w:szCs w:val="21"/>
+        </w:rPr>
+        <w:t>[</w:t>
+      </w:r>
+      <w:r>
+        <w:rPr>
+          <w:rFonts w:ascii="Consolas" w:hAnsi="Consolas"/>
+          <w:color w:val="CE9178"/>
+          <w:sz w:val="21"/>
+          <w:szCs w:val="21"/>
+        </w:rPr>
+        <w:t>"</w:t>
+      </w:r>
+      <w:proofErr w:type="spellStart"/>
+      <w:r>
+        <w:rPr>
+          <w:rFonts w:ascii="Consolas" w:hAnsi="Consolas"/>
+          <w:color w:val="CE9178"/>
+          <w:sz w:val="21"/>
+          <w:szCs w:val="21"/>
+        </w:rPr>
+        <w:t>usuario_base_datos</w:t>
+      </w:r>
+      <w:proofErr w:type="spellEnd"/>
+      <w:r>
+        <w:rPr>
+          <w:rFonts w:ascii="Consolas" w:hAnsi="Consolas"/>
+          <w:color w:val="CE9178"/>
+          <w:sz w:val="21"/>
+          <w:szCs w:val="21"/>
+        </w:rPr>
+        <w:t>"</w:t>
+      </w:r>
+      <w:r>
+        <w:rPr>
+          <w:rFonts w:ascii="Consolas" w:hAnsi="Consolas"/>
+          <w:color w:val="CCCCCC"/>
+          <w:sz w:val="21"/>
+          <w:szCs w:val="21"/>
+        </w:rPr>
+        <w:t>][</w:t>
+      </w:r>
+      <w:r>
+        <w:rPr>
+          <w:rFonts w:ascii="Consolas" w:hAnsi="Consolas"/>
+          <w:color w:val="CE9178"/>
+          <w:sz w:val="21"/>
+          <w:szCs w:val="21"/>
+        </w:rPr>
+        <w:t>"tablas"</w:t>
+      </w:r>
+      <w:r>
+        <w:rPr>
+          <w:rFonts w:ascii="Consolas" w:hAnsi="Consolas"/>
+          <w:color w:val="CCCCCC"/>
+          <w:sz w:val="21"/>
+          <w:szCs w:val="21"/>
+        </w:rPr>
+        <w:t>]:</w:t>
+      </w:r>
+    </w:p>
+    <w:p>
+      <w:pPr>
+        <w:shd w:val="clear" w:color="auto" w:fill="1F1F1F"/>
+        <w:spacing w:line="285" w:lineRule="atLeast"/>
+        <w:rPr>
+          <w:rFonts w:ascii="Consolas" w:hAnsi="Consolas"/>
+          <w:color w:val="CCCCCC"/>
+          <w:sz w:val="21"/>
+          <w:szCs w:val="21"/>
+        </w:rPr>
+      </w:pPr>
+      <w:r>
+        <w:rPr>
+          <w:rFonts w:ascii="Consolas" w:hAnsi="Consolas"/>
+          <w:color w:val="CCCCCC"/>
+          <w:sz w:val="21"/>
+          <w:szCs w:val="21"/>
+        </w:rPr>
+        <w:lastRenderedPageBreak/>
+        <w:t xml:space="preserve">        </w:t>
+      </w:r>
+      <w:r>
+        <w:rPr>
+          <w:rFonts w:ascii="Consolas" w:hAnsi="Consolas"/>
+          <w:color w:val="9CDCFE"/>
+          <w:sz w:val="21"/>
+          <w:szCs w:val="21"/>
+        </w:rPr>
+        <w:t>data2</w:t>
+      </w:r>
+      <w:r>
+        <w:rPr>
+          <w:rFonts w:ascii="Consolas" w:hAnsi="Consolas"/>
+          <w:color w:val="CCCCCC"/>
+          <w:sz w:val="21"/>
+          <w:szCs w:val="21"/>
+        </w:rPr>
+        <w:t xml:space="preserve"> </w:t>
+      </w:r>
+      <w:r>
+        <w:rPr>
+          <w:rFonts w:ascii="Consolas" w:hAnsi="Consolas"/>
+          <w:color w:val="D4D4D4"/>
+          <w:sz w:val="21"/>
+          <w:szCs w:val="21"/>
+        </w:rPr>
+        <w:t>=</w:t>
+      </w:r>
+      <w:r>
+        <w:rPr>
+          <w:rFonts w:ascii="Consolas" w:hAnsi="Consolas"/>
+          <w:color w:val="CCCCCC"/>
+          <w:sz w:val="21"/>
+          <w:szCs w:val="21"/>
+        </w:rPr>
+        <w:t xml:space="preserve"> </w:t>
+      </w:r>
+      <w:r>
+        <w:rPr>
+          <w:rFonts w:ascii="Consolas" w:hAnsi="Consolas"/>
+          <w:color w:val="9CDCFE"/>
+          <w:sz w:val="21"/>
+          <w:szCs w:val="21"/>
+        </w:rPr>
+        <w:t>tabla</w:t>
+      </w:r>
+      <w:r>
+        <w:rPr>
+          <w:rFonts w:ascii="Consolas" w:hAnsi="Consolas"/>
+          <w:color w:val="CCCCCC"/>
+          <w:sz w:val="21"/>
+          <w:szCs w:val="21"/>
+        </w:rPr>
+        <w:t>[</w:t>
+      </w:r>
+      <w:r>
+        <w:rPr>
+          <w:rFonts w:ascii="Consolas" w:hAnsi="Consolas"/>
+          <w:color w:val="CE9178"/>
+          <w:sz w:val="21"/>
+          <w:szCs w:val="21"/>
+        </w:rPr>
+        <w:t>'nombre'</w:t>
+      </w:r>
+      <w:r>
+        <w:rPr>
+          <w:rFonts w:ascii="Consolas" w:hAnsi="Consolas"/>
+          <w:color w:val="CCCCCC"/>
+          <w:sz w:val="21"/>
+          <w:szCs w:val="21"/>
+        </w:rPr>
+        <w:t xml:space="preserve">] </w:t>
+      </w:r>
+      <w:r>
+        <w:rPr>
+          <w:rFonts w:ascii="Consolas" w:hAnsi="Consolas"/>
+          <w:color w:val="D4D4D4"/>
+          <w:sz w:val="21"/>
+          <w:szCs w:val="21"/>
+        </w:rPr>
+        <w:t>+</w:t>
+      </w:r>
+      <w:r>
+        <w:rPr>
+          <w:rFonts w:ascii="Consolas" w:hAnsi="Consolas"/>
+          <w:color w:val="CCCCCC"/>
+          <w:sz w:val="21"/>
+          <w:szCs w:val="21"/>
+        </w:rPr>
+        <w:t xml:space="preserve"> </w:t>
+      </w:r>
+      <w:proofErr w:type="spellStart"/>
+      <w:proofErr w:type="gramStart"/>
+      <w:r>
+        <w:rPr>
+          <w:rFonts w:ascii="Consolas" w:hAnsi="Consolas"/>
+          <w:color w:val="4EC9B0"/>
+          <w:sz w:val="21"/>
+          <w:szCs w:val="21"/>
+        </w:rPr>
+        <w:t>str</w:t>
+      </w:r>
+      <w:proofErr w:type="spellEnd"/>
+      <w:r>
+        <w:rPr>
+          <w:rFonts w:ascii="Consolas" w:hAnsi="Consolas"/>
+          <w:color w:val="CCCCCC"/>
+          <w:sz w:val="21"/>
+          <w:szCs w:val="21"/>
+        </w:rPr>
+        <w:t>(</w:t>
+      </w:r>
+      <w:proofErr w:type="gramEnd"/>
+      <w:r>
+        <w:rPr>
+          <w:rFonts w:ascii="Consolas" w:hAnsi="Consolas"/>
+          <w:color w:val="CE9178"/>
+          <w:sz w:val="21"/>
+          <w:szCs w:val="21"/>
+        </w:rPr>
+        <w:t>'_INEGI_'</w:t>
+      </w:r>
+      <w:r>
+        <w:rPr>
+          <w:rFonts w:ascii="Consolas" w:hAnsi="Consolas"/>
+          <w:color w:val="D4D4D4"/>
+          <w:sz w:val="21"/>
+          <w:szCs w:val="21"/>
+        </w:rPr>
+        <w:t>+</w:t>
+      </w:r>
+      <w:r>
+        <w:rPr>
+          <w:rFonts w:ascii="Consolas" w:hAnsi="Consolas"/>
+          <w:color w:val="CCCCCC"/>
+          <w:sz w:val="21"/>
+          <w:szCs w:val="21"/>
+        </w:rPr>
+        <w:t xml:space="preserve"> </w:t>
+      </w:r>
+      <w:proofErr w:type="spellStart"/>
+      <w:r>
+        <w:rPr>
+          <w:rFonts w:ascii="Consolas" w:hAnsi="Consolas"/>
+          <w:color w:val="4EC9B0"/>
+          <w:sz w:val="21"/>
+          <w:szCs w:val="21"/>
+        </w:rPr>
+        <w:t>str</w:t>
+      </w:r>
+      <w:proofErr w:type="spellEnd"/>
+      <w:r>
+        <w:rPr>
+          <w:rFonts w:ascii="Consolas" w:hAnsi="Consolas"/>
+          <w:color w:val="CCCCCC"/>
+          <w:sz w:val="21"/>
+          <w:szCs w:val="21"/>
+        </w:rPr>
+        <w:t>(</w:t>
+      </w:r>
+      <w:proofErr w:type="spellStart"/>
+      <w:r>
+        <w:rPr>
+          <w:rFonts w:ascii="Consolas" w:hAnsi="Consolas"/>
+          <w:color w:val="9CDCFE"/>
+          <w:sz w:val="21"/>
+          <w:szCs w:val="21"/>
+        </w:rPr>
+        <w:t>cn</w:t>
+      </w:r>
+      <w:proofErr w:type="spellEnd"/>
+      <w:r>
+        <w:rPr>
+          <w:rFonts w:ascii="Consolas" w:hAnsi="Consolas"/>
+          <w:color w:val="CCCCCC"/>
+          <w:sz w:val="21"/>
+          <w:szCs w:val="21"/>
+        </w:rPr>
+        <w:t>))</w:t>
+      </w:r>
+    </w:p>
+    <w:p>
+      <w:pPr>
+        <w:shd w:val="clear" w:color="auto" w:fill="1F1F1F"/>
+        <w:spacing w:line="285" w:lineRule="atLeast"/>
+        <w:rPr>
+          <w:rFonts w:ascii="Consolas" w:hAnsi="Consolas"/>
+          <w:color w:val="CCCCCC"/>
+          <w:sz w:val="21"/>
+          <w:szCs w:val="21"/>
+          <w:lang w:val="en-US"/>
+        </w:rPr>
+      </w:pPr>
+      <w:r>
+        <w:rPr>
+          <w:rFonts w:ascii="Consolas" w:hAnsi="Consolas"/>
+          <w:color w:val="CCCCCC"/>
+          <w:sz w:val="21"/>
+          <w:szCs w:val="21"/>
+        </w:rPr>
+        <w:t xml:space="preserve">        </w:t>
+      </w:r>
+      <w:r>
+        <w:rPr>
+          <w:rFonts w:ascii="Consolas" w:hAnsi="Consolas"/>
+          <w:color w:val="DCDCAA"/>
+          <w:sz w:val="21"/>
+          <w:szCs w:val="21"/>
+          <w:lang w:val="en-US"/>
+        </w:rPr>
+        <w:t>print</w:t>
+      </w:r>
+      <w:r>
+        <w:rPr>
+          <w:rFonts w:ascii="Consolas" w:hAnsi="Consolas"/>
+          <w:color w:val="CCCCCC"/>
+          <w:sz w:val="21"/>
+          <w:szCs w:val="21"/>
+          <w:lang w:val="en-US"/>
+        </w:rPr>
+        <w:t>(</w:t>
+      </w:r>
+      <w:proofErr w:type="spellStart"/>
+      <w:r>
+        <w:rPr>
+          <w:rFonts w:ascii="Consolas" w:hAnsi="Consolas"/>
+          <w:color w:val="569CD6"/>
+          <w:sz w:val="21"/>
+          <w:szCs w:val="21"/>
+          <w:lang w:val="en-US"/>
+        </w:rPr>
+        <w:t>f</w:t>
+      </w:r>
+      <w:r>
+        <w:rPr>
+          <w:rFonts w:ascii="Consolas" w:hAnsi="Consolas"/>
+          <w:color w:val="CE9178"/>
+          <w:sz w:val="21"/>
+          <w:szCs w:val="21"/>
+          <w:lang w:val="en-US"/>
+        </w:rPr>
+        <w:t>"hive_</w:t>
+      </w:r>
+      <w:proofErr w:type="gramStart"/>
+      <w:r>
+        <w:rPr>
+          <w:rFonts w:ascii="Consolas" w:hAnsi="Consolas"/>
+          <w:color w:val="CE9178"/>
+          <w:sz w:val="21"/>
+          <w:szCs w:val="21"/>
+          <w:lang w:val="en-US"/>
+        </w:rPr>
+        <w:t>table</w:t>
+      </w:r>
+      <w:proofErr w:type="spellEnd"/>
+      <w:r>
+        <w:rPr>
+          <w:rFonts w:ascii="Consolas" w:hAnsi="Consolas"/>
+          <w:color w:val="CE9178"/>
+          <w:sz w:val="21"/>
+          <w:szCs w:val="21"/>
+          <w:lang w:val="en-US"/>
+        </w:rPr>
+        <w:t>,</w:t>
+      </w:r>
+      <w:r>
+        <w:rPr>
+          <w:rFonts w:ascii="Consolas" w:hAnsi="Consolas"/>
+          <w:color w:val="569CD6"/>
+          <w:sz w:val="21"/>
+          <w:szCs w:val="21"/>
+          <w:lang w:val="en-US"/>
+        </w:rPr>
+        <w:t>{</w:t>
+      </w:r>
+      <w:proofErr w:type="spellStart"/>
+      <w:proofErr w:type="gramEnd"/>
+      <w:r>
+        <w:rPr>
+          <w:rFonts w:ascii="Consolas" w:hAnsi="Consolas"/>
+          <w:color w:val="9CDCFE"/>
+          <w:sz w:val="21"/>
+          <w:szCs w:val="21"/>
+          <w:lang w:val="en-US"/>
+        </w:rPr>
+        <w:t>tabla</w:t>
+      </w:r>
+      <w:proofErr w:type="spellEnd"/>
+      <w:r>
+        <w:rPr>
+          <w:rFonts w:ascii="Consolas" w:hAnsi="Consolas"/>
+          <w:color w:val="CCCCCC"/>
+          <w:sz w:val="21"/>
+          <w:szCs w:val="21"/>
+          <w:lang w:val="en-US"/>
+        </w:rPr>
+        <w:t>[</w:t>
+      </w:r>
+      <w:r>
+        <w:rPr>
+          <w:rFonts w:ascii="Consolas" w:hAnsi="Consolas"/>
+          <w:color w:val="CE9178"/>
+          <w:sz w:val="21"/>
+          <w:szCs w:val="21"/>
+          <w:lang w:val="en-US"/>
+        </w:rPr>
+        <w:t>'</w:t>
+      </w:r>
+      <w:proofErr w:type="spellStart"/>
+      <w:r>
+        <w:rPr>
+          <w:rFonts w:ascii="Consolas" w:hAnsi="Consolas"/>
+          <w:color w:val="CE9178"/>
+          <w:sz w:val="21"/>
+          <w:szCs w:val="21"/>
+          <w:lang w:val="en-US"/>
+        </w:rPr>
+        <w:t>nombre</w:t>
+      </w:r>
+      <w:proofErr w:type="spellEnd"/>
+      <w:r>
+        <w:rPr>
+          <w:rFonts w:ascii="Consolas" w:hAnsi="Consolas"/>
+          <w:color w:val="CE9178"/>
+          <w:sz w:val="21"/>
+          <w:szCs w:val="21"/>
+          <w:lang w:val="en-US"/>
+        </w:rPr>
+        <w:t>'</w:t>
+      </w:r>
+      <w:r>
+        <w:rPr>
+          <w:rFonts w:ascii="Consolas" w:hAnsi="Consolas"/>
+          <w:color w:val="CCCCCC"/>
+          <w:sz w:val="21"/>
+          <w:szCs w:val="21"/>
+          <w:lang w:val="en-US"/>
+        </w:rPr>
+        <w:t>]</w:t>
+      </w:r>
+      <w:r>
+        <w:rPr>
+          <w:rFonts w:ascii="Consolas" w:hAnsi="Consolas"/>
+          <w:color w:val="569CD6"/>
+          <w:sz w:val="21"/>
+          <w:szCs w:val="21"/>
+          <w:lang w:val="en-US"/>
+        </w:rPr>
+        <w:t>}</w:t>
+      </w:r>
+      <w:r>
+        <w:rPr>
+          <w:rFonts w:ascii="Consolas" w:hAnsi="Consolas"/>
+          <w:color w:val="CE9178"/>
+          <w:sz w:val="21"/>
+          <w:szCs w:val="21"/>
+          <w:lang w:val="en-US"/>
+        </w:rPr>
+        <w:t>,</w:t>
+      </w:r>
+      <w:r>
+        <w:rPr>
+          <w:rFonts w:ascii="Consolas" w:hAnsi="Consolas"/>
+          <w:color w:val="569CD6"/>
+          <w:sz w:val="21"/>
+          <w:szCs w:val="21"/>
+          <w:lang w:val="en-US"/>
+        </w:rPr>
+        <w:t>{</w:t>
+      </w:r>
+      <w:r>
+        <w:rPr>
+          <w:rFonts w:ascii="Consolas" w:hAnsi="Consolas"/>
+          <w:color w:val="9CDCFE"/>
+          <w:sz w:val="21"/>
+          <w:szCs w:val="21"/>
+          <w:lang w:val="en-US"/>
+        </w:rPr>
+        <w:t>data2</w:t>
+      </w:r>
+      <w:r>
+        <w:rPr>
+          <w:rFonts w:ascii="Consolas" w:hAnsi="Consolas"/>
+          <w:color w:val="569CD6"/>
+          <w:sz w:val="21"/>
+          <w:szCs w:val="21"/>
+          <w:lang w:val="en-US"/>
+        </w:rPr>
+        <w:t>}</w:t>
+      </w:r>
+      <w:r>
+        <w:rPr>
+          <w:rFonts w:ascii="Consolas" w:hAnsi="Consolas"/>
+          <w:color w:val="CE9178"/>
+          <w:sz w:val="21"/>
+          <w:szCs w:val="21"/>
+          <w:lang w:val="en-US"/>
+        </w:rPr>
+        <w:t>"</w:t>
+      </w:r>
+      <w:r>
+        <w:rPr>
+          <w:rFonts w:ascii="Consolas" w:hAnsi="Consolas"/>
+          <w:color w:val="CCCCCC"/>
+          <w:sz w:val="21"/>
+          <w:szCs w:val="21"/>
+          <w:lang w:val="en-US"/>
+        </w:rPr>
+        <w:t xml:space="preserve">, </w:t>
+      </w:r>
+      <w:r>
+        <w:rPr>
+          <w:rFonts w:ascii="Consolas" w:hAnsi="Consolas"/>
+          <w:color w:val="9CDCFE"/>
+          <w:sz w:val="21"/>
+          <w:szCs w:val="21"/>
+          <w:lang w:val="en-US"/>
+        </w:rPr>
+        <w:t>file</w:t>
+      </w:r>
+      <w:r>
+        <w:rPr>
+          <w:rFonts w:ascii="Consolas" w:hAnsi="Consolas"/>
+          <w:color w:val="D4D4D4"/>
+          <w:sz w:val="21"/>
+          <w:szCs w:val="21"/>
+          <w:lang w:val="en-US"/>
+        </w:rPr>
+        <w:t>=</w:t>
+      </w:r>
+      <w:r>
+        <w:rPr>
+          <w:rFonts w:ascii="Consolas" w:hAnsi="Consolas"/>
+          <w:color w:val="9CDCFE"/>
+          <w:sz w:val="21"/>
+          <w:szCs w:val="21"/>
+          <w:lang w:val="en-US"/>
+        </w:rPr>
+        <w:t>fi</w:t>
+      </w:r>
+      <w:r>
+        <w:rPr>
+          <w:rFonts w:ascii="Consolas" w:hAnsi="Consolas"/>
+          <w:color w:val="CCCCCC"/>
+          <w:sz w:val="21"/>
+          <w:szCs w:val="21"/>
+          <w:lang w:val="en-US"/>
+        </w:rPr>
+        <w:t>)</w:t>
+      </w:r>
+    </w:p>
+    <w:p>
+      <w:pPr>
+        <w:shd w:val="clear" w:color="auto" w:fill="1F1F1F"/>
+        <w:spacing w:line="285" w:lineRule="atLeast"/>
+        <w:rPr>
+          <w:rFonts w:ascii="Consolas" w:hAnsi="Consolas"/>
+          <w:color w:val="CCCCCC"/>
+          <w:sz w:val="21"/>
+          <w:szCs w:val="21"/>
+          <w:lang w:val="en-US"/>
+        </w:rPr>
+      </w:pPr>
+      <w:r>
+        <w:rPr>
+          <w:rFonts w:ascii="Consolas" w:hAnsi="Consolas"/>
+          <w:color w:val="CCCCCC"/>
+          <w:sz w:val="21"/>
+          <w:szCs w:val="21"/>
+          <w:lang w:val="en-US"/>
+        </w:rPr>
+        <w:t xml:space="preserve">        </w:t>
+      </w:r>
+      <w:r>
+        <w:rPr>
+          <w:rFonts w:ascii="Consolas" w:hAnsi="Consolas"/>
+          <w:color w:val="C586C0"/>
+          <w:sz w:val="21"/>
+          <w:szCs w:val="21"/>
+          <w:lang w:val="en-US"/>
+        </w:rPr>
+        <w:t>if</w:t>
+      </w:r>
+      <w:r>
+        <w:rPr>
+          <w:rFonts w:ascii="Consolas" w:hAnsi="Consolas"/>
+          <w:color w:val="CCCCCC"/>
+          <w:sz w:val="21"/>
+          <w:szCs w:val="21"/>
+          <w:lang w:val="en-US"/>
+        </w:rPr>
+        <w:t xml:space="preserve"> </w:t>
+      </w:r>
+      <w:proofErr w:type="spellStart"/>
+      <w:r>
+        <w:rPr>
+          <w:rFonts w:ascii="Consolas" w:hAnsi="Consolas"/>
+          <w:color w:val="9CDCFE"/>
+          <w:sz w:val="21"/>
+          <w:szCs w:val="21"/>
+          <w:lang w:val="en-US"/>
+        </w:rPr>
+        <w:t>tabla</w:t>
+      </w:r>
+      <w:proofErr w:type="spellEnd"/>
+      <w:r>
+        <w:rPr>
+          <w:rFonts w:ascii="Consolas" w:hAnsi="Consolas"/>
+          <w:color w:val="CCCCCC"/>
+          <w:sz w:val="21"/>
+          <w:szCs w:val="21"/>
+          <w:lang w:val="en-US"/>
+        </w:rPr>
+        <w:t>[</w:t>
+      </w:r>
+      <w:r>
+        <w:rPr>
+          <w:rFonts w:ascii="Consolas" w:hAnsi="Consolas"/>
+          <w:color w:val="CE9178"/>
+          <w:sz w:val="21"/>
+          <w:szCs w:val="21"/>
+          <w:lang w:val="en-US"/>
+        </w:rPr>
+        <w:t>"</w:t>
+      </w:r>
+      <w:proofErr w:type="spellStart"/>
+      <w:r>
+        <w:rPr>
+          <w:rFonts w:ascii="Consolas" w:hAnsi="Consolas"/>
+          <w:color w:val="CE9178"/>
+          <w:sz w:val="21"/>
+          <w:szCs w:val="21"/>
+          <w:lang w:val="en-US"/>
+        </w:rPr>
+        <w:t>columnas</w:t>
+      </w:r>
+      <w:proofErr w:type="spellEnd"/>
+      <w:r>
+        <w:rPr>
+          <w:rFonts w:ascii="Consolas" w:hAnsi="Consolas"/>
+          <w:color w:val="CE9178"/>
+          <w:sz w:val="21"/>
+          <w:szCs w:val="21"/>
+          <w:lang w:val="en-US"/>
+        </w:rPr>
+        <w:t>"</w:t>
+      </w:r>
+      <w:r>
+        <w:rPr>
+          <w:rFonts w:ascii="Consolas" w:hAnsi="Consolas"/>
+          <w:color w:val="CCCCCC"/>
+          <w:sz w:val="21"/>
+          <w:szCs w:val="21"/>
+          <w:lang w:val="en-US"/>
+        </w:rPr>
+        <w:t xml:space="preserve">] </w:t>
+      </w:r>
+      <w:r>
+        <w:rPr>
+          <w:rFonts w:ascii="Consolas" w:hAnsi="Consolas"/>
+          <w:color w:val="569CD6"/>
+          <w:sz w:val="21"/>
+          <w:szCs w:val="21"/>
+          <w:lang w:val="en-US"/>
+        </w:rPr>
+        <w:t>is</w:t>
+      </w:r>
+      <w:r>
+        <w:rPr>
+          <w:rFonts w:ascii="Consolas" w:hAnsi="Consolas"/>
+          <w:color w:val="CCCCCC"/>
+          <w:sz w:val="21"/>
+          <w:szCs w:val="21"/>
+          <w:lang w:val="en-US"/>
+        </w:rPr>
+        <w:t xml:space="preserve"> </w:t>
+      </w:r>
+      <w:r>
+        <w:rPr>
+          <w:rFonts w:ascii="Consolas" w:hAnsi="Consolas"/>
+          <w:color w:val="569CD6"/>
+          <w:sz w:val="21"/>
+          <w:szCs w:val="21"/>
+          <w:lang w:val="en-US"/>
+        </w:rPr>
+        <w:t>not</w:t>
+      </w:r>
+      <w:r>
+        <w:rPr>
+          <w:rFonts w:ascii="Consolas" w:hAnsi="Consolas"/>
+          <w:color w:val="CCCCCC"/>
+          <w:sz w:val="21"/>
+          <w:szCs w:val="21"/>
+          <w:lang w:val="en-US"/>
+        </w:rPr>
+        <w:t xml:space="preserve"> </w:t>
+      </w:r>
+      <w:r>
+        <w:rPr>
+          <w:rFonts w:ascii="Consolas" w:hAnsi="Consolas"/>
+          <w:color w:val="569CD6"/>
+          <w:sz w:val="21"/>
+          <w:szCs w:val="21"/>
+          <w:lang w:val="en-US"/>
+        </w:rPr>
+        <w:t>None</w:t>
+      </w:r>
+      <w:r>
+        <w:rPr>
+          <w:rFonts w:ascii="Consolas" w:hAnsi="Consolas"/>
+          <w:color w:val="CCCCCC"/>
+          <w:sz w:val="21"/>
+          <w:szCs w:val="21"/>
+          <w:lang w:val="en-US"/>
+        </w:rPr>
+        <w:t>:</w:t>
+      </w:r>
+    </w:p>
+    <w:p>
+      <w:pPr>
+        <w:shd w:val="clear" w:color="auto" w:fill="1F1F1F"/>
+        <w:spacing w:line="285" w:lineRule="atLeast"/>
+        <w:rPr>
+          <w:rFonts w:ascii="Consolas" w:hAnsi="Consolas"/>
+          <w:color w:val="CCCCCC"/>
+          <w:sz w:val="21"/>
+          <w:szCs w:val="21"/>
+        </w:rPr>
+      </w:pPr>
+      <w:r>
+        <w:rPr>
+          <w:rFonts w:ascii="Consolas" w:hAnsi="Consolas"/>
+          <w:color w:val="CCCCCC"/>
+          <w:sz w:val="21"/>
+          <w:szCs w:val="21"/>
+          <w:lang w:val="en-US"/>
+        </w:rPr>
+        <w:t xml:space="preserve">            </w:t>
+      </w:r>
+      <w:proofErr w:type="spellStart"/>
+      <w:r>
+        <w:rPr>
+          <w:rFonts w:ascii="Consolas" w:hAnsi="Consolas"/>
+          <w:color w:val="C586C0"/>
+          <w:sz w:val="21"/>
+          <w:szCs w:val="21"/>
+        </w:rPr>
+        <w:t>for</w:t>
+      </w:r>
+      <w:proofErr w:type="spellEnd"/>
+      <w:r>
+        <w:rPr>
+          <w:rFonts w:ascii="Consolas" w:hAnsi="Consolas"/>
+          <w:color w:val="CCCCCC"/>
+          <w:sz w:val="21"/>
+          <w:szCs w:val="21"/>
+        </w:rPr>
+        <w:t xml:space="preserve"> </w:t>
+      </w:r>
+      <w:r>
+        <w:rPr>
+          <w:rFonts w:ascii="Consolas" w:hAnsi="Consolas"/>
+          <w:color w:val="9CDCFE"/>
+          <w:sz w:val="21"/>
+          <w:szCs w:val="21"/>
+        </w:rPr>
+        <w:t>columna</w:t>
+      </w:r>
+      <w:r>
+        <w:rPr>
+          <w:rFonts w:ascii="Consolas" w:hAnsi="Consolas"/>
+          <w:color w:val="CCCCCC"/>
+          <w:sz w:val="21"/>
+          <w:szCs w:val="21"/>
+        </w:rPr>
+        <w:t xml:space="preserve"> </w:t>
+      </w:r>
+      <w:r>
+        <w:rPr>
+          <w:rFonts w:ascii="Consolas" w:hAnsi="Consolas"/>
+          <w:color w:val="C586C0"/>
+          <w:sz w:val="21"/>
+          <w:szCs w:val="21"/>
+        </w:rPr>
+        <w:t>in</w:t>
+      </w:r>
+      <w:r>
+        <w:rPr>
+          <w:rFonts w:ascii="Consolas" w:hAnsi="Consolas"/>
+          <w:color w:val="CCCCCC"/>
+          <w:sz w:val="21"/>
+          <w:szCs w:val="21"/>
+        </w:rPr>
+        <w:t xml:space="preserve"> </w:t>
+      </w:r>
+      <w:r>
+        <w:rPr>
+          <w:rFonts w:ascii="Consolas" w:hAnsi="Consolas"/>
+          <w:color w:val="9CDCFE"/>
+          <w:sz w:val="21"/>
+          <w:szCs w:val="21"/>
+        </w:rPr>
+        <w:t>tabla</w:t>
+      </w:r>
+      <w:r>
+        <w:rPr>
+          <w:rFonts w:ascii="Consolas" w:hAnsi="Consolas"/>
+          <w:color w:val="CCCCCC"/>
+          <w:sz w:val="21"/>
+          <w:szCs w:val="21"/>
+        </w:rPr>
+        <w:t>[</w:t>
+      </w:r>
+      <w:r>
+        <w:rPr>
+          <w:rFonts w:ascii="Consolas" w:hAnsi="Consolas"/>
+          <w:color w:val="CE9178"/>
+          <w:sz w:val="21"/>
+          <w:szCs w:val="21"/>
+        </w:rPr>
+        <w:t>"columnas"</w:t>
+      </w:r>
+      <w:r>
+        <w:rPr>
+          <w:rFonts w:ascii="Consolas" w:hAnsi="Consolas"/>
+          <w:color w:val="CCCCCC"/>
+          <w:sz w:val="21"/>
+          <w:szCs w:val="21"/>
+        </w:rPr>
+        <w:t>]:</w:t>
+      </w:r>
+    </w:p>
+    <w:p>
+      <w:pPr>
+        <w:shd w:val="clear" w:color="auto" w:fill="1F1F1F"/>
+        <w:spacing w:line="285" w:lineRule="atLeast"/>
+        <w:rPr>
+          <w:rFonts w:ascii="Consolas" w:hAnsi="Consolas"/>
+          <w:color w:val="CCCCCC"/>
+          <w:sz w:val="21"/>
+          <w:szCs w:val="21"/>
+        </w:rPr>
+      </w:pPr>
+      <w:r>
+        <w:rPr>
+          <w:rFonts w:ascii="Consolas" w:hAnsi="Consolas"/>
+          <w:color w:val="CCCCCC"/>
+          <w:sz w:val="21"/>
+          <w:szCs w:val="21"/>
+        </w:rPr>
+        <w:t xml:space="preserve">                </w:t>
+      </w:r>
+      <w:r>
+        <w:rPr>
+          <w:rFonts w:ascii="Consolas" w:hAnsi="Consolas"/>
+          <w:color w:val="9CDCFE"/>
+          <w:sz w:val="21"/>
+          <w:szCs w:val="21"/>
+        </w:rPr>
+        <w:t>data3</w:t>
+      </w:r>
+      <w:r>
+        <w:rPr>
+          <w:rFonts w:ascii="Consolas" w:hAnsi="Consolas"/>
+          <w:color w:val="CCCCCC"/>
+          <w:sz w:val="21"/>
+          <w:szCs w:val="21"/>
+        </w:rPr>
+        <w:t xml:space="preserve"> </w:t>
+      </w:r>
+      <w:r>
+        <w:rPr>
+          <w:rFonts w:ascii="Consolas" w:hAnsi="Consolas"/>
+          <w:color w:val="D4D4D4"/>
+          <w:sz w:val="21"/>
+          <w:szCs w:val="21"/>
+        </w:rPr>
+        <w:t>=</w:t>
+      </w:r>
+      <w:r>
+        <w:rPr>
+          <w:rFonts w:ascii="Consolas" w:hAnsi="Consolas"/>
+          <w:color w:val="CCCCCC"/>
+          <w:sz w:val="21"/>
+          <w:szCs w:val="21"/>
+        </w:rPr>
+        <w:t xml:space="preserve"> </w:t>
+      </w:r>
+      <w:r>
+        <w:rPr>
+          <w:rFonts w:ascii="Consolas" w:hAnsi="Consolas"/>
+          <w:color w:val="9CDCFE"/>
+          <w:sz w:val="21"/>
+          <w:szCs w:val="21"/>
+        </w:rPr>
+        <w:t>columna</w:t>
+      </w:r>
+      <w:r>
+        <w:rPr>
+          <w:rFonts w:ascii="Consolas" w:hAnsi="Consolas"/>
+          <w:color w:val="CCCCCC"/>
+          <w:sz w:val="21"/>
+          <w:szCs w:val="21"/>
+        </w:rPr>
+        <w:t>[</w:t>
+      </w:r>
+      <w:r>
+        <w:rPr>
+          <w:rFonts w:ascii="Consolas" w:hAnsi="Consolas"/>
+          <w:color w:val="CE9178"/>
+          <w:sz w:val="21"/>
+          <w:szCs w:val="21"/>
+        </w:rPr>
+        <w:t>'nombre'</w:t>
+      </w:r>
+      <w:r>
+        <w:rPr>
+          <w:rFonts w:ascii="Consolas" w:hAnsi="Consolas"/>
+          <w:color w:val="CCCCCC"/>
+          <w:sz w:val="21"/>
+          <w:szCs w:val="21"/>
+        </w:rPr>
+        <w:t xml:space="preserve">] </w:t>
+      </w:r>
+      <w:r>
+        <w:rPr>
+          <w:rFonts w:ascii="Consolas" w:hAnsi="Consolas"/>
+          <w:color w:val="D4D4D4"/>
+          <w:sz w:val="21"/>
+          <w:szCs w:val="21"/>
+        </w:rPr>
+        <w:t>+</w:t>
+      </w:r>
+      <w:r>
+        <w:rPr>
+          <w:rFonts w:ascii="Consolas" w:hAnsi="Consolas"/>
+          <w:color w:val="CCCCCC"/>
+          <w:sz w:val="21"/>
+          <w:szCs w:val="21"/>
+        </w:rPr>
+        <w:t xml:space="preserve"> </w:t>
+      </w:r>
+      <w:proofErr w:type="spellStart"/>
+      <w:r>
+        <w:rPr>
+          <w:rFonts w:ascii="Consolas" w:hAnsi="Consolas"/>
+          <w:color w:val="4EC9B0"/>
+          <w:sz w:val="21"/>
+          <w:szCs w:val="21"/>
+        </w:rPr>
+        <w:t>str</w:t>
+      </w:r>
+      <w:proofErr w:type="spellEnd"/>
+      <w:r>
+        <w:rPr>
+          <w:rFonts w:ascii="Consolas" w:hAnsi="Consolas"/>
+          <w:color w:val="CCCCCC"/>
+          <w:sz w:val="21"/>
+          <w:szCs w:val="21"/>
+        </w:rPr>
+        <w:t>(</w:t>
+      </w:r>
+      <w:proofErr w:type="spellStart"/>
+      <w:r>
+        <w:rPr>
+          <w:rFonts w:ascii="Consolas" w:hAnsi="Consolas"/>
+          <w:color w:val="9CDCFE"/>
+          <w:sz w:val="21"/>
+          <w:szCs w:val="21"/>
+        </w:rPr>
+        <w:t>cn</w:t>
+      </w:r>
+      <w:proofErr w:type="spellEnd"/>
+      <w:r>
+        <w:rPr>
+          <w:rFonts w:ascii="Consolas" w:hAnsi="Consolas"/>
+          <w:color w:val="CCCCCC"/>
+          <w:sz w:val="21"/>
+          <w:szCs w:val="21"/>
+        </w:rPr>
+        <w:t>)</w:t>
+      </w:r>
+    </w:p>
+    <w:p>
+      <w:pPr>
+        <w:shd w:val="clear" w:color="auto" w:fill="1F1F1F"/>
+        <w:spacing w:line="285" w:lineRule="atLeast"/>
+        <w:rPr>
+          <w:rFonts w:ascii="Consolas" w:hAnsi="Consolas"/>
+          <w:color w:val="CCCCCC"/>
+          <w:sz w:val="21"/>
+          <w:szCs w:val="21"/>
+        </w:rPr>
+      </w:pPr>
+      <w:r>
+        <w:rPr>
+          <w:rFonts w:ascii="Consolas" w:hAnsi="Consolas"/>
+          <w:color w:val="CCCCCC"/>
+          <w:sz w:val="21"/>
+          <w:szCs w:val="21"/>
+        </w:rPr>
+        <w:t xml:space="preserve">                </w:t>
+      </w:r>
+      <w:r>
+        <w:rPr>
+          <w:rFonts w:ascii="Consolas" w:hAnsi="Consolas"/>
+          <w:color w:val="DCDCAA"/>
+          <w:sz w:val="21"/>
+          <w:szCs w:val="21"/>
+        </w:rPr>
+        <w:t>print</w:t>
+      </w:r>
+      <w:r>
+        <w:rPr>
+          <w:rFonts w:ascii="Consolas" w:hAnsi="Consolas"/>
+          <w:color w:val="CCCCCC"/>
+          <w:sz w:val="21"/>
+          <w:szCs w:val="21"/>
+        </w:rPr>
+        <w:t>(</w:t>
+      </w:r>
+      <w:r>
+        <w:rPr>
+          <w:rFonts w:ascii="Consolas" w:hAnsi="Consolas"/>
+          <w:color w:val="569CD6"/>
+          <w:sz w:val="21"/>
+          <w:szCs w:val="21"/>
+        </w:rPr>
+        <w:t>f</w:t>
+      </w:r>
+      <w:r>
+        <w:rPr>
+          <w:rFonts w:ascii="Consolas" w:hAnsi="Consolas"/>
+          <w:color w:val="CE9178"/>
+          <w:sz w:val="21"/>
+          <w:szCs w:val="21"/>
+        </w:rPr>
+        <w:t>"hive_</w:t>
+      </w:r>
+      <w:proofErr w:type="gramStart"/>
+      <w:r>
+        <w:rPr>
+          <w:rFonts w:ascii="Consolas" w:hAnsi="Consolas"/>
+          <w:color w:val="CE9178"/>
+          <w:sz w:val="21"/>
+          <w:szCs w:val="21"/>
+        </w:rPr>
+        <w:t>column,</w:t>
+      </w:r>
+      <w:r>
+        <w:rPr>
+          <w:rFonts w:ascii="Consolas" w:hAnsi="Consolas"/>
+          <w:color w:val="569CD6"/>
+          <w:sz w:val="21"/>
+          <w:szCs w:val="21"/>
+        </w:rPr>
+        <w:t>{</w:t>
+      </w:r>
+      <w:proofErr w:type="gramEnd"/>
+      <w:r>
+        <w:rPr>
+          <w:rFonts w:ascii="Consolas" w:hAnsi="Consolas"/>
+          <w:color w:val="9CDCFE"/>
+          <w:sz w:val="21"/>
+          <w:szCs w:val="21"/>
+        </w:rPr>
+        <w:t>data3</w:t>
+      </w:r>
+      <w:r>
+        <w:rPr>
+          <w:rFonts w:ascii="Consolas" w:hAnsi="Consolas"/>
+          <w:color w:val="569CD6"/>
+          <w:sz w:val="21"/>
+          <w:szCs w:val="21"/>
+        </w:rPr>
+        <w:t>}</w:t>
+      </w:r>
+      <w:r>
+        <w:rPr>
+          <w:rFonts w:ascii="Consolas" w:hAnsi="Consolas"/>
+          <w:color w:val="CE9178"/>
+          <w:sz w:val="21"/>
+          <w:szCs w:val="21"/>
+        </w:rPr>
+        <w:t>,</w:t>
+      </w:r>
+      <w:r>
+        <w:rPr>
+          <w:rFonts w:ascii="Consolas" w:hAnsi="Consolas"/>
+          <w:color w:val="569CD6"/>
+          <w:sz w:val="21"/>
+          <w:szCs w:val="21"/>
+        </w:rPr>
+        <w:t>{</w:t>
+      </w:r>
+      <w:r>
+        <w:rPr>
+          <w:rFonts w:ascii="Consolas" w:hAnsi="Consolas"/>
+          <w:color w:val="9CDCFE"/>
+          <w:sz w:val="21"/>
+          <w:szCs w:val="21"/>
+        </w:rPr>
+        <w:t>data3</w:t>
+      </w:r>
+      <w:r>
+        <w:rPr>
+          <w:rFonts w:ascii="Consolas" w:hAnsi="Consolas"/>
+          <w:color w:val="569CD6"/>
+          <w:sz w:val="21"/>
+          <w:szCs w:val="21"/>
+        </w:rPr>
+        <w:t>}</w:t>
+      </w:r>
+      <w:r>
+        <w:rPr>
+          <w:rFonts w:ascii="Consolas" w:hAnsi="Consolas"/>
+          <w:color w:val="CE9178"/>
+          <w:sz w:val="21"/>
+          <w:szCs w:val="21"/>
+        </w:rPr>
+        <w:t>,</w:t>
+      </w:r>
+      <w:r>
+        <w:rPr>
+          <w:rFonts w:ascii="Consolas" w:hAnsi="Consolas"/>
+          <w:color w:val="569CD6"/>
+          <w:sz w:val="21"/>
+          <w:szCs w:val="21"/>
+        </w:rPr>
+        <w:t>{</w:t>
+      </w:r>
+      <w:r>
+        <w:rPr>
+          <w:rFonts w:ascii="Consolas" w:hAnsi="Consolas"/>
+          <w:color w:val="9CDCFE"/>
+          <w:sz w:val="21"/>
+          <w:szCs w:val="21"/>
+        </w:rPr>
+        <w:t>data2</w:t>
+      </w:r>
+      <w:r>
+        <w:rPr>
+          <w:rFonts w:ascii="Consolas" w:hAnsi="Consolas"/>
+          <w:color w:val="569CD6"/>
+          <w:sz w:val="21"/>
+          <w:szCs w:val="21"/>
+        </w:rPr>
+        <w:t>}</w:t>
+      </w:r>
+      <w:r>
+        <w:rPr>
+          <w:rFonts w:ascii="Consolas" w:hAnsi="Consolas"/>
+          <w:color w:val="CE9178"/>
+          <w:sz w:val="21"/>
+          <w:szCs w:val="21"/>
+        </w:rPr>
+        <w:t>,</w:t>
+      </w:r>
+      <w:r>
+        <w:rPr>
+          <w:rFonts w:ascii="Consolas" w:hAnsi="Consolas"/>
+          <w:color w:val="569CD6"/>
+          <w:sz w:val="21"/>
+          <w:szCs w:val="21"/>
+        </w:rPr>
+        <w:t>{</w:t>
+      </w:r>
+      <w:r>
+        <w:rPr>
+          <w:rFonts w:ascii="Consolas" w:hAnsi="Consolas"/>
+          <w:color w:val="9CDCFE"/>
+          <w:sz w:val="21"/>
+          <w:szCs w:val="21"/>
+        </w:rPr>
+        <w:t>columna</w:t>
+      </w:r>
+      <w:r>
+        <w:rPr>
+          <w:rFonts w:ascii="Consolas" w:hAnsi="Consolas"/>
+          <w:color w:val="CCCCCC"/>
+          <w:sz w:val="21"/>
+          <w:szCs w:val="21"/>
+        </w:rPr>
+        <w:t>[</w:t>
+      </w:r>
+      <w:r>
+        <w:rPr>
+          <w:rFonts w:ascii="Consolas" w:hAnsi="Consolas"/>
+          <w:color w:val="CE9178"/>
+          <w:sz w:val="21"/>
+          <w:szCs w:val="21"/>
+        </w:rPr>
+        <w:t>'tipo_dato'</w:t>
+      </w:r>
+      <w:r>
+        <w:rPr>
+          <w:rFonts w:ascii="Consolas" w:hAnsi="Consolas"/>
+          <w:color w:val="CCCCCC"/>
+          <w:sz w:val="21"/>
+          <w:szCs w:val="21"/>
+        </w:rPr>
+        <w:t>]</w:t>
+      </w:r>
+      <w:r>
+        <w:rPr>
+          <w:rFonts w:ascii="Consolas" w:hAnsi="Consolas"/>
+          <w:color w:val="569CD6"/>
+          <w:sz w:val="21"/>
+          <w:szCs w:val="21"/>
+        </w:rPr>
+        <w:t>}</w:t>
+      </w:r>
+      <w:r>
+        <w:rPr>
+          <w:rFonts w:ascii="Consolas" w:hAnsi="Consolas"/>
+          <w:color w:val="CE9178"/>
+          <w:sz w:val="21"/>
+          <w:szCs w:val="21"/>
+        </w:rPr>
+        <w:t>"</w:t>
+      </w:r>
+      <w:r>
+        <w:rPr>
+          <w:rFonts w:ascii="Consolas" w:hAnsi="Consolas"/>
+          <w:color w:val="CCCCCC"/>
+          <w:sz w:val="21"/>
+          <w:szCs w:val="21"/>
+        </w:rPr>
+        <w:t xml:space="preserve">, </w:t>
+      </w:r>
+      <w:r>
+        <w:rPr>
+          <w:rFonts w:ascii="Consolas" w:hAnsi="Consolas"/>
+          <w:color w:val="9CDCFE"/>
+          <w:sz w:val="21"/>
+          <w:szCs w:val="21"/>
+        </w:rPr>
+        <w:t>file</w:t>
+      </w:r>
+      <w:r>
+        <w:rPr>
+          <w:rFonts w:ascii="Consolas" w:hAnsi="Consolas"/>
+          <w:color w:val="D4D4D4"/>
+          <w:sz w:val="21"/>
+          <w:szCs w:val="21"/>
+        </w:rPr>
+        <w:t>=</w:t>
+      </w:r>
+      <w:r>
+        <w:rPr>
+          <w:rFonts w:ascii="Consolas" w:hAnsi="Consolas"/>
+          <w:color w:val="9CDCFE"/>
+          <w:sz w:val="21"/>
+          <w:szCs w:val="21"/>
+        </w:rPr>
+        <w:t>fi</w:t>
+      </w:r>
+      <w:r>
+        <w:rPr>
+          <w:rFonts w:ascii="Consolas" w:hAnsi="Consolas"/>
+          <w:color w:val="CCCCCC"/>
+          <w:sz w:val="21"/>
+          <w:szCs w:val="21"/>
+        </w:rPr>
+        <w:t>)</w:t>
+      </w:r>
+    </w:p>
+    <w:p>
+      <w:pPr>
+        <w:shd w:val="clear" w:color="auto" w:fill="1F1F1F"/>
+        <w:spacing w:line="285" w:lineRule="atLeast"/>
+        <w:rPr>
+          <w:rFonts w:ascii="Consolas" w:hAnsi="Consolas"/>
+          <w:color w:val="CCCCCC"/>
+          <w:sz w:val="21"/>
+          <w:szCs w:val="21"/>
+        </w:rPr>
+      </w:pPr>
+      <w:r>
+        <w:rPr>
+          <w:rFonts w:ascii="Consolas" w:hAnsi="Consolas"/>
+          <w:color w:val="CCCCCC"/>
+          <w:sz w:val="21"/>
+          <w:szCs w:val="21"/>
+        </w:rPr>
+        <w:t xml:space="preserve">                </w:t>
+      </w:r>
+      <w:proofErr w:type="spellStart"/>
+      <w:r>
+        <w:rPr>
+          <w:rFonts w:ascii="Consolas" w:hAnsi="Consolas"/>
+          <w:color w:val="9CDCFE"/>
+          <w:sz w:val="21"/>
+          <w:szCs w:val="21"/>
+        </w:rPr>
+        <w:t>cn</w:t>
+      </w:r>
+      <w:proofErr w:type="spellEnd"/>
+      <w:r>
+        <w:rPr>
+          <w:rFonts w:ascii="Consolas" w:hAnsi="Consolas"/>
+          <w:color w:val="CCCCCC"/>
+          <w:sz w:val="21"/>
+          <w:szCs w:val="21"/>
+        </w:rPr>
+        <w:t xml:space="preserve"> </w:t>
+      </w:r>
+      <w:r>
+        <w:rPr>
+          <w:rFonts w:ascii="Consolas" w:hAnsi="Consolas"/>
+          <w:color w:val="D4D4D4"/>
+          <w:sz w:val="21"/>
+          <w:szCs w:val="21"/>
+        </w:rPr>
+        <w:t>=</w:t>
+      </w:r>
+      <w:r>
+        <w:rPr>
+          <w:rFonts w:ascii="Consolas" w:hAnsi="Consolas"/>
+          <w:color w:val="CCCCCC"/>
+          <w:sz w:val="21"/>
+          <w:szCs w:val="21"/>
+        </w:rPr>
+        <w:t xml:space="preserve"> </w:t>
+      </w:r>
+      <w:proofErr w:type="spellStart"/>
+      <w:r>
+        <w:rPr>
+          <w:rFonts w:ascii="Consolas" w:hAnsi="Consolas"/>
+          <w:color w:val="9CDCFE"/>
+          <w:sz w:val="21"/>
+          <w:szCs w:val="21"/>
+        </w:rPr>
+        <w:t>cn</w:t>
+      </w:r>
+      <w:proofErr w:type="spellEnd"/>
+      <w:r>
+        <w:rPr>
+          <w:rFonts w:ascii="Consolas" w:hAnsi="Consolas"/>
+          <w:color w:val="CCCCCC"/>
+          <w:sz w:val="21"/>
+          <w:szCs w:val="21"/>
+        </w:rPr>
+        <w:t xml:space="preserve"> </w:t>
+      </w:r>
+      <w:r>
+        <w:rPr>
+          <w:rFonts w:ascii="Consolas" w:hAnsi="Consolas"/>
+          <w:color w:val="D4D4D4"/>
+          <w:sz w:val="21"/>
+          <w:szCs w:val="21"/>
+        </w:rPr>
+        <w:t>+</w:t>
+      </w:r>
+      <w:r>
+        <w:rPr>
+          <w:rFonts w:ascii="Consolas" w:hAnsi="Consolas"/>
+          <w:color w:val="CCCCCC"/>
+          <w:sz w:val="21"/>
+          <w:szCs w:val="21"/>
+        </w:rPr>
+        <w:t xml:space="preserve"> </w:t>
+      </w:r>
+      <w:r>
+        <w:rPr>
+          <w:rFonts w:ascii="Consolas" w:hAnsi="Consolas"/>
+          <w:color w:val="B5CEA8"/>
+          <w:sz w:val="21"/>
+          <w:szCs w:val="21"/>
+        </w:rPr>
+        <w:t>1</w:t>
+      </w:r>
+    </w:p>
+    <w:p>
+      <w:pPr>
+        <w:shd w:val="clear" w:color="auto" w:fill="1F1F1F"/>
+        <w:spacing w:line="285" w:lineRule="atLeast"/>
+        <w:rPr>
+          <w:rFonts w:ascii="Consolas" w:hAnsi="Consolas"/>
+          <w:color w:val="CCCCCC"/>
+          <w:sz w:val="21"/>
+          <w:szCs w:val="21"/>
+          <w:lang w:val="en-US" w:eastAsia="es-MX"/>
+        </w:rPr>
+      </w:pPr>
+    </w:p>
+    <w:p>
+      <w:r>
+        <w:t xml:space="preserve">ejecutamos el script para generar un archivo de texto que será tomado como </w:t>
+      </w:r>
+      <w:proofErr w:type="spellStart"/>
+      <w:r>
+        <w:t>csv</w:t>
+      </w:r>
+      <w:proofErr w:type="spellEnd"/>
+      <w:r>
+        <w:t xml:space="preserve"> en el Excel</w:t>
+      </w:r>
+    </w:p>
+    <w:p/>
+    <w:p>
+      <w:r>
+        <w:t xml:space="preserve"># </w:t>
+      </w:r>
+      <w:proofErr w:type="spellStart"/>
+      <w:r>
+        <w:t>python</w:t>
+      </w:r>
+      <w:proofErr w:type="spellEnd"/>
+      <w:r>
+        <w:t xml:space="preserve"> pyjson.py</w:t>
+      </w:r>
+    </w:p>
+    <w:p/>
+    <w:p>
+      <w:r>
+        <w:t xml:space="preserve">Una vez teniendo el archivo este se leerá en formato </w:t>
+      </w:r>
+      <w:proofErr w:type="spellStart"/>
+      <w:r>
+        <w:t>csv</w:t>
+      </w:r>
+      <w:proofErr w:type="spellEnd"/>
+      <w:r>
+        <w:t xml:space="preserve"> en el </w:t>
+      </w:r>
+      <w:proofErr w:type="spellStart"/>
+      <w:r>
+        <w:t>template</w:t>
+      </w:r>
+      <w:proofErr w:type="spellEnd"/>
+      <w:r>
+        <w:t xml:space="preserve"> de Excel</w:t>
+      </w:r>
+    </w:p>
+    <w:p/>
+    <w:p>
+      <w:r>
+        <w:t>Vamos al apartado de DATA y en obtener datos de un archivo</w:t>
+      </w:r>
+    </w:p>
+    <w:p/>
     <w:p>
       <w:r>
         <w:rPr>
           <w:noProof/>
-          <w:lang w:val="es-MX" w:eastAsia="es-MX"/>
-        </w:rPr>
-        <w:lastRenderedPageBreak/>
+        </w:rPr>
         <mc:AlternateContent>
           <mc:Choice Requires="wps">
             <w:drawing>
-              <wp:anchor distT="0" distB="0" distL="114300" distR="114300" simplePos="0" relativeHeight="251659264" behindDoc="0" locked="0" layoutInCell="1" allowOverlap="1" wp14:anchorId="02F31707" wp14:editId="79A2B883">
+              <wp:anchor distT="0" distB="0" distL="114300" distR="114300" simplePos="0" relativeHeight="251659264" behindDoc="0" locked="0" layoutInCell="1" allowOverlap="1" wp14:anchorId="0C5145E2" wp14:editId="4959E165">
                 <wp:simplePos x="0" y="0"/>
                 <wp:positionH relativeFrom="column">
-                  <wp:posOffset>45454</wp:posOffset>
+                  <wp:posOffset>1051560</wp:posOffset>
                 </wp:positionH>
                 <wp:positionV relativeFrom="paragraph">
-                  <wp:posOffset>552878</wp:posOffset>
+                  <wp:posOffset>874395</wp:posOffset>
                 </wp:positionV>
-                <wp:extent cx="414670" cy="680484"/>
-                <wp:effectExtent l="0" t="0" r="23495" b="24765"/>
+                <wp:extent cx="952500" cy="219075"/>
+                <wp:effectExtent l="0" t="0" r="19050" b="28575"/>
                 <wp:wrapNone/>
-                <wp:docPr id="10" name="Rectángulo 10"/>
+                <wp:docPr id="1981959878" name="Rectangle 1"/>
                 <wp:cNvGraphicFramePr/>
                 <a:graphic xmlns:a="http://schemas.openxmlformats.org/drawingml/2006/main">
                   <a:graphicData uri="http://schemas.microsoft.com/office/word/2010/wordprocessingShape">
@@ -969,7 +4189,7 @@
                       <wps:spPr>
                         <a:xfrm>
                           <a:off x="0" y="0"/>
-                          <a:ext cx="414670" cy="680484"/>
+                          <a:ext cx="952500" cy="219075"/>
                         </a:xfrm>
                         <a:prstGeom prst="rect">
                           <a:avLst/>
@@ -984,7 +4204,7 @@
                       <wps:style>
                         <a:lnRef idx="2">
                           <a:schemeClr val="accent1">
-                            <a:shade val="50000"/>
+                            <a:shade val="15000"/>
                           </a:schemeClr>
                         </a:lnRef>
                         <a:fillRef idx="1">
@@ -1011,7 +4231,7 @@
           </mc:Choice>
           <mc:Fallback>
             <w:pict>
-              <v:rect w14:anchorId="687BA339" id="Rectángulo 10" o:spid="_x0000_s1026" style="position:absolute;margin-left:3.6pt;margin-top:43.55pt;width:32.65pt;height:53.6pt;z-index:251659264;visibility:visible;mso-wrap-style:square;mso-wrap-distance-left:9pt;mso-wrap-distance-top:0;mso-wrap-distance-right:9pt;mso-wrap-distance-bottom:0;mso-position-horizontal:absolute;mso-position-horizontal-relative:text;mso-position-vertical:absolute;mso-position-vertical-relative:text;v-text-anchor:middle" o:gfxdata="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" filled="f" strokecolor="red" strokeweight="1pt"/>
+              <v:rect w14:anchorId="226E6FC3" id="Rectangle 1" o:spid="_x0000_s1026" style="position:absolute;margin-left:82.8pt;margin-top:68.85pt;width:75pt;height:17.25pt;z-index:251659264;visibility:visible;mso-wrap-style:square;mso-wrap-distance-left:9pt;mso-wrap-distance-top:0;mso-wrap-distance-right:9pt;mso-wrap-distance-bottom:0;mso-position-horizontal:absolute;mso-position-horizontal-relative:text;mso-position-vertical:absolute;mso-position-vertical-relative:text;v-text-anchor:middle" o:gfxdata="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" filled="f" strokecolor="red" strokeweight="1pt"/>
             </w:pict>
           </mc:Fallback>
         </mc:AlternateContent>
@@ -1019,13 +4239,12 @@
       <w:r>
         <w:rPr>
           <w:noProof/>
-          <w:lang w:val="es-MX" w:eastAsia="es-MX"/>
         </w:rPr>
         <w:drawing>
-          <wp:inline distT="0" distB="0" distL="0" distR="0" wp14:anchorId="59C2ACD4" wp14:editId="20ECEBB0">
-            <wp:extent cx="6332220" cy="3054350"/>
-            <wp:effectExtent l="0" t="0" r="0" b="0"/>
-            <wp:docPr id="9" name="Imagen 9"/>
+          <wp:inline distT="0" distB="0" distL="0" distR="0" wp14:anchorId="0FA9B5C9" wp14:editId="72BD28F2">
+            <wp:extent cx="6332220" cy="3575685"/>
+            <wp:effectExtent l="0" t="0" r="0" b="5715"/>
+            <wp:docPr id="305264486" name="Picture 1" descr="A screenshot of a computer&#10;&#10;Description automatically generated"/>
             <wp:cNvGraphicFramePr>
               <a:graphicFrameLocks xmlns:a="http://schemas.openxmlformats.org/drawingml/2006/main" noChangeAspect="1"/>
             </wp:cNvGraphicFramePr>
@@ -1033,182 +4252,11 @@
               <a:graphicData uri="http://schemas.openxmlformats.org/drawingml/2006/picture">
                 <pic:pic xmlns:pic="http://schemas.openxmlformats.org/drawingml/2006/picture">
                   <pic:nvPicPr>
-                    <pic:cNvPr id="1" name=""/>
+                    <pic:cNvPr id="305264486" name="Picture 1" descr="A screenshot of a computer&#10;&#10;Description automatically generated"/>
                     <pic:cNvPicPr/>
                   </pic:nvPicPr>
                   <pic:blipFill>
                     <a:blip r:embed="rId14"/>
-                    <a:stretch>
-                      <a:fillRect/>
-                    </a:stretch>
-                  </pic:blipFill>
-                  <pic:spPr>
-                    <a:xfrm>
-                      <a:off x="0" y="0"/>
-                      <a:ext cx="6332220" cy="3054350"/>
-                    </a:xfrm>
-                    <a:prstGeom prst="rect">
-                      <a:avLst/>
-                    </a:prstGeom>
-                  </pic:spPr>
-                </pic:pic>
-              </a:graphicData>
-            </a:graphic>
-          </wp:inline>
-        </w:drawing>
-      </w:r>
-    </w:p>
-    <w:p/>
-    <w:p/>
-    <w:p>
-      <w:r>
-        <w:t>Seleccionaremos cargar datos desde archivo JSON.</w:t>
-      </w:r>
-    </w:p>
-    <w:p/>
-    <w:p>
-      <w:pPr>
-        <w:rPr>
-          <w:noProof/>
-          <w:lang w:val="es-MX" w:eastAsia="es-MX"/>
-        </w:rPr>
-      </w:pPr>
-    </w:p>
-    <w:p>
-      <w:r>
-        <w:rPr>
-          <w:noProof/>
-          <w:lang w:val="es-MX" w:eastAsia="es-MX"/>
-        </w:rPr>
-        <w:drawing>
-          <wp:inline distT="0" distB="0" distL="0" distR="0" wp14:anchorId="567F1FD1" wp14:editId="0B5EED18">
-            <wp:extent cx="4869712" cy="3726515"/>
-            <wp:effectExtent l="0" t="0" r="7620" b="7620"/>
-            <wp:docPr id="11" name="Imagen 11"/>
-            <wp:cNvGraphicFramePr>
-              <a:graphicFrameLocks xmlns:a="http://schemas.openxmlformats.org/drawingml/2006/main" noChangeAspect="1"/>
-            </wp:cNvGraphicFramePr>
-            <a:graphic xmlns:a="http://schemas.openxmlformats.org/drawingml/2006/main">
-              <a:graphicData uri="http://schemas.openxmlformats.org/drawingml/2006/picture">
-                <pic:pic xmlns:pic="http://schemas.openxmlformats.org/drawingml/2006/picture">
-                  <pic:nvPicPr>
-                    <pic:cNvPr id="1" name=""/>
-                    <pic:cNvPicPr/>
-                  </pic:nvPicPr>
-                  <pic:blipFill rotWithShape="1">
-                    <a:blip r:embed="rId15"/>
-                    <a:srcRect r="39216" b="17627"/>
-                    <a:stretch/>
-                  </pic:blipFill>
-                  <pic:spPr bwMode="auto">
-                    <a:xfrm>
-                      <a:off x="0" y="0"/>
-                      <a:ext cx="4892806" cy="3744187"/>
-                    </a:xfrm>
-                    <a:prstGeom prst="rect">
-                      <a:avLst/>
-                    </a:prstGeom>
-                    <a:ln>
-                      <a:noFill/>
-                    </a:ln>
-                    <a:extLst>
-                      <a:ext uri="{53640926-AAD7-44D8-BBD7-CCE9431645EC}">
-                        <a14:shadowObscured xmlns:a14="http://schemas.microsoft.com/office/drawing/2010/main"/>
-                      </a:ext>
-                    </a:extLst>
-                  </pic:spPr>
-                </pic:pic>
-              </a:graphicData>
-            </a:graphic>
-          </wp:inline>
-        </w:drawing>
-      </w:r>
-    </w:p>
-    <w:p/>
-    <w:p>
-      <w:r>
-        <w:lastRenderedPageBreak/>
-        <w:t>Importamos</w:t>
-      </w:r>
-      <w:r>
-        <w:t xml:space="preserve"> el archivo.</w:t>
-      </w:r>
-    </w:p>
-    <w:p/>
-    <w:p>
-      <w:r>
-        <w:rPr>
-          <w:noProof/>
-          <w:lang w:val="es-MX" w:eastAsia="es-MX"/>
-        </w:rPr>
-        <w:drawing>
-          <wp:inline distT="0" distB="0" distL="0" distR="0" wp14:anchorId="65593F2E" wp14:editId="6C126966">
-            <wp:extent cx="6332220" cy="4403090"/>
-            <wp:effectExtent l="0" t="0" r="0" b="0"/>
-            <wp:docPr id="12" name="Imagen 12"/>
-            <wp:cNvGraphicFramePr>
-              <a:graphicFrameLocks xmlns:a="http://schemas.openxmlformats.org/drawingml/2006/main" noChangeAspect="1"/>
-            </wp:cNvGraphicFramePr>
-            <a:graphic xmlns:a="http://schemas.openxmlformats.org/drawingml/2006/main">
-              <a:graphicData uri="http://schemas.openxmlformats.org/drawingml/2006/picture">
-                <pic:pic xmlns:pic="http://schemas.openxmlformats.org/drawingml/2006/picture">
-                  <pic:nvPicPr>
-                    <pic:cNvPr id="1" name=""/>
-                    <pic:cNvPicPr/>
-                  </pic:nvPicPr>
-                  <pic:blipFill>
-                    <a:blip r:embed="rId16"/>
-                    <a:stretch>
-                      <a:fillRect/>
-                    </a:stretch>
-                  </pic:blipFill>
-                  <pic:spPr>
-                    <a:xfrm>
-                      <a:off x="0" y="0"/>
-                      <a:ext cx="6332220" cy="4403090"/>
-                    </a:xfrm>
-                    <a:prstGeom prst="rect">
-                      <a:avLst/>
-                    </a:prstGeom>
-                  </pic:spPr>
-                </pic:pic>
-              </a:graphicData>
-            </a:graphic>
-          </wp:inline>
-        </w:drawing>
-      </w:r>
-    </w:p>
-    <w:p/>
-    <w:p>
-      <w:r>
-        <w:t>Nos mandara a la siguiente pantalla.</w:t>
-      </w:r>
-    </w:p>
-    <w:p/>
-    <w:p>
-      <w:r>
-        <w:rPr>
-          <w:noProof/>
-          <w:lang w:val="es-MX" w:eastAsia="es-MX"/>
-        </w:rPr>
-        <w:lastRenderedPageBreak/>
-        <w:drawing>
-          <wp:inline distT="0" distB="0" distL="0" distR="0" wp14:anchorId="6BC5AB67" wp14:editId="7C9B6C01">
-            <wp:extent cx="6332220" cy="3575685"/>
-            <wp:effectExtent l="0" t="0" r="0" b="5715"/>
-            <wp:docPr id="13" name="Imagen 13"/>
-            <wp:cNvGraphicFramePr>
-              <a:graphicFrameLocks xmlns:a="http://schemas.openxmlformats.org/drawingml/2006/main" noChangeAspect="1"/>
-            </wp:cNvGraphicFramePr>
-            <a:graphic xmlns:a="http://schemas.openxmlformats.org/drawingml/2006/main">
-              <a:graphicData uri="http://schemas.openxmlformats.org/drawingml/2006/picture">
-                <pic:pic xmlns:pic="http://schemas.openxmlformats.org/drawingml/2006/picture">
-                  <pic:nvPicPr>
-                    <pic:cNvPr id="1" name=""/>
-                    <pic:cNvPicPr/>
-                  </pic:nvPicPr>
-                  <pic:blipFill>
-                    <a:blip r:embed="rId17"/>
                     <a:stretch>
                       <a:fillRect/>
                     </a:stretch>
@@ -1232,41 +4280,80 @@
     <w:p/>
     <w:p>
       <w:r>
-        <w:t>Seleccionaremos la opción de la esquina superior izquierda INTO TABLE para pasar los datos del JSON a una tabla de Excel.</w:t>
+        <w:t>Una vez seleccionado cargaremos el archivo que queremos leer</w:t>
       </w:r>
     </w:p>
     <w:p/>
     <w:p>
       <w:r>
-        <w:t xml:space="preserve">Seleccionaremos solo la información que utilizaremos en este caso la sección </w:t>
-      </w:r>
-      <w:r>
-        <w:t>de base de datos y damos aceptar.</w:t>
+        <w:rPr>
+          <w:noProof/>
+        </w:rPr>
+        <w:lastRenderedPageBreak/>
+        <w:drawing>
+          <wp:inline distT="0" distB="0" distL="0" distR="0" wp14:anchorId="1C1E2968" wp14:editId="4C3A34BC">
+            <wp:extent cx="6332220" cy="3575685"/>
+            <wp:effectExtent l="0" t="0" r="0" b="5715"/>
+            <wp:docPr id="265877450" name="Picture 1" descr="A screenshot of a computer&#10;&#10;Description automatically generated"/>
+            <wp:cNvGraphicFramePr>
+              <a:graphicFrameLocks xmlns:a="http://schemas.openxmlformats.org/drawingml/2006/main" noChangeAspect="1"/>
+            </wp:cNvGraphicFramePr>
+            <a:graphic xmlns:a="http://schemas.openxmlformats.org/drawingml/2006/main">
+              <a:graphicData uri="http://schemas.openxmlformats.org/drawingml/2006/picture">
+                <pic:pic xmlns:pic="http://schemas.openxmlformats.org/drawingml/2006/picture">
+                  <pic:nvPicPr>
+                    <pic:cNvPr id="265877450" name="Picture 1" descr="A screenshot of a computer&#10;&#10;Description automatically generated"/>
+                    <pic:cNvPicPr/>
+                  </pic:nvPicPr>
+                  <pic:blipFill>
+                    <a:blip r:embed="rId15"/>
+                    <a:stretch>
+                      <a:fillRect/>
+                    </a:stretch>
+                  </pic:blipFill>
+                  <pic:spPr>
+                    <a:xfrm>
+                      <a:off x="0" y="0"/>
+                      <a:ext cx="6332220" cy="3575685"/>
+                    </a:xfrm>
+                    <a:prstGeom prst="rect">
+                      <a:avLst/>
+                    </a:prstGeom>
+                  </pic:spPr>
+                </pic:pic>
+              </a:graphicData>
+            </a:graphic>
+          </wp:inline>
+        </w:drawing>
       </w:r>
     </w:p>
     <w:p/>
     <w:p>
       <w:r>
+        <w:t xml:space="preserve">Seleccionamos que se refleje todo el data set y damos cargar </w:t>
+      </w:r>
+    </w:p>
+    <w:p/>
+    <w:p>
+      <w:r>
         <w:rPr>
           <w:noProof/>
-          <w:lang w:val="es-MX" w:eastAsia="es-MX"/>
-        </w:rPr>
-        <w:lastRenderedPageBreak/>
+        </w:rPr>
         <mc:AlternateContent>
           <mc:Choice Requires="wps">
             <w:drawing>
-              <wp:anchor distT="0" distB="0" distL="114300" distR="114300" simplePos="0" relativeHeight="251660288" behindDoc="0" locked="0" layoutInCell="1" allowOverlap="1" wp14:anchorId="29ED85AF" wp14:editId="072198A7">
+              <wp:anchor distT="0" distB="0" distL="114300" distR="114300" simplePos="0" relativeHeight="251661312" behindDoc="0" locked="0" layoutInCell="1" allowOverlap="1" wp14:anchorId="538D102D" wp14:editId="09658C08">
                 <wp:simplePos x="0" y="0"/>
                 <wp:positionH relativeFrom="column">
-                  <wp:posOffset>800366</wp:posOffset>
+                  <wp:posOffset>3947160</wp:posOffset>
                 </wp:positionH>
                 <wp:positionV relativeFrom="paragraph">
-                  <wp:posOffset>2222190</wp:posOffset>
+                  <wp:posOffset>2981325</wp:posOffset>
                 </wp:positionV>
-                <wp:extent cx="1424763" cy="563525"/>
-                <wp:effectExtent l="0" t="0" r="23495" b="27305"/>
+                <wp:extent cx="285750" cy="104775"/>
+                <wp:effectExtent l="0" t="0" r="19050" b="28575"/>
                 <wp:wrapNone/>
-                <wp:docPr id="15" name="Rectángulo 15"/>
+                <wp:docPr id="2139790449" name="Rectangle 3"/>
                 <wp:cNvGraphicFramePr/>
                 <a:graphic xmlns:a="http://schemas.openxmlformats.org/drawingml/2006/main">
                   <a:graphicData uri="http://schemas.microsoft.com/office/word/2010/wordprocessingShape">
@@ -1275,7 +4362,7 @@
                       <wps:spPr>
                         <a:xfrm>
                           <a:off x="0" y="0"/>
-                          <a:ext cx="1424763" cy="563525"/>
+                          <a:ext cx="285750" cy="104775"/>
                         </a:xfrm>
                         <a:prstGeom prst="rect">
                           <a:avLst/>
@@ -1290,7 +4377,7 @@
                       <wps:style>
                         <a:lnRef idx="2">
                           <a:schemeClr val="accent1">
-                            <a:shade val="50000"/>
+                            <a:shade val="15000"/>
                           </a:schemeClr>
                         </a:lnRef>
                         <a:fillRef idx="1">
@@ -1317,7 +4404,7 @@
           </mc:Choice>
           <mc:Fallback>
             <w:pict>
-              <v:rect w14:anchorId="06CFEF64" id="Rectángulo 15" o:spid="_x0000_s1026" style="position:absolute;margin-left:63pt;margin-top:175pt;width:112.2pt;height:44.35pt;z-index:251660288;visibility:visible;mso-wrap-style:square;mso-wrap-distance-left:9pt;mso-wrap-distance-top:0;mso-wrap-distance-right:9pt;mso-wrap-distance-bottom:0;mso-position-horizontal:absolute;mso-position-horizontal-relative:text;mso-position-vertical:absolute;mso-position-vertical-relative:text;v-text-anchor:middle" o:gfxdata="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" filled="f" strokecolor="red" strokeweight="1pt"/>
+              <v:rect w14:anchorId="65273FD1" id="Rectangle 3" o:spid="_x0000_s1026" style="position:absolute;margin-left:310.8pt;margin-top:234.75pt;width:22.5pt;height:8.25pt;z-index:251661312;visibility:visible;mso-wrap-style:square;mso-wrap-distance-left:9pt;mso-wrap-distance-top:0;mso-wrap-distance-right:9pt;mso-wrap-distance-bottom:0;mso-position-horizontal:absolute;mso-position-horizontal-relative:text;mso-position-vertical:absolute;mso-position-vertical-relative:text;v-text-anchor:middle" o:gfxdata="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" filled="f" strokecolor="red" strokeweight="1pt"/>
             </w:pict>
           </mc:Fallback>
         </mc:AlternateContent>
@@ -1325,13 +4412,12 @@
       <w:r>
         <w:rPr>
           <w:noProof/>
-          <w:lang w:val="es-MX" w:eastAsia="es-MX"/>
         </w:rPr>
         <w:drawing>
-          <wp:inline distT="0" distB="0" distL="0" distR="0" wp14:anchorId="18E3439B" wp14:editId="2022EE25">
+          <wp:inline distT="0" distB="0" distL="0" distR="0" wp14:anchorId="225A8B2F" wp14:editId="349F945A">
             <wp:extent cx="6332220" cy="3575685"/>
             <wp:effectExtent l="0" t="0" r="0" b="5715"/>
-            <wp:docPr id="14" name="Imagen 14"/>
+            <wp:docPr id="1136836415" name="Picture 1" descr="A screenshot of a computer&#10;&#10;Description automatically generated"/>
             <wp:cNvGraphicFramePr>
               <a:graphicFrameLocks xmlns:a="http://schemas.openxmlformats.org/drawingml/2006/main" noChangeAspect="1"/>
             </wp:cNvGraphicFramePr>
@@ -1339,7 +4425,113 @@
               <a:graphicData uri="http://schemas.openxmlformats.org/drawingml/2006/picture">
                 <pic:pic xmlns:pic="http://schemas.openxmlformats.org/drawingml/2006/picture">
                   <pic:nvPicPr>
-                    <pic:cNvPr id="1" name=""/>
+                    <pic:cNvPr id="1136836415" name="Picture 1" descr="A screenshot of a computer&#10;&#10;Description automatically generated"/>
+                    <pic:cNvPicPr/>
+                  </pic:nvPicPr>
+                  <pic:blipFill>
+                    <a:blip r:embed="rId16"/>
+                    <a:stretch>
+                      <a:fillRect/>
+                    </a:stretch>
+                  </pic:blipFill>
+                  <pic:spPr>
+                    <a:xfrm>
+                      <a:off x="0" y="0"/>
+                      <a:ext cx="6332220" cy="3575685"/>
+                    </a:xfrm>
+                    <a:prstGeom prst="rect">
+                      <a:avLst/>
+                    </a:prstGeom>
+                  </pic:spPr>
+                </pic:pic>
+              </a:graphicData>
+            </a:graphic>
+          </wp:inline>
+        </w:drawing>
+      </w:r>
+    </w:p>
+    <w:p/>
+    <w:p>
+      <w:r>
+        <w:lastRenderedPageBreak/>
+        <w:t>Podemos ver como se agregan en forma de tabla en al archivo de Excel</w:t>
+      </w:r>
+    </w:p>
+    <w:p/>
+    <w:p>
+      <w:r>
+        <w:rPr>
+          <w:noProof/>
+        </w:rPr>
+        <w:drawing>
+          <wp:inline distT="0" distB="0" distL="0" distR="0" wp14:anchorId="07C414B2" wp14:editId="399AACD8">
+            <wp:extent cx="6332220" cy="3575685"/>
+            <wp:effectExtent l="0" t="0" r="0" b="5715"/>
+            <wp:docPr id="807698509" name="Picture 1" descr="A screenshot of a computer&#10;&#10;Description automatically generated"/>
+            <wp:cNvGraphicFramePr>
+              <a:graphicFrameLocks xmlns:a="http://schemas.openxmlformats.org/drawingml/2006/main" noChangeAspect="1"/>
+            </wp:cNvGraphicFramePr>
+            <a:graphic xmlns:a="http://schemas.openxmlformats.org/drawingml/2006/main">
+              <a:graphicData uri="http://schemas.openxmlformats.org/drawingml/2006/picture">
+                <pic:pic xmlns:pic="http://schemas.openxmlformats.org/drawingml/2006/picture">
+                  <pic:nvPicPr>
+                    <pic:cNvPr id="807698509" name="Picture 1" descr="A screenshot of a computer&#10;&#10;Description automatically generated"/>
+                    <pic:cNvPicPr/>
+                  </pic:nvPicPr>
+                  <pic:blipFill>
+                    <a:blip r:embed="rId17"/>
+                    <a:stretch>
+                      <a:fillRect/>
+                    </a:stretch>
+                  </pic:blipFill>
+                  <pic:spPr>
+                    <a:xfrm>
+                      <a:off x="0" y="0"/>
+                      <a:ext cx="6332220" cy="3575685"/>
+                    </a:xfrm>
+                    <a:prstGeom prst="rect">
+                      <a:avLst/>
+                    </a:prstGeom>
+                  </pic:spPr>
+                </pic:pic>
+              </a:graphicData>
+            </a:graphic>
+          </wp:inline>
+        </w:drawing>
+      </w:r>
+    </w:p>
+    <w:p/>
+    <w:p>
+      <w:r>
+        <w:t xml:space="preserve">Una vez teniendo este acomodo podemos copiar la estructura al </w:t>
+      </w:r>
+      <w:proofErr w:type="spellStart"/>
+      <w:r>
+        <w:t>template</w:t>
+      </w:r>
+      <w:proofErr w:type="spellEnd"/>
+      <w:r>
+        <w:t xml:space="preserve"> de Excel</w:t>
+      </w:r>
+    </w:p>
+    <w:p>
+      <w:r>
+        <w:rPr>
+          <w:noProof/>
+        </w:rPr>
+        <w:drawing>
+          <wp:inline distT="0" distB="0" distL="0" distR="0" wp14:anchorId="3AA10546" wp14:editId="4980914D">
+            <wp:extent cx="6332220" cy="3575685"/>
+            <wp:effectExtent l="0" t="0" r="0" b="5715"/>
+            <wp:docPr id="1830865852" name="Picture 1" descr="A screenshot of a computer&#10;&#10;Description automatically generated"/>
+            <wp:cNvGraphicFramePr>
+              <a:graphicFrameLocks xmlns:a="http://schemas.openxmlformats.org/drawingml/2006/main" noChangeAspect="1"/>
+            </wp:cNvGraphicFramePr>
+            <a:graphic xmlns:a="http://schemas.openxmlformats.org/drawingml/2006/main">
+              <a:graphicData uri="http://schemas.openxmlformats.org/drawingml/2006/picture">
+                <pic:pic xmlns:pic="http://schemas.openxmlformats.org/drawingml/2006/picture">
+                  <pic:nvPicPr>
+                    <pic:cNvPr id="1830865852" name="Picture 1" descr="A screenshot of a computer&#10;&#10;Description automatically generated"/>
                     <pic:cNvPicPr/>
                   </pic:nvPicPr>
                   <pic:blipFill>
@@ -1364,1590 +4556,23 @@
         </w:drawing>
       </w:r>
     </w:p>
-    <w:p/>
-    <w:p>
-      <w:r>
-        <w:t>Podemos ver que se filtró solo la parte de base de datos.</w:t>
-      </w:r>
-    </w:p>
-    <w:p/>
-    <w:p>
-      <w:r>
-        <w:rPr>
-          <w:noProof/>
-          <w:lang w:val="es-MX" w:eastAsia="es-MX"/>
-        </w:rPr>
-        <w:drawing>
-          <wp:inline distT="0" distB="0" distL="0" distR="0" wp14:anchorId="54E6201B" wp14:editId="3E4E6B79">
-            <wp:extent cx="6332220" cy="2913380"/>
-            <wp:effectExtent l="0" t="0" r="0" b="1270"/>
-            <wp:docPr id="16" name="Imagen 16"/>
-            <wp:cNvGraphicFramePr>
-              <a:graphicFrameLocks xmlns:a="http://schemas.openxmlformats.org/drawingml/2006/main" noChangeAspect="1"/>
-            </wp:cNvGraphicFramePr>
-            <a:graphic xmlns:a="http://schemas.openxmlformats.org/drawingml/2006/main">
-              <a:graphicData uri="http://schemas.openxmlformats.org/drawingml/2006/picture">
-                <pic:pic xmlns:pic="http://schemas.openxmlformats.org/drawingml/2006/picture">
-                  <pic:nvPicPr>
-                    <pic:cNvPr id="1" name=""/>
-                    <pic:cNvPicPr/>
-                  </pic:nvPicPr>
-                  <pic:blipFill>
-                    <a:blip r:embed="rId19"/>
-                    <a:stretch>
-                      <a:fillRect/>
-                    </a:stretch>
-                  </pic:blipFill>
-                  <pic:spPr>
-                    <a:xfrm>
-                      <a:off x="0" y="0"/>
-                      <a:ext cx="6332220" cy="2913380"/>
-                    </a:xfrm>
-                    <a:prstGeom prst="rect">
-                      <a:avLst/>
-                    </a:prstGeom>
-                  </pic:spPr>
-                </pic:pic>
-              </a:graphicData>
-            </a:graphic>
-          </wp:inline>
-        </w:drawing>
-      </w:r>
-    </w:p>
-    <w:p/>
-    <w:p>
-      <w:r>
-        <w:t xml:space="preserve">En VALUES daremos </w:t>
-      </w:r>
-      <w:proofErr w:type="spellStart"/>
-      <w:r>
-        <w:t>click</w:t>
-      </w:r>
-      <w:proofErr w:type="spellEnd"/>
-      <w:r>
-        <w:t xml:space="preserve"> en el botón de flechas para seguir filtrando o escogiendo los datos que necesitamos.</w:t>
-      </w:r>
-    </w:p>
-    <w:p/>
-    <w:p>
-      <w:r>
-        <w:rPr>
-          <w:noProof/>
-          <w:lang w:val="es-MX" w:eastAsia="es-MX"/>
-        </w:rPr>
+    <w:p>
+      <w:r>
         <w:lastRenderedPageBreak/>
-        <w:drawing>
-          <wp:inline distT="0" distB="0" distL="0" distR="0" wp14:anchorId="531BB962" wp14:editId="43372ED5">
-            <wp:extent cx="6332220" cy="2942590"/>
-            <wp:effectExtent l="0" t="0" r="0" b="0"/>
-            <wp:docPr id="17" name="Imagen 17"/>
-            <wp:cNvGraphicFramePr>
-              <a:graphicFrameLocks xmlns:a="http://schemas.openxmlformats.org/drawingml/2006/main" noChangeAspect="1"/>
-            </wp:cNvGraphicFramePr>
-            <a:graphic xmlns:a="http://schemas.openxmlformats.org/drawingml/2006/main">
-              <a:graphicData uri="http://schemas.openxmlformats.org/drawingml/2006/picture">
-                <pic:pic xmlns:pic="http://schemas.openxmlformats.org/drawingml/2006/picture">
-                  <pic:nvPicPr>
-                    <pic:cNvPr id="1" name=""/>
-                    <pic:cNvPicPr/>
-                  </pic:nvPicPr>
-                  <pic:blipFill>
-                    <a:blip r:embed="rId20"/>
-                    <a:stretch>
-                      <a:fillRect/>
-                    </a:stretch>
-                  </pic:blipFill>
-                  <pic:spPr>
-                    <a:xfrm>
-                      <a:off x="0" y="0"/>
-                      <a:ext cx="6332220" cy="2942590"/>
-                    </a:xfrm>
-                    <a:prstGeom prst="rect">
-                      <a:avLst/>
-                    </a:prstGeom>
-                  </pic:spPr>
-                </pic:pic>
-              </a:graphicData>
-            </a:graphic>
-          </wp:inline>
-        </w:drawing>
-      </w:r>
-    </w:p>
-    <w:p/>
-    <w:p>
-      <w:r>
-        <w:t xml:space="preserve">Separaremos las tablas de las columnas para poder acomodar la información a como la necesitamos para meterla al </w:t>
-      </w:r>
-      <w:proofErr w:type="spellStart"/>
-      <w:r>
-        <w:t>template</w:t>
-      </w:r>
-      <w:proofErr w:type="spellEnd"/>
-      <w:r>
-        <w:t xml:space="preserve"> creado por </w:t>
-      </w:r>
-      <w:proofErr w:type="spellStart"/>
-      <w:r>
-        <w:t>pyapacheatlas</w:t>
-      </w:r>
-      <w:proofErr w:type="spellEnd"/>
-      <w:r>
-        <w:t>.</w:t>
-      </w:r>
-    </w:p>
-    <w:p/>
-    <w:p>
-      <w:r>
-        <w:t xml:space="preserve">Seleccionaremos </w:t>
-      </w:r>
-      <w:proofErr w:type="spellStart"/>
-      <w:r>
-        <w:t>expand</w:t>
-      </w:r>
-      <w:proofErr w:type="spellEnd"/>
-      <w:r>
-        <w:t xml:space="preserve"> </w:t>
-      </w:r>
-      <w:proofErr w:type="spellStart"/>
-      <w:r>
-        <w:t>to</w:t>
-      </w:r>
-      <w:proofErr w:type="spellEnd"/>
-      <w:r>
-        <w:t xml:space="preserve"> new </w:t>
-      </w:r>
-      <w:proofErr w:type="spellStart"/>
-      <w:r>
-        <w:t>rows</w:t>
-      </w:r>
-      <w:proofErr w:type="spellEnd"/>
-      <w:r>
-        <w:t xml:space="preserve"> para separar todas las tablas y enlistarlas.</w:t>
-      </w:r>
-    </w:p>
-    <w:p/>
-    <w:p>
-      <w:r>
-        <w:rPr>
-          <w:noProof/>
-          <w:lang w:val="es-MX" w:eastAsia="es-MX"/>
-        </w:rPr>
-        <w:drawing>
-          <wp:inline distT="0" distB="0" distL="0" distR="0" wp14:anchorId="1F4849ED" wp14:editId="771B059B">
-            <wp:extent cx="6332220" cy="2926080"/>
-            <wp:effectExtent l="0" t="0" r="0" b="7620"/>
-            <wp:docPr id="18" name="Imagen 18"/>
-            <wp:cNvGraphicFramePr>
-              <a:graphicFrameLocks xmlns:a="http://schemas.openxmlformats.org/drawingml/2006/main" noChangeAspect="1"/>
-            </wp:cNvGraphicFramePr>
-            <a:graphic xmlns:a="http://schemas.openxmlformats.org/drawingml/2006/main">
-              <a:graphicData uri="http://schemas.openxmlformats.org/drawingml/2006/picture">
-                <pic:pic xmlns:pic="http://schemas.openxmlformats.org/drawingml/2006/picture">
-                  <pic:nvPicPr>
-                    <pic:cNvPr id="1" name=""/>
-                    <pic:cNvPicPr/>
-                  </pic:nvPicPr>
-                  <pic:blipFill>
-                    <a:blip r:embed="rId21"/>
-                    <a:stretch>
-                      <a:fillRect/>
-                    </a:stretch>
-                  </pic:blipFill>
-                  <pic:spPr>
-                    <a:xfrm>
-                      <a:off x="0" y="0"/>
-                      <a:ext cx="6332220" cy="2926080"/>
-                    </a:xfrm>
-                    <a:prstGeom prst="rect">
-                      <a:avLst/>
-                    </a:prstGeom>
-                  </pic:spPr>
-                </pic:pic>
-              </a:graphicData>
-            </a:graphic>
-          </wp:inline>
-        </w:drawing>
-      </w:r>
-    </w:p>
-    <w:p/>
-    <w:p>
-      <w:r>
-        <w:t>Podemos ver que salen 190 tablas dentro de la base de datos.</w:t>
-      </w:r>
-    </w:p>
-    <w:p/>
-    <w:p>
-      <w:r>
-        <w:rPr>
-          <w:noProof/>
-          <w:lang w:val="es-MX" w:eastAsia="es-MX"/>
-        </w:rPr>
-        <w:lastRenderedPageBreak/>
-        <w:drawing>
-          <wp:inline distT="0" distB="0" distL="0" distR="0" wp14:anchorId="7B77D77C" wp14:editId="1F27AEE2">
-            <wp:extent cx="6332220" cy="2932430"/>
-            <wp:effectExtent l="0" t="0" r="0" b="1270"/>
-            <wp:docPr id="19" name="Imagen 19"/>
-            <wp:cNvGraphicFramePr>
-              <a:graphicFrameLocks xmlns:a="http://schemas.openxmlformats.org/drawingml/2006/main" noChangeAspect="1"/>
-            </wp:cNvGraphicFramePr>
-            <a:graphic xmlns:a="http://schemas.openxmlformats.org/drawingml/2006/main">
-              <a:graphicData uri="http://schemas.openxmlformats.org/drawingml/2006/picture">
-                <pic:pic xmlns:pic="http://schemas.openxmlformats.org/drawingml/2006/picture">
-                  <pic:nvPicPr>
-                    <pic:cNvPr id="1" name=""/>
-                    <pic:cNvPicPr/>
-                  </pic:nvPicPr>
-                  <pic:blipFill>
-                    <a:blip r:embed="rId22"/>
-                    <a:stretch>
-                      <a:fillRect/>
-                    </a:stretch>
-                  </pic:blipFill>
-                  <pic:spPr>
-                    <a:xfrm>
-                      <a:off x="0" y="0"/>
-                      <a:ext cx="6332220" cy="2932430"/>
-                    </a:xfrm>
-                    <a:prstGeom prst="rect">
-                      <a:avLst/>
-                    </a:prstGeom>
-                  </pic:spPr>
-                </pic:pic>
-              </a:graphicData>
-            </a:graphic>
-          </wp:inline>
-        </w:drawing>
-      </w:r>
-    </w:p>
-    <w:p/>
-    <w:p>
-      <w:r>
-        <w:t>Seguimos seleccionando parámetros en caso de que se requieran más datos.</w:t>
-      </w:r>
-    </w:p>
-    <w:p/>
-    <w:p>
-      <w:r>
-        <w:t>Quitaremos las columnas para poder manipulas solo las tablas por el momento.</w:t>
-      </w:r>
-    </w:p>
-    <w:p/>
-    <w:p>
-      <w:r>
-        <w:rPr>
-          <w:noProof/>
-          <w:lang w:val="es-MX" w:eastAsia="es-MX"/>
-        </w:rPr>
-        <mc:AlternateContent>
-          <mc:Choice Requires="wps">
-            <w:drawing>
-              <wp:anchor distT="0" distB="0" distL="114300" distR="114300" simplePos="0" relativeHeight="251661312" behindDoc="0" locked="0" layoutInCell="1" allowOverlap="1" wp14:anchorId="234F861A" wp14:editId="574B5BF3">
-                <wp:simplePos x="0" y="0"/>
-                <wp:positionH relativeFrom="column">
-                  <wp:posOffset>1236301</wp:posOffset>
-                </wp:positionH>
-                <wp:positionV relativeFrom="paragraph">
-                  <wp:posOffset>2112320</wp:posOffset>
-                </wp:positionV>
-                <wp:extent cx="701749" cy="116958"/>
-                <wp:effectExtent l="0" t="0" r="22225" b="16510"/>
-                <wp:wrapNone/>
-                <wp:docPr id="21" name="Rectángulo 21"/>
-                <wp:cNvGraphicFramePr/>
-                <a:graphic xmlns:a="http://schemas.openxmlformats.org/drawingml/2006/main">
-                  <a:graphicData uri="http://schemas.microsoft.com/office/word/2010/wordprocessingShape">
-                    <wps:wsp>
-                      <wps:cNvSpPr/>
-                      <wps:spPr>
-                        <a:xfrm>
-                          <a:off x="0" y="0"/>
-                          <a:ext cx="701749" cy="116958"/>
-                        </a:xfrm>
-                        <a:prstGeom prst="rect">
-                          <a:avLst/>
-                        </a:prstGeom>
-                        <a:noFill/>
-                        <a:ln>
-                          <a:solidFill>
-                            <a:srgbClr val="FF0000"/>
-                          </a:solidFill>
-                        </a:ln>
-                      </wps:spPr>
-                      <wps:style>
-                        <a:lnRef idx="2">
-                          <a:schemeClr val="accent1">
-                            <a:shade val="50000"/>
-                          </a:schemeClr>
-                        </a:lnRef>
-                        <a:fillRef idx="1">
-                          <a:schemeClr val="accent1"/>
-                        </a:fillRef>
-                        <a:effectRef idx="0">
-                          <a:schemeClr val="accent1"/>
-                        </a:effectRef>
-                        <a:fontRef idx="minor">
-                          <a:schemeClr val="lt1"/>
-                        </a:fontRef>
-                      </wps:style>
-                      <wps:bodyPr rot="0" spcFirstLastPara="0" vertOverflow="overflow" horzOverflow="overflow" vert="horz" wrap="square" lIns="91440" tIns="45720" rIns="91440" bIns="45720" numCol="1" spcCol="0" rtlCol="0" fromWordArt="0" anchor="ctr" anchorCtr="0" forceAA="0" compatLnSpc="1">
-                        <a:prstTxWarp prst="textNoShape">
-                          <a:avLst/>
-                        </a:prstTxWarp>
-                        <a:noAutofit/>
-                      </wps:bodyPr>
-                    </wps:wsp>
-                  </a:graphicData>
-                </a:graphic>
-              </wp:anchor>
-            </w:drawing>
-          </mc:Choice>
-          <mc:Fallback>
-            <w:pict>
-              <v:rect w14:anchorId="435EDA85" id="Rectángulo 21" o:spid="_x0000_s1026" style="position:absolute;margin-left:97.35pt;margin-top:166.3pt;width:55.25pt;height:9.2pt;z-index:251661312;visibility:visible;mso-wrap-style:square;mso-wrap-distance-left:9pt;mso-wrap-distance-top:0;mso-wrap-distance-right:9pt;mso-wrap-distance-bottom:0;mso-position-horizontal:absolute;mso-position-horizontal-relative:text;mso-position-vertical:absolute;mso-position-vertical-relative:text;v-text-anchor:middle" o:gfxdata="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" filled="f" strokecolor="red" strokeweight="1pt"/>
-            </w:pict>
-          </mc:Fallback>
-        </mc:AlternateContent>
-      </w:r>
-      <w:r>
-        <w:rPr>
-          <w:noProof/>
-          <w:lang w:val="es-MX" w:eastAsia="es-MX"/>
-        </w:rPr>
-        <w:drawing>
-          <wp:inline distT="0" distB="0" distL="0" distR="0" wp14:anchorId="5D7535FA" wp14:editId="2D3C6B6D">
-            <wp:extent cx="6332220" cy="2929890"/>
-            <wp:effectExtent l="0" t="0" r="0" b="3810"/>
-            <wp:docPr id="20" name="Imagen 20"/>
-            <wp:cNvGraphicFramePr>
-              <a:graphicFrameLocks xmlns:a="http://schemas.openxmlformats.org/drawingml/2006/main" noChangeAspect="1"/>
-            </wp:cNvGraphicFramePr>
-            <a:graphic xmlns:a="http://schemas.openxmlformats.org/drawingml/2006/main">
-              <a:graphicData uri="http://schemas.openxmlformats.org/drawingml/2006/picture">
-                <pic:pic xmlns:pic="http://schemas.openxmlformats.org/drawingml/2006/picture">
-                  <pic:nvPicPr>
-                    <pic:cNvPr id="1" name=""/>
-                    <pic:cNvPicPr/>
-                  </pic:nvPicPr>
-                  <pic:blipFill>
-                    <a:blip r:embed="rId23"/>
-                    <a:stretch>
-                      <a:fillRect/>
-                    </a:stretch>
-                  </pic:blipFill>
-                  <pic:spPr>
-                    <a:xfrm>
-                      <a:off x="0" y="0"/>
-                      <a:ext cx="6332220" cy="2929890"/>
-                    </a:xfrm>
-                    <a:prstGeom prst="rect">
-                      <a:avLst/>
-                    </a:prstGeom>
-                  </pic:spPr>
-                </pic:pic>
-              </a:graphicData>
-            </a:graphic>
-          </wp:inline>
-        </w:drawing>
-      </w:r>
-    </w:p>
-    <w:p/>
-    <w:p>
-      <w:r>
-        <w:t xml:space="preserve">Podemos ver que la información </w:t>
-      </w:r>
-      <w:r>
-        <w:t>se acomoda y ahora solo le daremos a la opción de guardar y convertir a tabla de Excel.</w:t>
-      </w:r>
-    </w:p>
-    <w:p/>
-    <w:p>
-      <w:r>
-        <w:rPr>
-          <w:noProof/>
-          <w:lang w:val="es-MX" w:eastAsia="es-MX"/>
-        </w:rPr>
-        <w:lastRenderedPageBreak/>
-        <mc:AlternateContent>
-          <mc:Choice Requires="wps">
-            <w:drawing>
-              <wp:anchor distT="0" distB="0" distL="114300" distR="114300" simplePos="0" relativeHeight="251662336" behindDoc="0" locked="0" layoutInCell="1" allowOverlap="1" wp14:anchorId="68B94951" wp14:editId="4DA3836C">
-                <wp:simplePos x="0" y="0"/>
-                <wp:positionH relativeFrom="column">
-                  <wp:posOffset>13557</wp:posOffset>
-                </wp:positionH>
-                <wp:positionV relativeFrom="paragraph">
-                  <wp:posOffset>276432</wp:posOffset>
-                </wp:positionV>
-                <wp:extent cx="329609" cy="510363"/>
-                <wp:effectExtent l="0" t="0" r="13335" b="23495"/>
-                <wp:wrapNone/>
-                <wp:docPr id="23" name="Rectángulo 23"/>
-                <wp:cNvGraphicFramePr/>
-                <a:graphic xmlns:a="http://schemas.openxmlformats.org/drawingml/2006/main">
-                  <a:graphicData uri="http://schemas.microsoft.com/office/word/2010/wordprocessingShape">
-                    <wps:wsp>
-                      <wps:cNvSpPr/>
-                      <wps:spPr>
-                        <a:xfrm>
-                          <a:off x="0" y="0"/>
-                          <a:ext cx="329609" cy="510363"/>
-                        </a:xfrm>
-                        <a:prstGeom prst="rect">
-                          <a:avLst/>
-                        </a:prstGeom>
-                        <a:noFill/>
-                        <a:ln>
-                          <a:solidFill>
-                            <a:srgbClr val="FF0000"/>
-                          </a:solidFill>
-                        </a:ln>
-                      </wps:spPr>
-                      <wps:style>
-                        <a:lnRef idx="2">
-                          <a:schemeClr val="accent1">
-                            <a:shade val="50000"/>
-                          </a:schemeClr>
-                        </a:lnRef>
-                        <a:fillRef idx="1">
-                          <a:schemeClr val="accent1"/>
-                        </a:fillRef>
-                        <a:effectRef idx="0">
-                          <a:schemeClr val="accent1"/>
-                        </a:effectRef>
-                        <a:fontRef idx="minor">
-                          <a:schemeClr val="lt1"/>
-                        </a:fontRef>
-                      </wps:style>
-                      <wps:bodyPr rot="0" spcFirstLastPara="0" vertOverflow="overflow" horzOverflow="overflow" vert="horz" wrap="square" lIns="91440" tIns="45720" rIns="91440" bIns="45720" numCol="1" spcCol="0" rtlCol="0" fromWordArt="0" anchor="ctr" anchorCtr="0" forceAA="0" compatLnSpc="1">
-                        <a:prstTxWarp prst="textNoShape">
-                          <a:avLst/>
-                        </a:prstTxWarp>
-                        <a:noAutofit/>
-                      </wps:bodyPr>
-                    </wps:wsp>
-                  </a:graphicData>
-                </a:graphic>
-              </wp:anchor>
-            </w:drawing>
-          </mc:Choice>
-          <mc:Fallback>
-            <w:pict>
-              <v:rect w14:anchorId="1E32DA3A" id="Rectángulo 23" o:spid="_x0000_s1026" style="position:absolute;margin-left:1.05pt;margin-top:21.75pt;width:25.95pt;height:40.2pt;z-index:251662336;visibility:visible;mso-wrap-style:square;mso-wrap-distance-left:9pt;mso-wrap-distance-top:0;mso-wrap-distance-right:9pt;mso-wrap-distance-bottom:0;mso-position-horizontal:absolute;mso-position-horizontal-relative:text;mso-position-vertical:absolute;mso-position-vertical-relative:text;v-text-anchor:middle" o:gfxdata="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" filled="f" strokecolor="red" strokeweight="1pt"/>
-            </w:pict>
-          </mc:Fallback>
-        </mc:AlternateContent>
-      </w:r>
-      <w:r>
-        <w:rPr>
-          <w:noProof/>
-          <w:lang w:val="es-MX" w:eastAsia="es-MX"/>
-        </w:rPr>
-        <w:drawing>
-          <wp:inline distT="0" distB="0" distL="0" distR="0" wp14:anchorId="5AE2CA12" wp14:editId="734F9271">
-            <wp:extent cx="6332220" cy="2912745"/>
-            <wp:effectExtent l="0" t="0" r="0" b="1905"/>
-            <wp:docPr id="22" name="Imagen 22"/>
-            <wp:cNvGraphicFramePr>
-              <a:graphicFrameLocks xmlns:a="http://schemas.openxmlformats.org/drawingml/2006/main" noChangeAspect="1"/>
-            </wp:cNvGraphicFramePr>
-            <a:graphic xmlns:a="http://schemas.openxmlformats.org/drawingml/2006/main">
-              <a:graphicData uri="http://schemas.openxmlformats.org/drawingml/2006/picture">
-                <pic:pic xmlns:pic="http://schemas.openxmlformats.org/drawingml/2006/picture">
-                  <pic:nvPicPr>
-                    <pic:cNvPr id="1" name=""/>
-                    <pic:cNvPicPr/>
-                  </pic:nvPicPr>
-                  <pic:blipFill>
-                    <a:blip r:embed="rId24"/>
-                    <a:stretch>
-                      <a:fillRect/>
-                    </a:stretch>
-                  </pic:blipFill>
-                  <pic:spPr>
-                    <a:xfrm>
-                      <a:off x="0" y="0"/>
-                      <a:ext cx="6332220" cy="2912745"/>
-                    </a:xfrm>
-                    <a:prstGeom prst="rect">
-                      <a:avLst/>
-                    </a:prstGeom>
-                  </pic:spPr>
-                </pic:pic>
-              </a:graphicData>
-            </a:graphic>
-          </wp:inline>
-        </w:drawing>
-      </w:r>
-    </w:p>
-    <w:p/>
-    <w:p>
-      <w:r>
-        <w:t>Ahora ya tendremos la información acomo</w:t>
-      </w:r>
-      <w:r>
-        <w:t xml:space="preserve">dada y podremos identificar que columnas de información son las que ocuparemos para poder usar en el </w:t>
-      </w:r>
-      <w:proofErr w:type="spellStart"/>
-      <w:r>
-        <w:t>template</w:t>
-      </w:r>
-      <w:proofErr w:type="spellEnd"/>
-      <w:r>
-        <w:t>.</w:t>
-      </w:r>
-    </w:p>
-    <w:p/>
-    <w:p>
-      <w:r>
-        <w:rPr>
-          <w:noProof/>
-          <w:lang w:val="es-MX" w:eastAsia="es-MX"/>
-        </w:rPr>
-        <w:drawing>
-          <wp:inline distT="0" distB="0" distL="0" distR="0" wp14:anchorId="51261762" wp14:editId="6547A99A">
-            <wp:extent cx="6332220" cy="3575685"/>
-            <wp:effectExtent l="0" t="0" r="0" b="5715"/>
-            <wp:docPr id="24" name="Imagen 24"/>
-            <wp:cNvGraphicFramePr>
-              <a:graphicFrameLocks xmlns:a="http://schemas.openxmlformats.org/drawingml/2006/main" noChangeAspect="1"/>
-            </wp:cNvGraphicFramePr>
-            <a:graphic xmlns:a="http://schemas.openxmlformats.org/drawingml/2006/main">
-              <a:graphicData uri="http://schemas.openxmlformats.org/drawingml/2006/picture">
-                <pic:pic xmlns:pic="http://schemas.openxmlformats.org/drawingml/2006/picture">
-                  <pic:nvPicPr>
-                    <pic:cNvPr id="1" name=""/>
-                    <pic:cNvPicPr/>
-                  </pic:nvPicPr>
-                  <pic:blipFill>
-                    <a:blip r:embed="rId25"/>
-                    <a:stretch>
-                      <a:fillRect/>
-                    </a:stretch>
-                  </pic:blipFill>
-                  <pic:spPr>
-                    <a:xfrm>
-                      <a:off x="0" y="0"/>
-                      <a:ext cx="6332220" cy="3575685"/>
-                    </a:xfrm>
-                    <a:prstGeom prst="rect">
-                      <a:avLst/>
-                    </a:prstGeom>
-                  </pic:spPr>
-                </pic:pic>
-              </a:graphicData>
-            </a:graphic>
-          </wp:inline>
-        </w:drawing>
-      </w:r>
-    </w:p>
-    <w:p/>
-    <w:p>
-      <w:r>
-        <w:t>Para las columnas es el mismo proceso solo que ahora si se seleccionara la casilla de columnas para que estas también aparezcan en otra tabla.</w:t>
-      </w:r>
-    </w:p>
-    <w:p/>
-    <w:p/>
-    <w:p/>
-    <w:p/>
-    <w:p>
-      <w:r>
-        <w:t xml:space="preserve">Atributos de </w:t>
-      </w:r>
-      <w:proofErr w:type="spellStart"/>
-      <w:r>
-        <w:t>hive</w:t>
-      </w:r>
-      <w:proofErr w:type="spellEnd"/>
-      <w:r>
-        <w:t xml:space="preserve"> para usar en el </w:t>
-      </w:r>
-      <w:proofErr w:type="spellStart"/>
-      <w:r>
-        <w:t>template</w:t>
-      </w:r>
-      <w:proofErr w:type="spellEnd"/>
-      <w:r>
-        <w:t>.</w:t>
-      </w:r>
-    </w:p>
-    <w:p/>
-    <w:p>
-      <w:proofErr w:type="spellStart"/>
-      <w:r>
-        <w:t>Hive</w:t>
-      </w:r>
-      <w:proofErr w:type="spellEnd"/>
-      <w:r>
-        <w:t xml:space="preserve"> </w:t>
-      </w:r>
-      <w:proofErr w:type="spellStart"/>
-      <w:r>
-        <w:t>model</w:t>
-      </w:r>
-      <w:proofErr w:type="spellEnd"/>
-      <w:r>
-        <w:t xml:space="preserve"> </w:t>
-      </w:r>
-      <w:proofErr w:type="spellStart"/>
-      <w:r>
-        <w:t>includes</w:t>
-      </w:r>
-      <w:proofErr w:type="spellEnd"/>
-      <w:r>
-        <w:t xml:space="preserve"> </w:t>
-      </w:r>
-      <w:proofErr w:type="spellStart"/>
-      <w:r>
-        <w:t>the</w:t>
-      </w:r>
-      <w:proofErr w:type="spellEnd"/>
-      <w:r>
-        <w:t xml:space="preserve"> </w:t>
-      </w:r>
-      <w:proofErr w:type="spellStart"/>
-      <w:r>
-        <w:t>following</w:t>
-      </w:r>
-      <w:proofErr w:type="spellEnd"/>
-      <w:r>
-        <w:t xml:space="preserve"> </w:t>
-      </w:r>
-      <w:proofErr w:type="spellStart"/>
-      <w:r>
-        <w:t>types</w:t>
-      </w:r>
-      <w:proofErr w:type="spellEnd"/>
-      <w:r>
-        <w:t>:</w:t>
-      </w:r>
-    </w:p>
-    <w:p/>
-    <w:p>
-      <w:proofErr w:type="spellStart"/>
-      <w:r>
-        <w:t>Entity</w:t>
-      </w:r>
-      <w:proofErr w:type="spellEnd"/>
-      <w:r>
-        <w:t xml:space="preserve"> </w:t>
-      </w:r>
-      <w:proofErr w:type="spellStart"/>
-      <w:r>
-        <w:t>types</w:t>
-      </w:r>
-      <w:proofErr w:type="spellEnd"/>
-      <w:r>
-        <w:t>:</w:t>
-      </w:r>
-    </w:p>
-    <w:p/>
-    <w:p>
-      <w:proofErr w:type="spellStart"/>
-      <w:r>
-        <w:t>hive_db</w:t>
-      </w:r>
-      <w:proofErr w:type="spellEnd"/>
-    </w:p>
-    <w:p>
-      <w:pPr>
-        <w:ind w:firstLine="708"/>
-      </w:pPr>
-      <w:proofErr w:type="spellStart"/>
-      <w:proofErr w:type="gramStart"/>
-      <w:r>
-        <w:t>super-types</w:t>
-      </w:r>
-      <w:proofErr w:type="spellEnd"/>
-      <w:proofErr w:type="gramEnd"/>
-      <w:r>
-        <w:t>: !</w:t>
-      </w:r>
-      <w:proofErr w:type="spellStart"/>
-      <w:r>
-        <w:t>Asset</w:t>
-      </w:r>
-      <w:proofErr w:type="spellEnd"/>
-    </w:p>
-    <w:p>
-      <w:pPr>
-        <w:ind w:left="708"/>
-      </w:pPr>
-      <w:proofErr w:type="spellStart"/>
-      <w:proofErr w:type="gramStart"/>
-      <w:r>
-        <w:t>attributes</w:t>
-      </w:r>
-      <w:proofErr w:type="spellEnd"/>
-      <w:proofErr w:type="gramEnd"/>
-      <w:r>
-        <w:t xml:space="preserve">: </w:t>
-      </w:r>
-      <w:proofErr w:type="spellStart"/>
-      <w:r>
-        <w:t>qualifiedName</w:t>
-      </w:r>
-      <w:proofErr w:type="spellEnd"/>
-      <w:r>
-        <w:t xml:space="preserve">, </w:t>
-      </w:r>
-      <w:proofErr w:type="spellStart"/>
-      <w:r>
-        <w:t>name</w:t>
-      </w:r>
-      <w:proofErr w:type="spellEnd"/>
-      <w:r>
-        <w:t xml:space="preserve">, </w:t>
-      </w:r>
-      <w:proofErr w:type="spellStart"/>
-      <w:r>
-        <w:t>description</w:t>
-      </w:r>
-      <w:proofErr w:type="spellEnd"/>
-      <w:r>
-        <w:t xml:space="preserve">, </w:t>
-      </w:r>
-      <w:proofErr w:type="spellStart"/>
-      <w:r>
-        <w:t>owner</w:t>
-      </w:r>
-      <w:proofErr w:type="spellEnd"/>
-      <w:r>
-        <w:t xml:space="preserve">, </w:t>
-      </w:r>
-      <w:proofErr w:type="spellStart"/>
-      <w:r>
-        <w:t>clusterName</w:t>
-      </w:r>
-      <w:proofErr w:type="spellEnd"/>
-      <w:r>
-        <w:t xml:space="preserve">, </w:t>
-      </w:r>
-      <w:proofErr w:type="spellStart"/>
-      <w:r>
-        <w:t>location</w:t>
-      </w:r>
-      <w:proofErr w:type="spellEnd"/>
-      <w:r>
-        <w:t xml:space="preserve">, </w:t>
-      </w:r>
-      <w:proofErr w:type="spellStart"/>
-      <w:r>
-        <w:t>parameters</w:t>
-      </w:r>
-      <w:proofErr w:type="spellEnd"/>
-      <w:r>
-        <w:t xml:space="preserve">, </w:t>
-      </w:r>
-      <w:proofErr w:type="spellStart"/>
-      <w:r>
-        <w:t>ownerName</w:t>
-      </w:r>
-      <w:proofErr w:type="spellEnd"/>
-    </w:p>
-    <w:p/>
-    <w:p>
-      <w:proofErr w:type="spellStart"/>
-      <w:r>
-        <w:t>hive_table</w:t>
-      </w:r>
-      <w:proofErr w:type="spellEnd"/>
-    </w:p>
-    <w:p>
-      <w:pPr>
-        <w:ind w:firstLine="708"/>
-      </w:pPr>
-      <w:proofErr w:type="spellStart"/>
-      <w:proofErr w:type="gramStart"/>
-      <w:r>
-        <w:t>super-types</w:t>
-      </w:r>
-      <w:proofErr w:type="spellEnd"/>
-      <w:proofErr w:type="gramEnd"/>
-      <w:r>
-        <w:t xml:space="preserve">: </w:t>
-      </w:r>
-      <w:proofErr w:type="spellStart"/>
-      <w:r>
-        <w:t>DataSet</w:t>
-      </w:r>
-      <w:proofErr w:type="spellEnd"/>
-    </w:p>
-    <w:p>
-      <w:pPr>
-        <w:ind w:left="708"/>
-      </w:pPr>
-      <w:proofErr w:type="spellStart"/>
-      <w:r>
-        <w:t>attributes</w:t>
-      </w:r>
-      <w:proofErr w:type="spellEnd"/>
-      <w:r>
-        <w:t xml:space="preserve">: </w:t>
-      </w:r>
-      <w:proofErr w:type="spellStart"/>
-      <w:r>
-        <w:t>qualifiedName</w:t>
-      </w:r>
-      <w:proofErr w:type="spellEnd"/>
-      <w:r>
-        <w:t xml:space="preserve">, </w:t>
-      </w:r>
-      <w:proofErr w:type="spellStart"/>
-      <w:r>
-        <w:t>name</w:t>
-      </w:r>
-      <w:proofErr w:type="spellEnd"/>
-      <w:r>
-        <w:t xml:space="preserve">, </w:t>
-      </w:r>
-      <w:proofErr w:type="spellStart"/>
-      <w:r>
-        <w:t>description</w:t>
-      </w:r>
-      <w:proofErr w:type="spellEnd"/>
-      <w:r>
-        <w:t xml:space="preserve">, </w:t>
-      </w:r>
-      <w:proofErr w:type="spellStart"/>
-      <w:r>
-        <w:t>owner</w:t>
-      </w:r>
-      <w:proofErr w:type="spellEnd"/>
-      <w:r>
-        <w:t xml:space="preserve">, </w:t>
-      </w:r>
-      <w:proofErr w:type="spellStart"/>
-      <w:r>
-        <w:t>db</w:t>
-      </w:r>
-      <w:proofErr w:type="spellEnd"/>
-      <w:r>
-        <w:t xml:space="preserve">, </w:t>
-      </w:r>
-      <w:proofErr w:type="spellStart"/>
-      <w:r>
-        <w:t>createTime</w:t>
-      </w:r>
-      <w:proofErr w:type="spellEnd"/>
-      <w:r>
-        <w:t xml:space="preserve">, </w:t>
-      </w:r>
-      <w:proofErr w:type="spellStart"/>
-      <w:r>
-        <w:t>lastAccessTime</w:t>
-      </w:r>
-      <w:proofErr w:type="spellEnd"/>
-      <w:r>
-        <w:t xml:space="preserve">, </w:t>
-      </w:r>
-      <w:proofErr w:type="spellStart"/>
-      <w:r>
-        <w:t>comment</w:t>
-      </w:r>
-      <w:proofErr w:type="spellEnd"/>
-      <w:r>
-        <w:t xml:space="preserve">, </w:t>
-      </w:r>
-      <w:proofErr w:type="spellStart"/>
-      <w:r>
-        <w:t>retention</w:t>
-      </w:r>
-      <w:proofErr w:type="spellEnd"/>
-      <w:r>
-        <w:t xml:space="preserve">, </w:t>
-      </w:r>
-      <w:proofErr w:type="spellStart"/>
-      <w:r>
-        <w:t>sd</w:t>
-      </w:r>
-      <w:proofErr w:type="spellEnd"/>
-      <w:r>
-        <w:t xml:space="preserve">, </w:t>
-      </w:r>
-      <w:proofErr w:type="spellStart"/>
-      <w:r>
-        <w:t>partitionKeys</w:t>
-      </w:r>
-      <w:proofErr w:type="spellEnd"/>
-      <w:r>
-        <w:t xml:space="preserve">, </w:t>
-      </w:r>
-      <w:proofErr w:type="spellStart"/>
-      <w:r>
-        <w:t>columns</w:t>
-      </w:r>
-      <w:proofErr w:type="spellEnd"/>
-      <w:r>
-        <w:t xml:space="preserve">, aliases, </w:t>
-      </w:r>
-      <w:proofErr w:type="spellStart"/>
-      <w:r>
-        <w:t>parameters</w:t>
-      </w:r>
-      <w:proofErr w:type="spellEnd"/>
-      <w:r>
-        <w:t xml:space="preserve">, </w:t>
-      </w:r>
-      <w:proofErr w:type="spellStart"/>
-      <w:r>
-        <w:t>viewOriginalText</w:t>
-      </w:r>
-      <w:proofErr w:type="spellEnd"/>
-      <w:r>
-        <w:t xml:space="preserve">, </w:t>
-      </w:r>
-      <w:proofErr w:type="spellStart"/>
-      <w:r>
-        <w:t>viewExpandedText</w:t>
-      </w:r>
-      <w:proofErr w:type="spellEnd"/>
-      <w:r>
-        <w:t xml:space="preserve">, </w:t>
-      </w:r>
-      <w:proofErr w:type="spellStart"/>
-      <w:r>
-        <w:t>tableType</w:t>
-      </w:r>
-      <w:proofErr w:type="spellEnd"/>
-      <w:r>
-        <w:t xml:space="preserve">, </w:t>
-      </w:r>
-      <w:proofErr w:type="spellStart"/>
-      <w:r>
-        <w:t>temporary</w:t>
-      </w:r>
-      <w:proofErr w:type="spellEnd"/>
-    </w:p>
-    <w:p/>
-    <w:p>
-      <w:proofErr w:type="spellStart"/>
-      <w:r>
-        <w:t>hive_column</w:t>
-      </w:r>
-      <w:proofErr w:type="spellEnd"/>
-    </w:p>
-    <w:p>
-      <w:pPr>
-        <w:ind w:firstLine="708"/>
-      </w:pPr>
-      <w:proofErr w:type="spellStart"/>
-      <w:proofErr w:type="gramStart"/>
-      <w:r>
-        <w:t>super-types</w:t>
-      </w:r>
-      <w:proofErr w:type="spellEnd"/>
-      <w:proofErr w:type="gramEnd"/>
-      <w:r>
-        <w:t xml:space="preserve">: </w:t>
-      </w:r>
-      <w:proofErr w:type="spellStart"/>
-      <w:r>
-        <w:t>DataSet</w:t>
-      </w:r>
-      <w:proofErr w:type="spellEnd"/>
-    </w:p>
-    <w:p>
-      <w:pPr>
-        <w:ind w:firstLine="708"/>
-      </w:pPr>
-      <w:proofErr w:type="spellStart"/>
-      <w:proofErr w:type="gramStart"/>
-      <w:r>
-        <w:t>attributes</w:t>
-      </w:r>
-      <w:proofErr w:type="spellEnd"/>
-      <w:proofErr w:type="gramEnd"/>
-      <w:r>
-        <w:t xml:space="preserve">: </w:t>
-      </w:r>
-      <w:proofErr w:type="spellStart"/>
-      <w:r>
-        <w:t>qualifiedName</w:t>
-      </w:r>
-      <w:proofErr w:type="spellEnd"/>
-      <w:r>
-        <w:t xml:space="preserve">, </w:t>
-      </w:r>
-      <w:proofErr w:type="spellStart"/>
-      <w:r>
-        <w:t>name</w:t>
-      </w:r>
-      <w:proofErr w:type="spellEnd"/>
-      <w:r>
-        <w:t xml:space="preserve">, </w:t>
-      </w:r>
-      <w:proofErr w:type="spellStart"/>
-      <w:r>
-        <w:t>description</w:t>
-      </w:r>
-      <w:proofErr w:type="spellEnd"/>
-      <w:r>
-        <w:t xml:space="preserve">, </w:t>
-      </w:r>
-      <w:proofErr w:type="spellStart"/>
-      <w:r>
-        <w:t>owner</w:t>
-      </w:r>
-      <w:proofErr w:type="spellEnd"/>
-      <w:r>
-        <w:t xml:space="preserve">, </w:t>
-      </w:r>
-      <w:proofErr w:type="spellStart"/>
-      <w:r>
-        <w:t>type</w:t>
-      </w:r>
-      <w:proofErr w:type="spellEnd"/>
-      <w:r>
-        <w:t xml:space="preserve">, </w:t>
-      </w:r>
-      <w:proofErr w:type="spellStart"/>
-      <w:r>
-        <w:t>comment</w:t>
-      </w:r>
-      <w:proofErr w:type="spellEnd"/>
-      <w:r>
-        <w:t xml:space="preserve">, </w:t>
-      </w:r>
-      <w:proofErr w:type="spellStart"/>
-      <w:r>
-        <w:t>table</w:t>
-      </w:r>
-      <w:proofErr w:type="spellEnd"/>
-    </w:p>
-    <w:p>
-      <w:pPr>
-        <w:ind w:firstLine="708"/>
-      </w:pPr>
-    </w:p>
-    <w:p>
-      <w:pPr>
-        <w:ind w:firstLine="708"/>
-      </w:pPr>
-    </w:p>
-    <w:p/>
-    <w:p>
-      <w:r>
-        <w:t xml:space="preserve">Primero crearemos la entidad </w:t>
-      </w:r>
-      <w:proofErr w:type="spellStart"/>
-      <w:r>
-        <w:t>hive_db</w:t>
-      </w:r>
-      <w:proofErr w:type="spellEnd"/>
-      <w:r>
-        <w:t xml:space="preserve"> para poder partir del nodo padre.</w:t>
-      </w:r>
-    </w:p>
-    <w:p/>
-    <w:p>
-      <w:r>
-        <w:rPr>
-          <w:noProof/>
-          <w:lang w:val="es-MX" w:eastAsia="es-MX"/>
-        </w:rPr>
-        <w:lastRenderedPageBreak/>
-        <w:drawing>
-          <wp:inline distT="0" distB="0" distL="0" distR="0" wp14:anchorId="62F63350" wp14:editId="18A8F9D6">
-            <wp:extent cx="6332220" cy="3575685"/>
-            <wp:effectExtent l="0" t="0" r="0" b="5715"/>
-            <wp:docPr id="6" name="Imagen 6"/>
-            <wp:cNvGraphicFramePr>
-              <a:graphicFrameLocks xmlns:a="http://schemas.openxmlformats.org/drawingml/2006/main" noChangeAspect="1"/>
-            </wp:cNvGraphicFramePr>
-            <a:graphic xmlns:a="http://schemas.openxmlformats.org/drawingml/2006/main">
-              <a:graphicData uri="http://schemas.openxmlformats.org/drawingml/2006/picture">
-                <pic:pic xmlns:pic="http://schemas.openxmlformats.org/drawingml/2006/picture">
-                  <pic:nvPicPr>
-                    <pic:cNvPr id="1" name=""/>
-                    <pic:cNvPicPr/>
-                  </pic:nvPicPr>
-                  <pic:blipFill>
-                    <a:blip r:embed="rId26"/>
-                    <a:stretch>
-                      <a:fillRect/>
-                    </a:stretch>
-                  </pic:blipFill>
-                  <pic:spPr>
-                    <a:xfrm>
-                      <a:off x="0" y="0"/>
-                      <a:ext cx="6332220" cy="3575685"/>
-                    </a:xfrm>
-                    <a:prstGeom prst="rect">
-                      <a:avLst/>
-                    </a:prstGeom>
-                  </pic:spPr>
-                </pic:pic>
-              </a:graphicData>
-            </a:graphic>
-          </wp:inline>
-        </w:drawing>
-      </w:r>
-    </w:p>
-    <w:p/>
-    <w:p>
-      <w:r>
-        <w:t xml:space="preserve">Ejecutaremos el código de </w:t>
-      </w:r>
-      <w:proofErr w:type="spellStart"/>
-      <w:r>
-        <w:t>python</w:t>
-      </w:r>
-      <w:proofErr w:type="spellEnd"/>
-      <w:r>
-        <w:t xml:space="preserve"> para que cree la entidad de tipo </w:t>
-      </w:r>
-      <w:proofErr w:type="spellStart"/>
-      <w:r>
-        <w:t>hive_db</w:t>
-      </w:r>
-      <w:proofErr w:type="spellEnd"/>
-      <w:r>
-        <w:t xml:space="preserve"> con los atributos asignados.</w:t>
-      </w:r>
-    </w:p>
-    <w:p/>
-    <w:p>
-      <w:r>
-        <w:t xml:space="preserve">Este script de </w:t>
-      </w:r>
-      <w:proofErr w:type="spellStart"/>
-      <w:r>
-        <w:t>python</w:t>
-      </w:r>
-      <w:proofErr w:type="spellEnd"/>
-      <w:r>
-        <w:t xml:space="preserve"> cargara mediante la API las entidades en apache atlas.</w:t>
-      </w:r>
-    </w:p>
-    <w:p/>
-    <w:p>
-      <w:r>
-        <w:t>#</w:t>
-      </w:r>
-      <w:proofErr w:type="spellStart"/>
-      <w:r>
-        <w:t>python</w:t>
-      </w:r>
-      <w:proofErr w:type="spellEnd"/>
-      <w:r>
-        <w:t xml:space="preserve"> pydemo.py</w:t>
-      </w:r>
-    </w:p>
-    <w:p/>
-    <w:p>
-      <w:r>
-        <w:t>Podremos ver que crea la entidad</w:t>
-      </w:r>
-    </w:p>
-    <w:p/>
-    <w:p>
-      <w:r>
-        <w:rPr>
-          <w:noProof/>
-          <w:lang w:val="es-MX" w:eastAsia="es-MX"/>
-        </w:rPr>
-        <w:lastRenderedPageBreak/>
-        <w:drawing>
-          <wp:inline distT="0" distB="0" distL="0" distR="0" wp14:anchorId="6AFCCC69" wp14:editId="406D3877">
-            <wp:extent cx="6332220" cy="3575685"/>
-            <wp:effectExtent l="0" t="0" r="0" b="5715"/>
-            <wp:docPr id="7" name="Imagen 7"/>
-            <wp:cNvGraphicFramePr>
-              <a:graphicFrameLocks xmlns:a="http://schemas.openxmlformats.org/drawingml/2006/main" noChangeAspect="1"/>
-            </wp:cNvGraphicFramePr>
-            <a:graphic xmlns:a="http://schemas.openxmlformats.org/drawingml/2006/main">
-              <a:graphicData uri="http://schemas.openxmlformats.org/drawingml/2006/picture">
-                <pic:pic xmlns:pic="http://schemas.openxmlformats.org/drawingml/2006/picture">
-                  <pic:nvPicPr>
-                    <pic:cNvPr id="1" name=""/>
-                    <pic:cNvPicPr/>
-                  </pic:nvPicPr>
-                  <pic:blipFill>
-                    <a:blip r:embed="rId27"/>
-                    <a:stretch>
-                      <a:fillRect/>
-                    </a:stretch>
-                  </pic:blipFill>
-                  <pic:spPr>
-                    <a:xfrm>
-                      <a:off x="0" y="0"/>
-                      <a:ext cx="6332220" cy="3575685"/>
-                    </a:xfrm>
-                    <a:prstGeom prst="rect">
-                      <a:avLst/>
-                    </a:prstGeom>
-                  </pic:spPr>
-                </pic:pic>
-              </a:graphicData>
-            </a:graphic>
-          </wp:inline>
-        </w:drawing>
-      </w:r>
-    </w:p>
-    <w:p/>
-    <w:p>
-      <w:r>
-        <w:rPr>
-          <w:noProof/>
-          <w:lang w:val="es-MX" w:eastAsia="es-MX"/>
-        </w:rPr>
-        <w:drawing>
-          <wp:inline distT="0" distB="0" distL="0" distR="0" wp14:anchorId="155D0B81" wp14:editId="28E6E951">
-            <wp:extent cx="6332220" cy="3575685"/>
-            <wp:effectExtent l="0" t="0" r="0" b="5715"/>
-            <wp:docPr id="8" name="Imagen 8"/>
-            <wp:cNvGraphicFramePr>
-              <a:graphicFrameLocks xmlns:a="http://schemas.openxmlformats.org/drawingml/2006/main" noChangeAspect="1"/>
-            </wp:cNvGraphicFramePr>
-            <a:graphic xmlns:a="http://schemas.openxmlformats.org/drawingml/2006/main">
-              <a:graphicData uri="http://schemas.openxmlformats.org/drawingml/2006/picture">
-                <pic:pic xmlns:pic="http://schemas.openxmlformats.org/drawingml/2006/picture">
-                  <pic:nvPicPr>
-                    <pic:cNvPr id="1" name=""/>
-                    <pic:cNvPicPr/>
-                  </pic:nvPicPr>
-                  <pic:blipFill>
-                    <a:blip r:embed="rId28"/>
-                    <a:stretch>
-                      <a:fillRect/>
-                    </a:stretch>
-                  </pic:blipFill>
-                  <pic:spPr>
-                    <a:xfrm>
-                      <a:off x="0" y="0"/>
-                      <a:ext cx="6332220" cy="3575685"/>
-                    </a:xfrm>
-                    <a:prstGeom prst="rect">
-                      <a:avLst/>
-                    </a:prstGeom>
-                  </pic:spPr>
-                </pic:pic>
-              </a:graphicData>
-            </a:graphic>
-          </wp:inline>
-        </w:drawing>
-      </w:r>
-    </w:p>
-    <w:p/>
-    <w:p/>
-    <w:p/>
-    <w:p>
-      <w:r>
-        <w:lastRenderedPageBreak/>
-        <w:t>Ahora crearemos las tablas y columnas relacionadas con la siguiente estructura</w:t>
-      </w:r>
-      <w:r>
-        <w:t xml:space="preserve"> dentro del </w:t>
-      </w:r>
-      <w:proofErr w:type="spellStart"/>
-      <w:r>
-        <w:t>template</w:t>
-      </w:r>
-      <w:proofErr w:type="spellEnd"/>
-      <w:r>
-        <w:t xml:space="preserve"> de </w:t>
-      </w:r>
-      <w:proofErr w:type="spellStart"/>
-      <w:r>
-        <w:t>pyapacheatlas</w:t>
-      </w:r>
-      <w:proofErr w:type="spellEnd"/>
-      <w:r>
-        <w:t>.</w:t>
-      </w:r>
-    </w:p>
-    <w:p/>
-    <w:p>
-      <w:r>
-        <w:rPr>
-          <w:noProof/>
-          <w:lang w:val="es-MX" w:eastAsia="es-MX"/>
-        </w:rPr>
-        <w:drawing>
-          <wp:inline distT="0" distB="0" distL="0" distR="0" wp14:anchorId="4E5BB05D" wp14:editId="785E35CF">
-            <wp:extent cx="6332220" cy="3575685"/>
-            <wp:effectExtent l="0" t="0" r="0" b="5715"/>
-            <wp:docPr id="27" name="Imagen 27"/>
-            <wp:cNvGraphicFramePr>
-              <a:graphicFrameLocks xmlns:a="http://schemas.openxmlformats.org/drawingml/2006/main" noChangeAspect="1"/>
-            </wp:cNvGraphicFramePr>
-            <a:graphic xmlns:a="http://schemas.openxmlformats.org/drawingml/2006/main">
-              <a:graphicData uri="http://schemas.openxmlformats.org/drawingml/2006/picture">
-                <pic:pic xmlns:pic="http://schemas.openxmlformats.org/drawingml/2006/picture">
-                  <pic:nvPicPr>
-                    <pic:cNvPr id="1" name=""/>
-                    <pic:cNvPicPr/>
-                  </pic:nvPicPr>
-                  <pic:blipFill>
-                    <a:blip r:embed="rId29"/>
-                    <a:stretch>
-                      <a:fillRect/>
-                    </a:stretch>
-                  </pic:blipFill>
-                  <pic:spPr>
-                    <a:xfrm>
-                      <a:off x="0" y="0"/>
-                      <a:ext cx="6332220" cy="3575685"/>
-                    </a:xfrm>
-                    <a:prstGeom prst="rect">
-                      <a:avLst/>
-                    </a:prstGeom>
-                  </pic:spPr>
-                </pic:pic>
-              </a:graphicData>
-            </a:graphic>
-          </wp:inline>
-        </w:drawing>
-      </w:r>
-    </w:p>
-    <w:p/>
-    <w:p>
-      <w:r>
-        <w:t>Para esta estructura se debe hacer manual ya que cada tabla va relacionada en seguida de su columna, es una de las desventajas que se observó, ya que no se puede hacer por separado (crear primero tablas y posteriormente las columnas y al final relacionarlas), cada tabla debe llevar sus respectivas columnas y se deben ingresar juntas para poder meterlas como atributo de las tablas.</w:t>
-      </w:r>
-    </w:p>
-    <w:p/>
-    <w:p>
-      <w:r>
-        <w:t xml:space="preserve">Guardamos y ejecutaremos el script de </w:t>
-      </w:r>
-      <w:proofErr w:type="spellStart"/>
-      <w:r>
-        <w:t>python</w:t>
-      </w:r>
-      <w:proofErr w:type="spellEnd"/>
-      <w:r>
-        <w:t xml:space="preserve"> para cargar las entidades en atlas.</w:t>
-      </w:r>
-    </w:p>
-    <w:p/>
-    <w:p>
-      <w:r>
-        <w:rPr>
-          <w:noProof/>
-          <w:lang w:val="es-MX" w:eastAsia="es-MX"/>
-        </w:rPr>
-        <w:lastRenderedPageBreak/>
-        <mc:AlternateContent>
-          <mc:Choice Requires="wps">
-            <w:drawing>
-              <wp:anchor distT="0" distB="0" distL="114300" distR="114300" simplePos="0" relativeHeight="251663360" behindDoc="0" locked="0" layoutInCell="1" allowOverlap="1" wp14:anchorId="43F8F594" wp14:editId="74D9CBE4">
-                <wp:simplePos x="0" y="0"/>
-                <wp:positionH relativeFrom="column">
-                  <wp:posOffset>1725398</wp:posOffset>
-                </wp:positionH>
-                <wp:positionV relativeFrom="paragraph">
-                  <wp:posOffset>2211557</wp:posOffset>
-                </wp:positionV>
-                <wp:extent cx="4518838" cy="956931"/>
-                <wp:effectExtent l="0" t="0" r="15240" b="15240"/>
-                <wp:wrapNone/>
-                <wp:docPr id="29" name="Rectángulo 29"/>
-                <wp:cNvGraphicFramePr/>
-                <a:graphic xmlns:a="http://schemas.openxmlformats.org/drawingml/2006/main">
-                  <a:graphicData uri="http://schemas.microsoft.com/office/word/2010/wordprocessingShape">
-                    <wps:wsp>
-                      <wps:cNvSpPr/>
-                      <wps:spPr>
-                        <a:xfrm>
-                          <a:off x="0" y="0"/>
-                          <a:ext cx="4518838" cy="956931"/>
-                        </a:xfrm>
-                        <a:prstGeom prst="rect">
-                          <a:avLst/>
-                        </a:prstGeom>
-                        <a:noFill/>
-                        <a:ln>
-                          <a:solidFill>
-                            <a:srgbClr val="FF0000"/>
-                          </a:solidFill>
-                        </a:ln>
-                      </wps:spPr>
-                      <wps:style>
-                        <a:lnRef idx="2">
-                          <a:schemeClr val="accent1">
-                            <a:shade val="50000"/>
-                          </a:schemeClr>
-                        </a:lnRef>
-                        <a:fillRef idx="1">
-                          <a:schemeClr val="accent1"/>
-                        </a:fillRef>
-                        <a:effectRef idx="0">
-                          <a:schemeClr val="accent1"/>
-                        </a:effectRef>
-                        <a:fontRef idx="minor">
-                          <a:schemeClr val="lt1"/>
-                        </a:fontRef>
-                      </wps:style>
-                      <wps:bodyPr rot="0" spcFirstLastPara="0" vertOverflow="overflow" horzOverflow="overflow" vert="horz" wrap="square" lIns="91440" tIns="45720" rIns="91440" bIns="45720" numCol="1" spcCol="0" rtlCol="0" fromWordArt="0" anchor="ctr" anchorCtr="0" forceAA="0" compatLnSpc="1">
-                        <a:prstTxWarp prst="textNoShape">
-                          <a:avLst/>
-                        </a:prstTxWarp>
-                        <a:noAutofit/>
-                      </wps:bodyPr>
-                    </wps:wsp>
-                  </a:graphicData>
-                </a:graphic>
-              </wp:anchor>
-            </w:drawing>
-          </mc:Choice>
-          <mc:Fallback>
-            <w:pict>
-              <v:rect w14:anchorId="3B630395" id="Rectángulo 29" o:spid="_x0000_s1026" style="position:absolute;margin-left:135.85pt;margin-top:174.15pt;width:355.8pt;height:75.35pt;z-index:251663360;visibility:visible;mso-wrap-style:square;mso-wrap-distance-left:9pt;mso-wrap-distance-top:0;mso-wrap-distance-right:9pt;mso-wrap-distance-bottom:0;mso-position-horizontal:absolute;mso-position-horizontal-relative:text;mso-position-vertical:absolute;mso-position-vertical-relative:text;v-text-anchor:middle" o:gfxdata="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" filled="f" strokecolor="red" strokeweight="1pt"/>
-            </w:pict>
-          </mc:Fallback>
-        </mc:AlternateContent>
-      </w:r>
-      <w:r>
-        <w:rPr>
-          <w:noProof/>
-          <w:lang w:val="es-MX" w:eastAsia="es-MX"/>
-        </w:rPr>
-        <w:drawing>
-          <wp:inline distT="0" distB="0" distL="0" distR="0" wp14:anchorId="70450B55" wp14:editId="37990B0D">
-            <wp:extent cx="6332220" cy="3575685"/>
-            <wp:effectExtent l="0" t="0" r="0" b="5715"/>
-            <wp:docPr id="28" name="Imagen 28"/>
-            <wp:cNvGraphicFramePr>
-              <a:graphicFrameLocks xmlns:a="http://schemas.openxmlformats.org/drawingml/2006/main" noChangeAspect="1"/>
-            </wp:cNvGraphicFramePr>
-            <a:graphic xmlns:a="http://schemas.openxmlformats.org/drawingml/2006/main">
-              <a:graphicData uri="http://schemas.openxmlformats.org/drawingml/2006/picture">
-                <pic:pic xmlns:pic="http://schemas.openxmlformats.org/drawingml/2006/picture">
-                  <pic:nvPicPr>
-                    <pic:cNvPr id="1" name=""/>
-                    <pic:cNvPicPr/>
-                  </pic:nvPicPr>
-                  <pic:blipFill>
-                    <a:blip r:embed="rId30"/>
-                    <a:stretch>
-                      <a:fillRect/>
-                    </a:stretch>
-                  </pic:blipFill>
-                  <pic:spPr>
-                    <a:xfrm>
-                      <a:off x="0" y="0"/>
-                      <a:ext cx="6332220" cy="3575685"/>
-                    </a:xfrm>
-                    <a:prstGeom prst="rect">
-                      <a:avLst/>
-                    </a:prstGeom>
-                  </pic:spPr>
-                </pic:pic>
-              </a:graphicData>
-            </a:graphic>
-          </wp:inline>
-        </w:drawing>
-      </w:r>
-    </w:p>
-    <w:p/>
-    <w:p>
-      <w:r>
-        <w:t>Cada tabla dentro de sus propiedades tendrá las columnas.</w:t>
-      </w:r>
-    </w:p>
-    <w:p/>
-    <w:p/>
-    <w:p>
-      <w:r>
-        <w:rPr>
-          <w:noProof/>
-          <w:lang w:val="es-MX" w:eastAsia="es-MX"/>
-        </w:rPr>
-        <w:drawing>
-          <wp:inline distT="0" distB="0" distL="0" distR="0" wp14:anchorId="24138B1F" wp14:editId="46A9F395">
-            <wp:extent cx="6332220" cy="3575685"/>
-            <wp:effectExtent l="0" t="0" r="0" b="5715"/>
-            <wp:docPr id="30" name="Imagen 30"/>
-            <wp:cNvGraphicFramePr>
-              <a:graphicFrameLocks xmlns:a="http://schemas.openxmlformats.org/drawingml/2006/main" noChangeAspect="1"/>
-            </wp:cNvGraphicFramePr>
-            <a:graphic xmlns:a="http://schemas.openxmlformats.org/drawingml/2006/main">
-              <a:graphicData uri="http://schemas.openxmlformats.org/drawingml/2006/picture">
-                <pic:pic xmlns:pic="http://schemas.openxmlformats.org/drawingml/2006/picture">
-                  <pic:nvPicPr>
-                    <pic:cNvPr id="1" name=""/>
-                    <pic:cNvPicPr/>
-                  </pic:nvPicPr>
-                  <pic:blipFill>
-                    <a:blip r:embed="rId31"/>
-                    <a:stretch>
-                      <a:fillRect/>
-                    </a:stretch>
-                  </pic:blipFill>
-                  <pic:spPr>
-                    <a:xfrm>
-                      <a:off x="0" y="0"/>
-                      <a:ext cx="6332220" cy="3575685"/>
-                    </a:xfrm>
-                    <a:prstGeom prst="rect">
-                      <a:avLst/>
-                    </a:prstGeom>
-                  </pic:spPr>
-                </pic:pic>
-              </a:graphicData>
-            </a:graphic>
-          </wp:inline>
-        </w:drawing>
-      </w:r>
-    </w:p>
-    <w:p>
-      <w:r>
-        <w:rPr>
-          <w:noProof/>
-          <w:lang w:val="es-MX" w:eastAsia="es-MX"/>
-        </w:rPr>
-        <w:lastRenderedPageBreak/>
-        <w:drawing>
-          <wp:inline distT="0" distB="0" distL="0" distR="0" wp14:anchorId="573773D2" wp14:editId="1C4568F4">
-            <wp:extent cx="6332220" cy="3575685"/>
-            <wp:effectExtent l="0" t="0" r="0" b="5715"/>
-            <wp:docPr id="31" name="Imagen 31"/>
-            <wp:cNvGraphicFramePr>
-              <a:graphicFrameLocks xmlns:a="http://schemas.openxmlformats.org/drawingml/2006/main" noChangeAspect="1"/>
-            </wp:cNvGraphicFramePr>
-            <a:graphic xmlns:a="http://schemas.openxmlformats.org/drawingml/2006/main">
-              <a:graphicData uri="http://schemas.openxmlformats.org/drawingml/2006/picture">
-                <pic:pic xmlns:pic="http://schemas.openxmlformats.org/drawingml/2006/picture">
-                  <pic:nvPicPr>
-                    <pic:cNvPr id="1" name=""/>
-                    <pic:cNvPicPr/>
-                  </pic:nvPicPr>
-                  <pic:blipFill>
-                    <a:blip r:embed="rId32"/>
-                    <a:stretch>
-                      <a:fillRect/>
-                    </a:stretch>
-                  </pic:blipFill>
-                  <pic:spPr>
-                    <a:xfrm>
-                      <a:off x="0" y="0"/>
-                      <a:ext cx="6332220" cy="3575685"/>
-                    </a:xfrm>
-                    <a:prstGeom prst="rect">
-                      <a:avLst/>
-                    </a:prstGeom>
-                  </pic:spPr>
-                </pic:pic>
-              </a:graphicData>
-            </a:graphic>
-          </wp:inline>
-        </w:drawing>
-      </w:r>
-      <w:bookmarkStart w:id="0" w:name="_GoBack"/>
-      <w:bookmarkEnd w:id="0"/>
-    </w:p>
-    <w:p/>
-    <w:p/>
-    <w:p/>
-    <w:p/>
+        <w:t xml:space="preserve">Y ejecutaremos el script de </w:t>
+      </w:r>
+      <w:r>
+        <w:t>Python (pydemo.py)</w:t>
+      </w:r>
+      <w:r>
+        <w:t xml:space="preserve"> para cargar los datos a apache atlas.</w:t>
+      </w:r>
+    </w:p>
     <w:p/>
     <w:p/>
     <w:sectPr>
-      <w:headerReference w:type="default" r:id="rId33"/>
-      <w:footerReference w:type="default" r:id="rId34"/>
+      <w:headerReference w:type="default" r:id="rId19"/>
+      <w:footerReference w:type="default" r:id="rId20"/>
       <w:pgSz w:w="12240" w:h="15840"/>
       <w:pgMar w:top="1134" w:right="1134" w:bottom="1134" w:left="1134" w:header="709" w:footer="709" w:gutter="0"/>
       <w:cols w:space="708"/>
@@ -2958,7 +4583,7 @@
 </file>
 
 <file path=word/endnotes.xml><?xml version="1.0" encoding="utf-8"?>
-<w:endnotes xmlns:wpc="http://schemas.microsoft.com/office/word/2010/wordprocessingCanvas" xmlns:mc="http://schemas.openxmlformats.org/markup-compatibility/2006" xmlns:o="urn:schemas-microsoft-com:office:office" xmlns:r="http://schemas.openxmlformats.org/officeDocument/2006/relationships" xmlns:m="http://schemas.openxmlformats.org/officeDocument/2006/math" xmlns:v="urn:schemas-microsoft-com:vml" xmlns:wp14="http://schemas.microsoft.com/office/word/2010/wordprocessingDrawing" xmlns:wp="http://schemas.openxmlformats.org/drawingml/2006/wordprocessingDrawing" xmlns:w10="urn:schemas-microsoft-com:office:word" xmlns:w="http://schemas.openxmlformats.org/wordprocessingml/2006/main" xmlns:w14="http://schemas.microsoft.com/office/word/2010/wordml" xmlns:w15="http://schemas.microsoft.com/office/word/2012/wordml" xmlns:wpg="http://schemas.microsoft.com/office/word/2010/wordprocessingGroup" xmlns:wpi="http://schemas.microsoft.com/office/word/2010/wordprocessingInk" xmlns:wne="http://schemas.microsoft.com/office/word/2006/wordml" xmlns:wps="http://schemas.microsoft.com/office/word/2010/wordprocessingShape" mc:Ignorable="w14 w15 wp14">
+<w:endnotes xmlns:wpc="http://schemas.microsoft.com/office/word/2010/wordprocessingCanvas" xmlns:cx="http://schemas.microsoft.com/office/drawing/2014/chartex" xmlns:cx1="http://schemas.microsoft.com/office/drawing/2015/9/8/chartex" xmlns:cx2="http://schemas.microsoft.com/office/drawing/2015/10/21/chartex" xmlns:cx3="http://schemas.microsoft.com/office/drawing/2016/5/9/chartex" xmlns:cx4="http://schemas.microsoft.com/office/drawing/2016/5/10/chartex" xmlns:cx5="http://schemas.microsoft.com/office/drawing/2016/5/11/chartex" xmlns:cx6="http://schemas.microsoft.com/office/drawing/2016/5/12/chartex" xmlns:cx7="http://schemas.microsoft.com/office/drawing/2016/5/13/chartex" xmlns:cx8="http://schemas.microsoft.com/office/drawing/2016/5/14/chartex" xmlns:mc="http://schemas.openxmlformats.org/markup-compatibility/2006" xmlns:aink="http://schemas.microsoft.com/office/drawing/2016/ink" xmlns:am3d="http://schemas.microsoft.com/office/drawing/2017/model3d" xmlns:o="urn:schemas-microsoft-com:office:office" xmlns:oel="http://schemas.microsoft.com/office/2019/extlst" xmlns:r="http://schemas.openxmlformats.org/officeDocument/2006/relationships" xmlns:m="http://schemas.openxmlformats.org/officeDocument/2006/math" xmlns:v="urn:schemas-microsoft-com:vml" xmlns:wp14="http://schemas.microsoft.com/office/word/2010/wordprocessingDrawing" xmlns:wp="http://schemas.openxmlformats.org/drawingml/2006/wordprocessingDrawing" xmlns:w10="urn:schemas-microsoft-com:office:word" xmlns:w="http://schemas.openxmlformats.org/wordprocessingml/2006/main" xmlns:w14="http://schemas.microsoft.com/office/word/2010/wordml" xmlns:w15="http://schemas.microsoft.com/office/word/2012/wordml" xmlns:w16cex="http://schemas.microsoft.com/office/word/2018/wordml/cex" xmlns:w16cid="http://schemas.microsoft.com/office/word/2016/wordml/cid" xmlns:w16="http://schemas.microsoft.com/office/word/2018/wordml" xmlns:w16sdtdh="http://schemas.microsoft.com/office/word/2020/wordml/sdtdatahash" xmlns:w16se="http://schemas.microsoft.com/office/word/2015/wordml/symex" xmlns:wpg="http://schemas.microsoft.com/office/word/2010/wordprocessingGroup" xmlns:wpi="http://schemas.microsoft.com/office/word/2010/wordprocessingInk" xmlns:wne="http://schemas.microsoft.com/office/word/2006/wordml" xmlns:wps="http://schemas.microsoft.com/office/word/2010/wordprocessingShape" mc:Ignorable="w14 w15 w16se w16cid w16 w16cex w16sdtdh wp14">
   <w:endnote w:type="separator" w:id="-1">
     <w:p>
       <w:r>
@@ -2977,7 +4602,7 @@
 </file>
 
 <file path=word/footer1.xml><?xml version="1.0" encoding="utf-8"?>
-<w:ftr xmlns:wpc="http://schemas.microsoft.com/office/word/2010/wordprocessingCanvas" xmlns:mc="http://schemas.openxmlformats.org/markup-compatibility/2006" xmlns:o="urn:schemas-microsoft-com:office:office" xmlns:r="http://schemas.openxmlformats.org/officeDocument/2006/relationships" xmlns:m="http://schemas.openxmlformats.org/officeDocument/2006/math" xmlns:v="urn:schemas-microsoft-com:vml" xmlns:wp14="http://schemas.microsoft.com/office/word/2010/wordprocessingDrawing" xmlns:wp="http://schemas.openxmlformats.org/drawingml/2006/wordprocessingDrawing" xmlns:w10="urn:schemas-microsoft-com:office:word" xmlns:w="http://schemas.openxmlformats.org/wordprocessingml/2006/main" xmlns:w14="http://schemas.microsoft.com/office/word/2010/wordml" xmlns:w15="http://schemas.microsoft.com/office/word/2012/wordml" xmlns:wpg="http://schemas.microsoft.com/office/word/2010/wordprocessingGroup" xmlns:wpi="http://schemas.microsoft.com/office/word/2010/wordprocessingInk" xmlns:wne="http://schemas.microsoft.com/office/word/2006/wordml" xmlns:wps="http://schemas.microsoft.com/office/word/2010/wordprocessingShape" mc:Ignorable="w14 w15 wp14">
+<w:ftr xmlns:wpc="http://schemas.microsoft.com/office/word/2010/wordprocessingCanvas" xmlns:cx="http://schemas.microsoft.com/office/drawing/2014/chartex" xmlns:cx1="http://schemas.microsoft.com/office/drawing/2015/9/8/chartex" xmlns:cx2="http://schemas.microsoft.com/office/drawing/2015/10/21/chartex" xmlns:cx3="http://schemas.microsoft.com/office/drawing/2016/5/9/chartex" xmlns:cx4="http://schemas.microsoft.com/office/drawing/2016/5/10/chartex" xmlns:cx5="http://schemas.microsoft.com/office/drawing/2016/5/11/chartex" xmlns:cx6="http://schemas.microsoft.com/office/drawing/2016/5/12/chartex" xmlns:cx7="http://schemas.microsoft.com/office/drawing/2016/5/13/chartex" xmlns:cx8="http://schemas.microsoft.com/office/drawing/2016/5/14/chartex" xmlns:mc="http://schemas.openxmlformats.org/markup-compatibility/2006" xmlns:aink="http://schemas.microsoft.com/office/drawing/2016/ink" xmlns:am3d="http://schemas.microsoft.com/office/drawing/2017/model3d" xmlns:o="urn:schemas-microsoft-com:office:office" xmlns:oel="http://schemas.microsoft.com/office/2019/extlst" xmlns:r="http://schemas.openxmlformats.org/officeDocument/2006/relationships" xmlns:m="http://schemas.openxmlformats.org/officeDocument/2006/math" xmlns:v="urn:schemas-microsoft-com:vml" xmlns:wp14="http://schemas.microsoft.com/office/word/2010/wordprocessingDrawing" xmlns:wp="http://schemas.openxmlformats.org/drawingml/2006/wordprocessingDrawing" xmlns:w10="urn:schemas-microsoft-com:office:word" xmlns:w="http://schemas.openxmlformats.org/wordprocessingml/2006/main" xmlns:w14="http://schemas.microsoft.com/office/word/2010/wordml" xmlns:w15="http://schemas.microsoft.com/office/word/2012/wordml" xmlns:w16cex="http://schemas.microsoft.com/office/word/2018/wordml/cex" xmlns:w16cid="http://schemas.microsoft.com/office/word/2016/wordml/cid" xmlns:w16="http://schemas.microsoft.com/office/word/2018/wordml" xmlns:w16sdtdh="http://schemas.microsoft.com/office/word/2020/wordml/sdtdatahash" xmlns:w16se="http://schemas.microsoft.com/office/word/2015/wordml/symex" xmlns:wpg="http://schemas.microsoft.com/office/word/2010/wordprocessingGroup" xmlns:wpi="http://schemas.microsoft.com/office/word/2010/wordprocessingInk" xmlns:wne="http://schemas.microsoft.com/office/word/2006/wordml" xmlns:wps="http://schemas.microsoft.com/office/word/2010/wordprocessingShape" mc:Ignorable="w14 w15 w16se w16cid w16 w16cex w16sdtdh wp14">
   <w:p>
     <w:pPr>
       <w:jc w:val="right"/>
@@ -2988,7 +4613,7 @@
         <w:szCs w:val="14"/>
       </w:rPr>
     </w:pPr>
-    <w:bookmarkStart w:id="1" w:name="_Hlk536099041"/>
+    <w:bookmarkStart w:id="0" w:name="_Hlk536099041"/>
     <w:r>
       <w:rPr>
         <w:rFonts w:ascii="Arial" w:hAnsi="Arial" w:cs="Arial"/>
@@ -3064,10 +4689,10 @@
       <w:t>lcid@inegi.org.mx</w:t>
     </w:r>
   </w:p>
-  <w:bookmarkEnd w:id="1"/>
+  <w:bookmarkEnd w:id="0"/>
   <w:p>
     <w:pPr>
-      <w:pStyle w:val="Piedepgina"/>
+      <w:pStyle w:val="Footer"/>
       <w:rPr>
         <w:rFonts w:ascii="Arial" w:hAnsi="Arial" w:cs="Arial"/>
         <w:sz w:val="14"/>
@@ -3137,7 +4762,7 @@
 </file>
 
 <file path=word/footnotes.xml><?xml version="1.0" encoding="utf-8"?>
-<w:footnotes xmlns:wpc="http://schemas.microsoft.com/office/word/2010/wordprocessingCanvas" xmlns:mc="http://schemas.openxmlformats.org/markup-compatibility/2006" xmlns:o="urn:schemas-microsoft-com:office:office" xmlns:r="http://schemas.openxmlformats.org/officeDocument/2006/relationships" xmlns:m="http://schemas.openxmlformats.org/officeDocument/2006/math" xmlns:v="urn:schemas-microsoft-com:vml" xmlns:wp14="http://schemas.microsoft.com/office/word/2010/wordprocessingDrawing" xmlns:wp="http://schemas.openxmlformats.org/drawingml/2006/wordprocessingDrawing" xmlns:w10="urn:schemas-microsoft-com:office:word" xmlns:w="http://schemas.openxmlformats.org/wordprocessingml/2006/main" xmlns:w14="http://schemas.microsoft.com/office/word/2010/wordml" xmlns:w15="http://schemas.microsoft.com/office/word/2012/wordml" xmlns:wpg="http://schemas.microsoft.com/office/word/2010/wordprocessingGroup" xmlns:wpi="http://schemas.microsoft.com/office/word/2010/wordprocessingInk" xmlns:wne="http://schemas.microsoft.com/office/word/2006/wordml" xmlns:wps="http://schemas.microsoft.com/office/word/2010/wordprocessingShape" mc:Ignorable="w14 w15 wp14">
+<w:footnotes xmlns:wpc="http://schemas.microsoft.com/office/word/2010/wordprocessingCanvas" xmlns:cx="http://schemas.microsoft.com/office/drawing/2014/chartex" xmlns:cx1="http://schemas.microsoft.com/office/drawing/2015/9/8/chartex" xmlns:cx2="http://schemas.microsoft.com/office/drawing/2015/10/21/chartex" xmlns:cx3="http://schemas.microsoft.com/office/drawing/2016/5/9/chartex" xmlns:cx4="http://schemas.microsoft.com/office/drawing/2016/5/10/chartex" xmlns:cx5="http://schemas.microsoft.com/office/drawing/2016/5/11/chartex" xmlns:cx6="http://schemas.microsoft.com/office/drawing/2016/5/12/chartex" xmlns:cx7="http://schemas.microsoft.com/office/drawing/2016/5/13/chartex" xmlns:cx8="http://schemas.microsoft.com/office/drawing/2016/5/14/chartex" xmlns:mc="http://schemas.openxmlformats.org/markup-compatibility/2006" xmlns:aink="http://schemas.microsoft.com/office/drawing/2016/ink" xmlns:am3d="http://schemas.microsoft.com/office/drawing/2017/model3d" xmlns:o="urn:schemas-microsoft-com:office:office" xmlns:oel="http://schemas.microsoft.com/office/2019/extlst" xmlns:r="http://schemas.openxmlformats.org/officeDocument/2006/relationships" xmlns:m="http://schemas.openxmlformats.org/officeDocument/2006/math" xmlns:v="urn:schemas-microsoft-com:vml" xmlns:wp14="http://schemas.microsoft.com/office/word/2010/wordprocessingDrawing" xmlns:wp="http://schemas.openxmlformats.org/drawingml/2006/wordprocessingDrawing" xmlns:w10="urn:schemas-microsoft-com:office:word" xmlns:w="http://schemas.openxmlformats.org/wordprocessingml/2006/main" xmlns:w14="http://schemas.microsoft.com/office/word/2010/wordml" xmlns:w15="http://schemas.microsoft.com/office/word/2012/wordml" xmlns:w16cex="http://schemas.microsoft.com/office/word/2018/wordml/cex" xmlns:w16cid="http://schemas.microsoft.com/office/word/2016/wordml/cid" xmlns:w16="http://schemas.microsoft.com/office/word/2018/wordml" xmlns:w16sdtdh="http://schemas.microsoft.com/office/word/2020/wordml/sdtdatahash" xmlns:w16se="http://schemas.microsoft.com/office/word/2015/wordml/symex" xmlns:wpg="http://schemas.microsoft.com/office/word/2010/wordprocessingGroup" xmlns:wpi="http://schemas.microsoft.com/office/word/2010/wordprocessingInk" xmlns:wne="http://schemas.microsoft.com/office/word/2006/wordml" xmlns:wps="http://schemas.microsoft.com/office/word/2010/wordprocessingShape" mc:Ignorable="w14 w15 w16se w16cid w16 w16cex w16sdtdh wp14">
   <w:footnote w:type="separator" w:id="-1">
     <w:p>
       <w:r>
@@ -3156,7 +4781,7 @@
 </file>
 
 <file path=word/header1.xml><?xml version="1.0" encoding="utf-8"?>
-<w:hdr xmlns:wpc="http://schemas.microsoft.com/office/word/2010/wordprocessingCanvas" xmlns:mc="http://schemas.openxmlformats.org/markup-compatibility/2006" xmlns:o="urn:schemas-microsoft-com:office:office" xmlns:r="http://schemas.openxmlformats.org/officeDocument/2006/relationships" xmlns:m="http://schemas.openxmlformats.org/officeDocument/2006/math" xmlns:v="urn:schemas-microsoft-com:vml" xmlns:wp14="http://schemas.microsoft.com/office/word/2010/wordprocessingDrawing" xmlns:wp="http://schemas.openxmlformats.org/drawingml/2006/wordprocessingDrawing" xmlns:w10="urn:schemas-microsoft-com:office:word" xmlns:w="http://schemas.openxmlformats.org/wordprocessingml/2006/main" xmlns:w14="http://schemas.microsoft.com/office/word/2010/wordml" xmlns:w15="http://schemas.microsoft.com/office/word/2012/wordml" xmlns:wpg="http://schemas.microsoft.com/office/word/2010/wordprocessingGroup" xmlns:wpi="http://schemas.microsoft.com/office/word/2010/wordprocessingInk" xmlns:wne="http://schemas.microsoft.com/office/word/2006/wordml" xmlns:wps="http://schemas.microsoft.com/office/word/2010/wordprocessingShape" mc:Ignorable="w14 w15 wp14">
+<w:hdr xmlns:wpc="http://schemas.microsoft.com/office/word/2010/wordprocessingCanvas" xmlns:cx="http://schemas.microsoft.com/office/drawing/2014/chartex" xmlns:cx1="http://schemas.microsoft.com/office/drawing/2015/9/8/chartex" xmlns:cx2="http://schemas.microsoft.com/office/drawing/2015/10/21/chartex" xmlns:cx3="http://schemas.microsoft.com/office/drawing/2016/5/9/chartex" xmlns:cx4="http://schemas.microsoft.com/office/drawing/2016/5/10/chartex" xmlns:cx5="http://schemas.microsoft.com/office/drawing/2016/5/11/chartex" xmlns:cx6="http://schemas.microsoft.com/office/drawing/2016/5/12/chartex" xmlns:cx7="http://schemas.microsoft.com/office/drawing/2016/5/13/chartex" xmlns:cx8="http://schemas.microsoft.com/office/drawing/2016/5/14/chartex" xmlns:mc="http://schemas.openxmlformats.org/markup-compatibility/2006" xmlns:aink="http://schemas.microsoft.com/office/drawing/2016/ink" xmlns:am3d="http://schemas.microsoft.com/office/drawing/2017/model3d" xmlns:o="urn:schemas-microsoft-com:office:office" xmlns:oel="http://schemas.microsoft.com/office/2019/extlst" xmlns:r="http://schemas.openxmlformats.org/officeDocument/2006/relationships" xmlns:m="http://schemas.openxmlformats.org/officeDocument/2006/math" xmlns:v="urn:schemas-microsoft-com:vml" xmlns:wp14="http://schemas.microsoft.com/office/word/2010/wordprocessingDrawing" xmlns:wp="http://schemas.openxmlformats.org/drawingml/2006/wordprocessingDrawing" xmlns:w10="urn:schemas-microsoft-com:office:word" xmlns:w="http://schemas.openxmlformats.org/wordprocessingml/2006/main" xmlns:w14="http://schemas.microsoft.com/office/word/2010/wordml" xmlns:w15="http://schemas.microsoft.com/office/word/2012/wordml" xmlns:w16cex="http://schemas.microsoft.com/office/word/2018/wordml/cex" xmlns:w16cid="http://schemas.microsoft.com/office/word/2016/wordml/cid" xmlns:w16="http://schemas.microsoft.com/office/word/2018/wordml" xmlns:w16sdtdh="http://schemas.microsoft.com/office/word/2020/wordml/sdtdatahash" xmlns:w16se="http://schemas.microsoft.com/office/word/2015/wordml/symex" xmlns:wpg="http://schemas.microsoft.com/office/word/2010/wordprocessingGroup" xmlns:wpi="http://schemas.microsoft.com/office/word/2010/wordprocessingInk" xmlns:wne="http://schemas.microsoft.com/office/word/2006/wordml" xmlns:wps="http://schemas.microsoft.com/office/word/2010/wordprocessingShape" mc:Ignorable="w14 w15 w16se w16cid w16 w16cex w16sdtdh wp14">
   <w:p>
     <w:pPr>
       <w:ind w:left="5103" w:hanging="5103"/>
@@ -3360,8 +4985,8 @@
 </file>
 
 <file path=word/numbering.xml><?xml version="1.0" encoding="utf-8"?>
-<w:numbering xmlns:wpc="http://schemas.microsoft.com/office/word/2010/wordprocessingCanvas" xmlns:mc="http://schemas.openxmlformats.org/markup-compatibility/2006" xmlns:o="urn:schemas-microsoft-com:office:office" xmlns:r="http://schemas.openxmlformats.org/officeDocument/2006/relationships" xmlns:m="http://schemas.openxmlformats.org/officeDocument/2006/math" xmlns:v="urn:schemas-microsoft-com:vml" xmlns:wp14="http://schemas.microsoft.com/office/word/2010/wordprocessingDrawing" xmlns:wp="http://schemas.openxmlformats.org/drawingml/2006/wordprocessingDrawing" xmlns:w10="urn:schemas-microsoft-com:office:word" xmlns:w="http://schemas.openxmlformats.org/wordprocessingml/2006/main" xmlns:w14="http://schemas.microsoft.com/office/word/2010/wordml" xmlns:w15="http://schemas.microsoft.com/office/word/2012/wordml" xmlns:wpg="http://schemas.microsoft.com/office/word/2010/wordprocessingGroup" xmlns:wpi="http://schemas.microsoft.com/office/word/2010/wordprocessingInk" xmlns:wne="http://schemas.microsoft.com/office/word/2006/wordml" xmlns:wps="http://schemas.microsoft.com/office/word/2010/wordprocessingShape" mc:Ignorable="w14 w15 wp14">
-  <w:abstractNum w:abstractNumId="0">
+<w:numbering xmlns:wpc="http://schemas.microsoft.com/office/word/2010/wordprocessingCanvas" xmlns:cx="http://schemas.microsoft.com/office/drawing/2014/chartex" xmlns:cx1="http://schemas.microsoft.com/office/drawing/2015/9/8/chartex" xmlns:cx2="http://schemas.microsoft.com/office/drawing/2015/10/21/chartex" xmlns:cx3="http://schemas.microsoft.com/office/drawing/2016/5/9/chartex" xmlns:cx4="http://schemas.microsoft.com/office/drawing/2016/5/10/chartex" xmlns:cx5="http://schemas.microsoft.com/office/drawing/2016/5/11/chartex" xmlns:cx6="http://schemas.microsoft.com/office/drawing/2016/5/12/chartex" xmlns:cx7="http://schemas.microsoft.com/office/drawing/2016/5/13/chartex" xmlns:cx8="http://schemas.microsoft.com/office/drawing/2016/5/14/chartex" xmlns:mc="http://schemas.openxmlformats.org/markup-compatibility/2006" xmlns:aink="http://schemas.microsoft.com/office/drawing/2016/ink" xmlns:am3d="http://schemas.microsoft.com/office/drawing/2017/model3d" xmlns:o="urn:schemas-microsoft-com:office:office" xmlns:oel="http://schemas.microsoft.com/office/2019/extlst" xmlns:r="http://schemas.openxmlformats.org/officeDocument/2006/relationships" xmlns:m="http://schemas.openxmlformats.org/officeDocument/2006/math" xmlns:v="urn:schemas-microsoft-com:vml" xmlns:wp14="http://schemas.microsoft.com/office/word/2010/wordprocessingDrawing" xmlns:wp="http://schemas.openxmlformats.org/drawingml/2006/wordprocessingDrawing" xmlns:w10="urn:schemas-microsoft-com:office:word" xmlns:w="http://schemas.openxmlformats.org/wordprocessingml/2006/main" xmlns:w14="http://schemas.microsoft.com/office/word/2010/wordml" xmlns:w15="http://schemas.microsoft.com/office/word/2012/wordml" xmlns:w16cex="http://schemas.microsoft.com/office/word/2018/wordml/cex" xmlns:w16cid="http://schemas.microsoft.com/office/word/2016/wordml/cid" xmlns:w16="http://schemas.microsoft.com/office/word/2018/wordml" xmlns:w16sdtdh="http://schemas.microsoft.com/office/word/2020/wordml/sdtdatahash" xmlns:w16se="http://schemas.microsoft.com/office/word/2015/wordml/symex" xmlns:wpg="http://schemas.microsoft.com/office/word/2010/wordprocessingGroup" xmlns:wpi="http://schemas.microsoft.com/office/word/2010/wordprocessingInk" xmlns:wne="http://schemas.microsoft.com/office/word/2006/wordml" xmlns:wps="http://schemas.microsoft.com/office/word/2010/wordprocessingShape" mc:Ignorable="w14 w15 w16se w16cid w16 w16cex w16sdtdh wp14">
+  <w:abstractNum w:abstractNumId="0" w15:restartNumberingAfterBreak="0">
     <w:nsid w:val="0CB4040D"/>
     <w:multiLevelType w:val="hybridMultilevel"/>
     <w:tmpl w:val="07EC3364"/>
@@ -3474,7 +5099,7 @@
       </w:rPr>
     </w:lvl>
   </w:abstractNum>
-  <w:abstractNum w:abstractNumId="1">
+  <w:abstractNum w:abstractNumId="1" w15:restartNumberingAfterBreak="0">
     <w:nsid w:val="2B1E51C0"/>
     <w:multiLevelType w:val="hybridMultilevel"/>
     <w:tmpl w:val="0BAE81A4"/>
@@ -3587,7 +5212,7 @@
       </w:rPr>
     </w:lvl>
   </w:abstractNum>
-  <w:abstractNum w:abstractNumId="2">
+  <w:abstractNum w:abstractNumId="2" w15:restartNumberingAfterBreak="0">
     <w:nsid w:val="43F421A3"/>
     <w:multiLevelType w:val="hybridMultilevel"/>
     <w:tmpl w:val="5A8E711A"/>
@@ -3700,7 +5325,7 @@
       </w:rPr>
     </w:lvl>
   </w:abstractNum>
-  <w:abstractNum w:abstractNumId="3">
+  <w:abstractNum w:abstractNumId="3" w15:restartNumberingAfterBreak="0">
     <w:nsid w:val="4C301D71"/>
     <w:multiLevelType w:val="hybridMultilevel"/>
     <w:tmpl w:val="5648A30A"/>
@@ -3813,7 +5438,7 @@
       </w:rPr>
     </w:lvl>
   </w:abstractNum>
-  <w:abstractNum w:abstractNumId="4">
+  <w:abstractNum w:abstractNumId="4" w15:restartNumberingAfterBreak="0">
     <w:nsid w:val="578F53A8"/>
     <w:multiLevelType w:val="multilevel"/>
     <w:tmpl w:val="396AE406"/>
@@ -3962,7 +5587,7 @@
       </w:rPr>
     </w:lvl>
   </w:abstractNum>
-  <w:abstractNum w:abstractNumId="5">
+  <w:abstractNum w:abstractNumId="5" w15:restartNumberingAfterBreak="0">
     <w:nsid w:val="6A311D9B"/>
     <w:multiLevelType w:val="hybridMultilevel"/>
     <w:tmpl w:val="FDBA6592"/>
@@ -4075,29 +5700,29 @@
       </w:rPr>
     </w:lvl>
   </w:abstractNum>
-  <w:num w:numId="1">
+  <w:num w:numId="1" w16cid:durableId="420641955">
     <w:abstractNumId w:val="4"/>
   </w:num>
-  <w:num w:numId="2">
+  <w:num w:numId="2" w16cid:durableId="1875919066">
     <w:abstractNumId w:val="0"/>
   </w:num>
-  <w:num w:numId="3">
+  <w:num w:numId="3" w16cid:durableId="231475978">
     <w:abstractNumId w:val="1"/>
   </w:num>
-  <w:num w:numId="4">
+  <w:num w:numId="4" w16cid:durableId="1150706417">
     <w:abstractNumId w:val="3"/>
   </w:num>
-  <w:num w:numId="5">
+  <w:num w:numId="5" w16cid:durableId="100996350">
     <w:abstractNumId w:val="2"/>
   </w:num>
-  <w:num w:numId="6">
+  <w:num w:numId="6" w16cid:durableId="667751474">
     <w:abstractNumId w:val="5"/>
   </w:num>
 </w:numbering>
 </file>
 
 <file path=word/styles.xml><?xml version="1.0" encoding="utf-8"?>
-<w:styles xmlns:mc="http://schemas.openxmlformats.org/markup-compatibility/2006" xmlns:r="http://schemas.openxmlformats.org/officeDocument/2006/relationships" xmlns:w="http://schemas.openxmlformats.org/wordprocessingml/2006/main" xmlns:w14="http://schemas.microsoft.com/office/word/2010/wordml" xmlns:w15="http://schemas.microsoft.com/office/word/2012/wordml" mc:Ignorable="w14 w15">
+<w:styles xmlns:mc="http://schemas.openxmlformats.org/markup-compatibility/2006" xmlns:r="http://schemas.openxmlformats.org/officeDocument/2006/relationships" xmlns:w="http://schemas.openxmlformats.org/wordprocessingml/2006/main" xmlns:w14="http://schemas.microsoft.com/office/word/2010/wordml" xmlns:w15="http://schemas.microsoft.com/office/word/2012/wordml" xmlns:w16cex="http://schemas.microsoft.com/office/word/2018/wordml/cex" xmlns:w16cid="http://schemas.microsoft.com/office/word/2016/wordml/cid" xmlns:w16="http://schemas.microsoft.com/office/word/2018/wordml" xmlns:w16sdtdh="http://schemas.microsoft.com/office/word/2020/wordml/sdtdatahash" xmlns:w16se="http://schemas.microsoft.com/office/word/2015/wordml/symex" mc:Ignorable="w14 w15 w16se w16cid w16 w16cex w16sdtdh">
   <w:docDefaults>
     <w:rPrDefault>
       <w:rPr>
@@ -4113,7 +5738,7 @@
       </w:pPr>
     </w:pPrDefault>
   </w:docDefaults>
-  <w:latentStyles w:defLockedState="0" w:defUIPriority="99" w:defSemiHidden="0" w:defUnhideWhenUsed="0" w:defQFormat="0" w:count="371">
+  <w:latentStyles w:defLockedState="0" w:defUIPriority="99" w:defSemiHidden="0" w:defUnhideWhenUsed="0" w:defQFormat="0" w:count="376">
     <w:lsdException w:name="Normal" w:uiPriority="0" w:qFormat="1"/>
     <w:lsdException w:name="heading 1" w:uiPriority="9" w:qFormat="1"/>
     <w:lsdException w:name="heading 2" w:semiHidden="1" w:uiPriority="9" w:unhideWhenUsed="1" w:qFormat="1"/>
@@ -4485,6 +6110,11 @@
     <w:lsdException w:name="List Table 5 Dark Accent 6" w:uiPriority="50"/>
     <w:lsdException w:name="List Table 6 Colorful Accent 6" w:uiPriority="51"/>
     <w:lsdException w:name="List Table 7 Colorful Accent 6" w:uiPriority="52"/>
+    <w:lsdException w:name="Mention" w:semiHidden="1" w:unhideWhenUsed="1"/>
+    <w:lsdException w:name="Smart Hyperlink" w:semiHidden="1" w:unhideWhenUsed="1"/>
+    <w:lsdException w:name="Hashtag" w:semiHidden="1" w:unhideWhenUsed="1"/>
+    <w:lsdException w:name="Unresolved Mention" w:semiHidden="1" w:unhideWhenUsed="1"/>
+    <w:lsdException w:name="Smart Link" w:semiHidden="1" w:unhideWhenUsed="1"/>
   </w:latentStyles>
   <w:style w:type="paragraph" w:default="1" w:styleId="Normal">
     <w:name w:val="Normal"/>
@@ -4500,13 +6130,13 @@
       <w:lang w:val="es-ES" w:eastAsia="es-ES"/>
     </w:rPr>
   </w:style>
-  <w:style w:type="character" w:default="1" w:styleId="Fuentedeprrafopredeter">
+  <w:style w:type="character" w:default="1" w:styleId="DefaultParagraphFont">
     <w:name w:val="Default Paragraph Font"/>
     <w:uiPriority w:val="1"/>
     <w:semiHidden/>
     <w:unhideWhenUsed/>
   </w:style>
-  <w:style w:type="table" w:default="1" w:styleId="Tablanormal">
+  <w:style w:type="table" w:default="1" w:styleId="TableNormal">
     <w:name w:val="Normal Table"/>
     <w:uiPriority w:val="99"/>
     <w:semiHidden/>
@@ -4521,16 +6151,16 @@
       </w:tblCellMar>
     </w:tblPr>
   </w:style>
-  <w:style w:type="numbering" w:default="1" w:styleId="Sinlista">
+  <w:style w:type="numbering" w:default="1" w:styleId="NoList">
     <w:name w:val="No List"/>
     <w:uiPriority w:val="99"/>
     <w:semiHidden/>
     <w:unhideWhenUsed/>
   </w:style>
-  <w:style w:type="paragraph" w:styleId="Encabezado">
+  <w:style w:type="paragraph" w:styleId="Header">
     <w:name w:val="header"/>
     <w:basedOn w:val="Normal"/>
-    <w:link w:val="EncabezadoCar"/>
+    <w:link w:val="HeaderChar"/>
     <w:uiPriority w:val="99"/>
     <w:unhideWhenUsed/>
     <w:rsid w:val="00E1569D"/>
@@ -4541,17 +6171,17 @@
       </w:tabs>
     </w:pPr>
   </w:style>
-  <w:style w:type="character" w:customStyle="1" w:styleId="EncabezadoCar">
-    <w:name w:val="Encabezado Car"/>
-    <w:basedOn w:val="Fuentedeprrafopredeter"/>
-    <w:link w:val="Encabezado"/>
+  <w:style w:type="character" w:customStyle="1" w:styleId="HeaderChar">
+    <w:name w:val="Header Char"/>
+    <w:basedOn w:val="DefaultParagraphFont"/>
+    <w:link w:val="Header"/>
     <w:uiPriority w:val="99"/>
     <w:rsid w:val="00E1569D"/>
   </w:style>
-  <w:style w:type="paragraph" w:styleId="Piedepgina">
+  <w:style w:type="paragraph" w:styleId="Footer">
     <w:name w:val="footer"/>
     <w:basedOn w:val="Normal"/>
-    <w:link w:val="PiedepginaCar"/>
+    <w:link w:val="FooterChar"/>
     <w:uiPriority w:val="99"/>
     <w:unhideWhenUsed/>
     <w:rsid w:val="00E1569D"/>
@@ -4562,10 +6192,10 @@
       </w:tabs>
     </w:pPr>
   </w:style>
-  <w:style w:type="character" w:customStyle="1" w:styleId="PiedepginaCar">
-    <w:name w:val="Pie de página Car"/>
-    <w:basedOn w:val="Fuentedeprrafopredeter"/>
-    <w:link w:val="Piedepgina"/>
+  <w:style w:type="character" w:customStyle="1" w:styleId="FooterChar">
+    <w:name w:val="Footer Char"/>
+    <w:basedOn w:val="DefaultParagraphFont"/>
+    <w:link w:val="Footer"/>
     <w:uiPriority w:val="99"/>
     <w:rsid w:val="00E1569D"/>
   </w:style>
@@ -4590,7 +6220,7 @@
       <w:lang w:val="es-ES_tradnl"/>
     </w:rPr>
   </w:style>
-  <w:style w:type="paragraph" w:styleId="Prrafodelista">
+  <w:style w:type="paragraph" w:styleId="ListParagraph">
     <w:name w:val="List Paragraph"/>
     <w:basedOn w:val="Normal"/>
     <w:uiPriority w:val="34"/>
@@ -4630,7 +6260,7 @@
       <w:lang w:val="es-ES_tradnl" w:eastAsia="en-US"/>
     </w:rPr>
   </w:style>
-  <w:style w:type="paragraph" w:styleId="Sinespaciado">
+  <w:style w:type="paragraph" w:styleId="NoSpacing">
     <w:name w:val="No Spacing"/>
     <w:uiPriority w:val="1"/>
     <w:qFormat/>
@@ -4653,10 +6283,10 @@
       <w:lang w:val="es-MX" w:eastAsia="es-MX"/>
     </w:rPr>
   </w:style>
-  <w:style w:type="paragraph" w:styleId="Textodeglobo">
+  <w:style w:type="paragraph" w:styleId="BalloonText">
     <w:name w:val="Balloon Text"/>
     <w:basedOn w:val="Normal"/>
-    <w:link w:val="TextodegloboCar"/>
+    <w:link w:val="BalloonTextChar"/>
     <w:uiPriority w:val="99"/>
     <w:semiHidden/>
     <w:unhideWhenUsed/>
@@ -4667,10 +6297,10 @@
       <w:szCs w:val="18"/>
     </w:rPr>
   </w:style>
-  <w:style w:type="character" w:customStyle="1" w:styleId="TextodegloboCar">
-    <w:name w:val="Texto de globo Car"/>
-    <w:basedOn w:val="Fuentedeprrafopredeter"/>
-    <w:link w:val="Textodeglobo"/>
+  <w:style w:type="character" w:customStyle="1" w:styleId="BalloonTextChar">
+    <w:name w:val="Balloon Text Char"/>
+    <w:basedOn w:val="DefaultParagraphFont"/>
+    <w:link w:val="BalloonText"/>
     <w:uiPriority w:val="99"/>
     <w:semiHidden/>
     <w:rsid w:val="009A5E60"/>
@@ -4681,16 +6311,15 @@
       <w:lang w:val="es-ES" w:eastAsia="es-ES"/>
     </w:rPr>
   </w:style>
-  <w:style w:type="table" w:styleId="Tablaconcuadrcula">
+  <w:style w:type="table" w:styleId="TableGrid">
     <w:name w:val="Table Grid"/>
-    <w:basedOn w:val="Tablanormal"/>
+    <w:basedOn w:val="TableNormal"/>
     <w:uiPriority w:val="39"/>
     <w:rsid w:val="003E2D97"/>
     <w:pPr>
       <w:spacing w:after="0" w:line="240" w:lineRule="auto"/>
     </w:pPr>
     <w:tblPr>
-      <w:tblInd w:w="0" w:type="dxa"/>
       <w:tblBorders>
         <w:top w:val="single" w:sz="4" w:space="0" w:color="auto"/>
         <w:left w:val="single" w:sz="4" w:space="0" w:color="auto"/>
@@ -4699,12 +6328,6 @@
         <w:insideH w:val="single" w:sz="4" w:space="0" w:color="auto"/>
         <w:insideV w:val="single" w:sz="4" w:space="0" w:color="auto"/>
       </w:tblBorders>
-      <w:tblCellMar>
-        <w:top w:w="0" w:type="dxa"/>
-        <w:left w:w="108" w:type="dxa"/>
-        <w:bottom w:w="0" w:type="dxa"/>
-        <w:right w:w="108" w:type="dxa"/>
-      </w:tblCellMar>
     </w:tblPr>
   </w:style>
   <w:style w:type="paragraph" w:styleId="NormalWeb">
@@ -4722,9 +6345,9 @@
       <w:lang w:val="es-MX" w:eastAsia="es-MX"/>
     </w:rPr>
   </w:style>
-  <w:style w:type="character" w:styleId="Hipervnculo">
+  <w:style w:type="character" w:styleId="Hyperlink">
     <w:name w:val="Hyperlink"/>
-    <w:basedOn w:val="Fuentedeprrafopredeter"/>
+    <w:basedOn w:val="DefaultParagraphFont"/>
     <w:uiPriority w:val="99"/>
     <w:unhideWhenUsed/>
     <w:rsid w:val="003F5D1B"/>
@@ -5048,12 +6671,25 @@
 </file>
 
 <file path=customXml/item1.xml><?xml version="1.0" encoding="utf-8"?>
+<?mso-contentType ?>
+<FormTemplates xmlns="http://schemas.microsoft.com/sharepoint/v3/contenttype/forms">
+  <Display>DocumentLibraryForm</Display>
+  <Edit>DocumentLibraryForm</Edit>
+  <New>DocumentLibraryForm</New>
+</FormTemplates>
+</file>
+
+<file path=customXml/item2.xml><?xml version="1.0" encoding="utf-8"?>
+<b:Sources xmlns:b="http://schemas.openxmlformats.org/officeDocument/2006/bibliography" xmlns="http://schemas.openxmlformats.org/officeDocument/2006/bibliography" SelectedStyle="\APASixthEditionOfficeOnline.xsl" StyleName="APA" Version="6"/>
+</file>
+
+<file path=customXml/item3.xml><?xml version="1.0" encoding="utf-8"?>
 <p:properties xmlns:p="http://schemas.microsoft.com/office/2006/metadata/properties" xmlns:xsi="http://www.w3.org/2001/XMLSchema-instance" xmlns:pc="http://schemas.microsoft.com/office/infopath/2007/PartnerControls">
   <documentManagement/>
 </p:properties>
 </file>
 
-<file path=customXml/item2.xml><?xml version="1.0" encoding="utf-8"?>
+<file path=customXml/item4.xml><?xml version="1.0" encoding="utf-8"?>
 <ct:contentTypeSchema xmlns:ct="http://schemas.microsoft.com/office/2006/metadata/contentType" xmlns:ma="http://schemas.microsoft.com/office/2006/metadata/properties/metaAttributes" ct:_="" ma:_="" ma:contentTypeName="Documento" ma:contentTypeID="0x0101002CD6D101B991474E93D6C5C48804BC99" ma:contentTypeVersion="0" ma:contentTypeDescription="Crear nuevo documento." ma:contentTypeScope="" ma:versionID="6a91a376ce0852ca1f90f2c352c28c92">
   <xsd:schema xmlns:xsd="http://www.w3.org/2001/XMLSchema" xmlns:xs="http://www.w3.org/2001/XMLSchema" xmlns:p="http://schemas.microsoft.com/office/2006/metadata/properties" targetNamespace="http://schemas.microsoft.com/office/2006/metadata/properties" ma:root="true" ma:fieldsID="ebba8a198e9bb40c3eeca6d0bd41257a">
     <xsd:element name="properties">
@@ -5167,20 +6803,23 @@
 </ct:contentTypeSchema>
 </file>
 
-<file path=customXml/item3.xml><?xml version="1.0" encoding="utf-8"?>
-<?mso-contentType ?>
-<FormTemplates xmlns="http://schemas.microsoft.com/sharepoint/v3/contenttype/forms">
-  <Display>DocumentLibraryForm</Display>
-  <Edit>DocumentLibraryForm</Edit>
-  <New>DocumentLibraryForm</New>
-</FormTemplates>
+<file path=customXml/itemProps1.xml><?xml version="1.0" encoding="utf-8"?>
+<ds:datastoreItem xmlns:ds="http://schemas.openxmlformats.org/officeDocument/2006/customXml" ds:itemID="{FAF48D62-FD41-43EE-9ACA-CB8CE1E027F1}">
+  <ds:schemaRefs>
+    <ds:schemaRef ds:uri="http://schemas.microsoft.com/sharepoint/v3/contenttype/forms"/>
+  </ds:schemaRefs>
+</ds:datastoreItem>
 </file>
 
-<file path=customXml/item4.xml><?xml version="1.0" encoding="utf-8"?>
-<b:Sources xmlns:b="http://schemas.openxmlformats.org/officeDocument/2006/bibliography" xmlns="http://schemas.openxmlformats.org/officeDocument/2006/bibliography" SelectedStyle="\APASixthEditionOfficeOnline.xsl" StyleName="APA" Version="6"/>
+<file path=customXml/itemProps2.xml><?xml version="1.0" encoding="utf-8"?>
+<ds:datastoreItem xmlns:ds="http://schemas.openxmlformats.org/officeDocument/2006/customXml" ds:itemID="{DB659A8E-13AF-44FC-B05F-AAC812D3F2DB}">
+  <ds:schemaRefs>
+    <ds:schemaRef ds:uri="http://schemas.openxmlformats.org/officeDocument/2006/bibliography"/>
+  </ds:schemaRefs>
+</ds:datastoreItem>
 </file>
 
-<file path=customXml/itemProps1.xml><?xml version="1.0" encoding="utf-8"?>
+<file path=customXml/itemProps3.xml><?xml version="1.0" encoding="utf-8"?>
 <ds:datastoreItem xmlns:ds="http://schemas.openxmlformats.org/officeDocument/2006/customXml" ds:itemID="{A4897AE9-B274-416D-9C33-E24F7657A7ED}">
   <ds:schemaRefs>
     <ds:schemaRef ds:uri="http://schemas.microsoft.com/office/2006/metadata/properties"/>
@@ -5189,7 +6828,7 @@
 </ds:datastoreItem>
 </file>
 
-<file path=customXml/itemProps2.xml><?xml version="1.0" encoding="utf-8"?>
+<file path=customXml/itemProps4.xml><?xml version="1.0" encoding="utf-8"?>
 <ds:datastoreItem xmlns:ds="http://schemas.openxmlformats.org/officeDocument/2006/customXml" ds:itemID="{88FAFC0C-7EC2-4ADC-8C89-F4C54DAA142D}">
   <ds:schemaRefs>
     <ds:schemaRef ds:uri="http://schemas.microsoft.com/office/2006/metadata/contentType"/>
@@ -5203,20 +6842,4 @@
     <ds:schemaRef ds:uri="http://schemas.microsoft.com/office/infopath/2007/PartnerControls"/>
   </ds:schemaRefs>
 </ds:datastoreItem>
-</file>
-
-<file path=customXml/itemProps3.xml><?xml version="1.0" encoding="utf-8"?>
-<ds:datastoreItem xmlns:ds="http://schemas.openxmlformats.org/officeDocument/2006/customXml" ds:itemID="{FAF48D62-FD41-43EE-9ACA-CB8CE1E027F1}">
-  <ds:schemaRefs>
-    <ds:schemaRef ds:uri="http://schemas.microsoft.com/sharepoint/v3/contenttype/forms"/>
-  </ds:schemaRefs>
-</ds:datastoreItem>
-</file>
-
-<file path=customXml/itemProps4.xml><?xml version="1.0" encoding="utf-8"?>
-<ds:datastoreItem xmlns:ds="http://schemas.openxmlformats.org/officeDocument/2006/customXml" ds:itemID="{DB659A8E-13AF-44FC-B05F-AAC812D3F2DB}">
-  <ds:schemaRefs>
-    <ds:schemaRef ds:uri="http://schemas.openxmlformats.org/officeDocument/2006/bibliography"/>
-  </ds:schemaRefs>
-</ds:datastoreItem>
 </file>